--- a/Python项目第七组报告.docx
+++ b/Python项目第七组报告.docx
@@ -282,7 +282,6 @@
                 <w:szCs w:val="28"/>
               </w:rPr>
             </w:pPr>
-            <w:proofErr w:type="gramStart"/>
             <w:r>
               <w:rPr>
                 <w:rStyle w:val="af"/>
@@ -291,18 +290,7 @@
                 <w:sz w:val="28"/>
                 <w:szCs w:val="28"/>
               </w:rPr>
-              <w:t>计网</w:t>
-            </w:r>
-            <w:proofErr w:type="gramEnd"/>
-            <w:r>
-              <w:rPr>
-                <w:rStyle w:val="af"/>
-                <w:rFonts w:ascii="宋体" w:hAnsi="宋体" w:hint="eastAsia"/>
-                <w:b w:val="0"/>
-                <w:sz w:val="28"/>
-                <w:szCs w:val="28"/>
-              </w:rPr>
-              <w:t>25-2</w:t>
+              <w:t>计网25-2</w:t>
             </w:r>
           </w:p>
         </w:tc>
@@ -424,19 +412,8 @@
                 <w:sz w:val="28"/>
                 <w:szCs w:val="28"/>
               </w:rPr>
-              <w:t>乐陈怡，</w:t>
+              <w:t>乐陈怡，李震东</w:t>
             </w:r>
-            <w:proofErr w:type="gramStart"/>
-            <w:r>
-              <w:rPr>
-                <w:rFonts w:ascii="宋体" w:hAnsi="宋体" w:hint="eastAsia"/>
-                <w:bCs/>
-                <w:sz w:val="28"/>
-                <w:szCs w:val="28"/>
-              </w:rPr>
-              <w:t>李震东</w:t>
-            </w:r>
-            <w:proofErr w:type="gramEnd"/>
           </w:p>
         </w:tc>
       </w:tr>
@@ -487,19 +464,8 @@
                 <w:sz w:val="28"/>
                 <w:szCs w:val="28"/>
               </w:rPr>
-              <w:t>何锐，范家瑞，</w:t>
+              <w:t>何锐，范家瑞，肖涵</w:t>
             </w:r>
-            <w:proofErr w:type="gramStart"/>
-            <w:r>
-              <w:rPr>
-                <w:rFonts w:ascii="宋体" w:hAnsi="宋体" w:hint="eastAsia"/>
-                <w:bCs/>
-                <w:sz w:val="28"/>
-                <w:szCs w:val="28"/>
-              </w:rPr>
-              <w:t>肖涵</w:t>
-            </w:r>
-            <w:proofErr w:type="gramEnd"/>
           </w:p>
         </w:tc>
       </w:tr>
@@ -580,7 +546,7 @@
         </w:rPr>
         <w:fldChar w:fldCharType="separate"/>
       </w:r>
-      <w:hyperlink w:anchor="_Toc232895109" w:history="1">
+      <w:hyperlink w:anchor="_Toc233019424" w:history="1">
         <w:r>
           <w:rPr>
             <w:rStyle w:val="af2"/>
@@ -610,7 +576,7 @@
             <w:noProof/>
             <w:webHidden/>
           </w:rPr>
-          <w:instrText xml:space="preserve"> PAGEREF _Toc232895109 \h </w:instrText>
+          <w:instrText xml:space="preserve"> PAGEREF _Toc233019424 \h </w:instrText>
         </w:r>
         <w:r>
           <w:rPr>
@@ -653,7 +619,7 @@
           <w:sz w:val="22"/>
         </w:rPr>
       </w:pPr>
-      <w:hyperlink w:anchor="_Toc232895110" w:history="1">
+      <w:hyperlink w:anchor="_Toc233019425" w:history="1">
         <w:r>
           <w:rPr>
             <w:rStyle w:val="af2"/>
@@ -681,7 +647,7 @@
             <w:noProof/>
             <w:webHidden/>
           </w:rPr>
-          <w:instrText xml:space="preserve"> PAGEREF _Toc232895110 \h </w:instrText>
+          <w:instrText xml:space="preserve"> PAGEREF _Toc233019425 \h </w:instrText>
         </w:r>
         <w:r>
           <w:rPr>
@@ -724,7 +690,7 @@
           <w:sz w:val="22"/>
         </w:rPr>
       </w:pPr>
-      <w:hyperlink w:anchor="_Toc232895111" w:history="1">
+      <w:hyperlink w:anchor="_Toc233019426" w:history="1">
         <w:r>
           <w:rPr>
             <w:rStyle w:val="af2"/>
@@ -754,7 +720,7 @@
             <w:noProof/>
             <w:webHidden/>
           </w:rPr>
-          <w:instrText xml:space="preserve"> PAGEREF _Toc232895111 \h </w:instrText>
+          <w:instrText xml:space="preserve"> PAGEREF _Toc233019426 \h </w:instrText>
         </w:r>
         <w:r>
           <w:rPr>
@@ -797,7 +763,7 @@
           <w:sz w:val="22"/>
         </w:rPr>
       </w:pPr>
-      <w:hyperlink w:anchor="_Toc232895112" w:history="1">
+      <w:hyperlink w:anchor="_Toc233019427" w:history="1">
         <w:r>
           <w:rPr>
             <w:rStyle w:val="af2"/>
@@ -827,7 +793,7 @@
             <w:noProof/>
             <w:webHidden/>
           </w:rPr>
-          <w:instrText xml:space="preserve"> PAGEREF _Toc232895112 \h </w:instrText>
+          <w:instrText xml:space="preserve"> PAGEREF _Toc233019427 \h </w:instrText>
         </w:r>
         <w:r>
           <w:rPr>
@@ -870,7 +836,7 @@
           <w:sz w:val="22"/>
         </w:rPr>
       </w:pPr>
-      <w:hyperlink w:anchor="_Toc232895113" w:history="1">
+      <w:hyperlink w:anchor="_Toc233019428" w:history="1">
         <w:r>
           <w:rPr>
             <w:rStyle w:val="af2"/>
@@ -900,7 +866,7 @@
             <w:noProof/>
             <w:webHidden/>
           </w:rPr>
-          <w:instrText xml:space="preserve"> PAGEREF _Toc232895113 \h </w:instrText>
+          <w:instrText xml:space="preserve"> PAGEREF _Toc233019428 \h </w:instrText>
         </w:r>
         <w:r>
           <w:rPr>
@@ -943,7 +909,7 @@
           <w:sz w:val="22"/>
         </w:rPr>
       </w:pPr>
-      <w:hyperlink w:anchor="_Toc232895114" w:history="1">
+      <w:hyperlink w:anchor="_Toc233019429" w:history="1">
         <w:r>
           <w:rPr>
             <w:rStyle w:val="af2"/>
@@ -973,7 +939,7 @@
             <w:noProof/>
             <w:webHidden/>
           </w:rPr>
-          <w:instrText xml:space="preserve"> PAGEREF _Toc232895114 \h </w:instrText>
+          <w:instrText xml:space="preserve"> PAGEREF _Toc233019429 \h </w:instrText>
         </w:r>
         <w:r>
           <w:rPr>
@@ -1016,7 +982,7 @@
           <w:sz w:val="22"/>
         </w:rPr>
       </w:pPr>
-      <w:hyperlink w:anchor="_Toc232895115" w:history="1">
+      <w:hyperlink w:anchor="_Toc233019430" w:history="1">
         <w:r>
           <w:rPr>
             <w:rStyle w:val="af2"/>
@@ -1046,7 +1012,7 @@
             <w:noProof/>
             <w:webHidden/>
           </w:rPr>
-          <w:instrText xml:space="preserve"> PAGEREF _Toc232895115 \h </w:instrText>
+          <w:instrText xml:space="preserve"> PAGEREF _Toc233019430 \h </w:instrText>
         </w:r>
         <w:r>
           <w:rPr>
@@ -1089,7 +1055,7 @@
           <w:sz w:val="22"/>
         </w:rPr>
       </w:pPr>
-      <w:hyperlink w:anchor="_Toc232895116" w:history="1">
+      <w:hyperlink w:anchor="_Toc233019431" w:history="1">
         <w:r>
           <w:rPr>
             <w:rStyle w:val="af2"/>
@@ -1119,7 +1085,7 @@
             <w:noProof/>
             <w:webHidden/>
           </w:rPr>
-          <w:instrText xml:space="preserve"> PAGEREF _Toc232895116 \h </w:instrText>
+          <w:instrText xml:space="preserve"> PAGEREF _Toc233019431 \h </w:instrText>
         </w:r>
         <w:r>
           <w:rPr>
@@ -1162,7 +1128,7 @@
           <w:sz w:val="22"/>
         </w:rPr>
       </w:pPr>
-      <w:hyperlink w:anchor="_Toc232895117" w:history="1">
+      <w:hyperlink w:anchor="_Toc233019432" w:history="1">
         <w:r>
           <w:rPr>
             <w:rStyle w:val="af2"/>
@@ -1192,7 +1158,7 @@
             <w:noProof/>
             <w:webHidden/>
           </w:rPr>
-          <w:instrText xml:space="preserve"> PAGEREF _Toc232895117 \h </w:instrText>
+          <w:instrText xml:space="preserve"> PAGEREF _Toc233019432 \h </w:instrText>
         </w:r>
         <w:r>
           <w:rPr>
@@ -1235,7 +1201,7 @@
           <w:sz w:val="22"/>
         </w:rPr>
       </w:pPr>
-      <w:hyperlink w:anchor="_Toc232895118" w:history="1">
+      <w:hyperlink w:anchor="_Toc233019433" w:history="1">
         <w:r>
           <w:rPr>
             <w:rStyle w:val="af2"/>
@@ -1265,7 +1231,7 @@
             <w:noProof/>
             <w:webHidden/>
           </w:rPr>
-          <w:instrText xml:space="preserve"> PAGEREF _Toc232895118 \h </w:instrText>
+          <w:instrText xml:space="preserve"> PAGEREF _Toc233019433 \h </w:instrText>
         </w:r>
         <w:r>
           <w:rPr>
@@ -1308,7 +1274,7 @@
           <w:sz w:val="22"/>
         </w:rPr>
       </w:pPr>
-      <w:hyperlink w:anchor="_Toc232895119" w:history="1">
+      <w:hyperlink w:anchor="_Toc233019434" w:history="1">
         <w:r>
           <w:rPr>
             <w:rStyle w:val="af2"/>
@@ -1342,7 +1308,7 @@
             <w:noProof/>
             <w:webHidden/>
           </w:rPr>
-          <w:instrText xml:space="preserve"> PAGEREF _Toc232895119 \h </w:instrText>
+          <w:instrText xml:space="preserve"> PAGEREF _Toc233019434 \h </w:instrText>
         </w:r>
         <w:r>
           <w:rPr>
@@ -1385,7 +1351,7 @@
           <w:sz w:val="22"/>
         </w:rPr>
       </w:pPr>
-      <w:hyperlink w:anchor="_Toc232895120" w:history="1">
+      <w:hyperlink w:anchor="_Toc233019435" w:history="1">
         <w:r>
           <w:rPr>
             <w:rStyle w:val="af2"/>
@@ -1419,7 +1385,7 @@
             <w:noProof/>
             <w:webHidden/>
           </w:rPr>
-          <w:instrText xml:space="preserve"> PAGEREF _Toc232895120 \h </w:instrText>
+          <w:instrText xml:space="preserve"> PAGEREF _Toc233019435 \h </w:instrText>
         </w:r>
         <w:r>
           <w:rPr>
@@ -1462,7 +1428,7 @@
           <w:sz w:val="22"/>
         </w:rPr>
       </w:pPr>
-      <w:hyperlink w:anchor="_Toc232895121" w:history="1">
+      <w:hyperlink w:anchor="_Toc233019436" w:history="1">
         <w:r>
           <w:rPr>
             <w:rStyle w:val="af2"/>
@@ -1496,7 +1462,7 @@
             <w:noProof/>
             <w:webHidden/>
           </w:rPr>
-          <w:instrText xml:space="preserve"> PAGEREF _Toc232895121 \h </w:instrText>
+          <w:instrText xml:space="preserve"> PAGEREF _Toc233019436 \h </w:instrText>
         </w:r>
         <w:r>
           <w:rPr>
@@ -1539,7 +1505,7 @@
           <w:sz w:val="22"/>
         </w:rPr>
       </w:pPr>
-      <w:hyperlink w:anchor="_Toc232895122" w:history="1">
+      <w:hyperlink w:anchor="_Toc233019437" w:history="1">
         <w:r>
           <w:rPr>
             <w:rStyle w:val="af2"/>
@@ -1569,7 +1535,7 @@
             <w:noProof/>
             <w:webHidden/>
           </w:rPr>
-          <w:instrText xml:space="preserve"> PAGEREF _Toc232895122 \h </w:instrText>
+          <w:instrText xml:space="preserve"> PAGEREF _Toc233019437 \h </w:instrText>
         </w:r>
         <w:r>
           <w:rPr>
@@ -1612,7 +1578,7 @@
           <w:sz w:val="22"/>
         </w:rPr>
       </w:pPr>
-      <w:hyperlink w:anchor="_Toc232895123" w:history="1">
+      <w:hyperlink w:anchor="_Toc233019438" w:history="1">
         <w:r>
           <w:rPr>
             <w:rStyle w:val="af2"/>
@@ -1646,7 +1612,7 @@
             <w:noProof/>
             <w:webHidden/>
           </w:rPr>
-          <w:instrText xml:space="preserve"> PAGEREF _Toc232895123 \h </w:instrText>
+          <w:instrText xml:space="preserve"> PAGEREF _Toc233019438 \h </w:instrText>
         </w:r>
         <w:r>
           <w:rPr>
@@ -1689,7 +1655,7 @@
           <w:sz w:val="22"/>
         </w:rPr>
       </w:pPr>
-      <w:hyperlink w:anchor="_Toc232895124" w:history="1">
+      <w:hyperlink w:anchor="_Toc233019439" w:history="1">
         <w:r>
           <w:rPr>
             <w:rStyle w:val="af2"/>
@@ -1723,7 +1689,7 @@
             <w:noProof/>
             <w:webHidden/>
           </w:rPr>
-          <w:instrText xml:space="preserve"> PAGEREF _Toc232895124 \h </w:instrText>
+          <w:instrText xml:space="preserve"> PAGEREF _Toc233019439 \h </w:instrText>
         </w:r>
         <w:r>
           <w:rPr>
@@ -1766,7 +1732,7 @@
           <w:sz w:val="22"/>
         </w:rPr>
       </w:pPr>
-      <w:hyperlink w:anchor="_Toc232895125" w:history="1">
+      <w:hyperlink w:anchor="_Toc233019440" w:history="1">
         <w:r>
           <w:rPr>
             <w:rStyle w:val="af2"/>
@@ -1800,7 +1766,7 @@
             <w:noProof/>
             <w:webHidden/>
           </w:rPr>
-          <w:instrText xml:space="preserve"> PAGEREF _Toc232895125 \h </w:instrText>
+          <w:instrText xml:space="preserve"> PAGEREF _Toc233019440 \h </w:instrText>
         </w:r>
         <w:r>
           <w:rPr>
@@ -1843,7 +1809,7 @@
           <w:sz w:val="22"/>
         </w:rPr>
       </w:pPr>
-      <w:hyperlink w:anchor="_Toc232895126" w:history="1">
+      <w:hyperlink w:anchor="_Toc233019441" w:history="1">
         <w:r>
           <w:rPr>
             <w:rStyle w:val="af2"/>
@@ -1877,7 +1843,7 @@
             <w:noProof/>
             <w:webHidden/>
           </w:rPr>
-          <w:instrText xml:space="preserve"> PAGEREF _Toc232895126 \h </w:instrText>
+          <w:instrText xml:space="preserve"> PAGEREF _Toc233019441 \h </w:instrText>
         </w:r>
         <w:r>
           <w:rPr>
@@ -1920,7 +1886,7 @@
           <w:sz w:val="22"/>
         </w:rPr>
       </w:pPr>
-      <w:hyperlink w:anchor="_Toc232895127" w:history="1">
+      <w:hyperlink w:anchor="_Toc233019442" w:history="1">
         <w:r>
           <w:rPr>
             <w:rStyle w:val="af2"/>
@@ -1954,7 +1920,7 @@
             <w:noProof/>
             <w:webHidden/>
           </w:rPr>
-          <w:instrText xml:space="preserve"> PAGEREF _Toc232895127 \h </w:instrText>
+          <w:instrText xml:space="preserve"> PAGEREF _Toc233019442 \h </w:instrText>
         </w:r>
         <w:r>
           <w:rPr>
@@ -1997,7 +1963,7 @@
           <w:sz w:val="22"/>
         </w:rPr>
       </w:pPr>
-      <w:hyperlink w:anchor="_Toc232895128" w:history="1">
+      <w:hyperlink w:anchor="_Toc233019443" w:history="1">
         <w:r>
           <w:rPr>
             <w:rStyle w:val="af2"/>
@@ -2027,7 +1993,7 @@
             <w:noProof/>
             <w:webHidden/>
           </w:rPr>
-          <w:instrText xml:space="preserve"> PAGEREF _Toc232895128 \h </w:instrText>
+          <w:instrText xml:space="preserve"> PAGEREF _Toc233019443 \h </w:instrText>
         </w:r>
         <w:r>
           <w:rPr>
@@ -2070,7 +2036,7 @@
           <w:sz w:val="22"/>
         </w:rPr>
       </w:pPr>
-      <w:hyperlink w:anchor="_Toc232895129" w:history="1">
+      <w:hyperlink w:anchor="_Toc233019444" w:history="1">
         <w:r>
           <w:rPr>
             <w:rStyle w:val="af2"/>
@@ -2104,7 +2070,7 @@
             <w:noProof/>
             <w:webHidden/>
           </w:rPr>
-          <w:instrText xml:space="preserve"> PAGEREF _Toc232895129 \h </w:instrText>
+          <w:instrText xml:space="preserve"> PAGEREF _Toc233019444 \h </w:instrText>
         </w:r>
         <w:r>
           <w:rPr>
@@ -2147,7 +2113,7 @@
           <w:sz w:val="22"/>
         </w:rPr>
       </w:pPr>
-      <w:hyperlink w:anchor="_Toc232895130" w:history="1">
+      <w:hyperlink w:anchor="_Toc233019445" w:history="1">
         <w:r>
           <w:rPr>
             <w:rStyle w:val="af2"/>
@@ -2181,7 +2147,7 @@
             <w:noProof/>
             <w:webHidden/>
           </w:rPr>
-          <w:instrText xml:space="preserve"> PAGEREF _Toc232895130 \h </w:instrText>
+          <w:instrText xml:space="preserve"> PAGEREF _Toc233019445 \h </w:instrText>
         </w:r>
         <w:r>
           <w:rPr>
@@ -2224,7 +2190,7 @@
           <w:sz w:val="22"/>
         </w:rPr>
       </w:pPr>
-      <w:hyperlink w:anchor="_Toc232895131" w:history="1">
+      <w:hyperlink w:anchor="_Toc233019446" w:history="1">
         <w:r>
           <w:rPr>
             <w:rStyle w:val="af2"/>
@@ -2258,7 +2224,7 @@
             <w:noProof/>
             <w:webHidden/>
           </w:rPr>
-          <w:instrText xml:space="preserve"> PAGEREF _Toc232895131 \h </w:instrText>
+          <w:instrText xml:space="preserve"> PAGEREF _Toc233019446 \h </w:instrText>
         </w:r>
         <w:r>
           <w:rPr>
@@ -2301,7 +2267,7 @@
           <w:sz w:val="22"/>
         </w:rPr>
       </w:pPr>
-      <w:hyperlink w:anchor="_Toc232895132" w:history="1">
+      <w:hyperlink w:anchor="_Toc233019447" w:history="1">
         <w:r>
           <w:rPr>
             <w:rStyle w:val="af2"/>
@@ -2335,7 +2301,7 @@
             <w:noProof/>
             <w:webHidden/>
           </w:rPr>
-          <w:instrText xml:space="preserve"> PAGEREF _Toc232895132 \h </w:instrText>
+          <w:instrText xml:space="preserve"> PAGEREF _Toc233019447 \h </w:instrText>
         </w:r>
         <w:r>
           <w:rPr>
@@ -2378,7 +2344,7 @@
           <w:sz w:val="22"/>
         </w:rPr>
       </w:pPr>
-      <w:hyperlink w:anchor="_Toc232895133" w:history="1">
+      <w:hyperlink w:anchor="_Toc233019448" w:history="1">
         <w:r>
           <w:rPr>
             <w:rStyle w:val="af2"/>
@@ -2412,7 +2378,7 @@
             <w:noProof/>
             <w:webHidden/>
           </w:rPr>
-          <w:instrText xml:space="preserve"> PAGEREF _Toc232895133 \h </w:instrText>
+          <w:instrText xml:space="preserve"> PAGEREF _Toc233019448 \h </w:instrText>
         </w:r>
         <w:r>
           <w:rPr>
@@ -2455,7 +2421,7 @@
           <w:sz w:val="22"/>
         </w:rPr>
       </w:pPr>
-      <w:hyperlink w:anchor="_Toc232895134" w:history="1">
+      <w:hyperlink w:anchor="_Toc233019449" w:history="1">
         <w:r>
           <w:rPr>
             <w:rStyle w:val="af2"/>
@@ -2483,7 +2449,7 @@
             <w:noProof/>
             <w:webHidden/>
           </w:rPr>
-          <w:instrText xml:space="preserve"> PAGEREF _Toc232895134 \h </w:instrText>
+          <w:instrText xml:space="preserve"> PAGEREF _Toc233019449 \h </w:instrText>
         </w:r>
         <w:r>
           <w:rPr>
@@ -2526,7 +2492,7 @@
           <w:sz w:val="22"/>
         </w:rPr>
       </w:pPr>
-      <w:hyperlink w:anchor="_Toc232895135" w:history="1">
+      <w:hyperlink w:anchor="_Toc233019450" w:history="1">
         <w:r>
           <w:rPr>
             <w:rStyle w:val="af2"/>
@@ -2556,7 +2522,7 @@
             <w:noProof/>
             <w:webHidden/>
           </w:rPr>
-          <w:instrText xml:space="preserve"> PAGEREF _Toc232895135 \h </w:instrText>
+          <w:instrText xml:space="preserve"> PAGEREF _Toc233019450 \h </w:instrText>
         </w:r>
         <w:r>
           <w:rPr>
@@ -2599,7 +2565,7 @@
           <w:sz w:val="22"/>
         </w:rPr>
       </w:pPr>
-      <w:hyperlink w:anchor="_Toc232895136" w:history="1">
+      <w:hyperlink w:anchor="_Toc233019451" w:history="1">
         <w:r>
           <w:rPr>
             <w:rStyle w:val="af2"/>
@@ -2608,7 +2574,7 @@
             <w:bCs/>
             <w:noProof/>
           </w:rPr>
-          <w:t>3.2. 全局导航与工具模块实现</w:t>
+          <w:t>3.2 全局导航与工具模块实现</w:t>
         </w:r>
         <w:r>
           <w:rPr>
@@ -2629,7 +2595,7 @@
             <w:noProof/>
             <w:webHidden/>
           </w:rPr>
-          <w:instrText xml:space="preserve"> PAGEREF _Toc232895136 \h </w:instrText>
+          <w:instrText xml:space="preserve"> PAGEREF _Toc233019451 \h </w:instrText>
         </w:r>
         <w:r>
           <w:rPr>
@@ -2672,7 +2638,7 @@
           <w:sz w:val="22"/>
         </w:rPr>
       </w:pPr>
-      <w:hyperlink w:anchor="_Toc232895137" w:history="1">
+      <w:hyperlink w:anchor="_Toc233019452" w:history="1">
         <w:r>
           <w:rPr>
             <w:rStyle w:val="af2"/>
@@ -2713,7 +2679,7 @@
             <w:noProof/>
             <w:webHidden/>
           </w:rPr>
-          <w:instrText xml:space="preserve"> PAGEREF _Toc232895137 \h </w:instrText>
+          <w:instrText xml:space="preserve"> PAGEREF _Toc233019452 \h </w:instrText>
         </w:r>
         <w:r>
           <w:rPr>
@@ -2756,7 +2722,7 @@
           <w:sz w:val="22"/>
         </w:rPr>
       </w:pPr>
-      <w:hyperlink w:anchor="_Toc232895138" w:history="1">
+      <w:hyperlink w:anchor="_Toc233019453" w:history="1">
         <w:r>
           <w:rPr>
             <w:rStyle w:val="af2"/>
@@ -2783,7 +2749,7 @@
             <w:noProof/>
             <w:webHidden/>
           </w:rPr>
-          <w:instrText xml:space="preserve"> PAGEREF _Toc232895138 \h </w:instrText>
+          <w:instrText xml:space="preserve"> PAGEREF _Toc233019453 \h </w:instrText>
         </w:r>
         <w:r>
           <w:rPr>
@@ -2826,7 +2792,7 @@
           <w:sz w:val="22"/>
         </w:rPr>
       </w:pPr>
-      <w:hyperlink w:anchor="_Toc232895139" w:history="1">
+      <w:hyperlink w:anchor="_Toc233019454" w:history="1">
         <w:r>
           <w:rPr>
             <w:rStyle w:val="af2"/>
@@ -2868,7 +2834,7 @@
             <w:noProof/>
             <w:webHidden/>
           </w:rPr>
-          <w:instrText xml:space="preserve"> PAGEREF _Toc232895139 \h </w:instrText>
+          <w:instrText xml:space="preserve"> PAGEREF _Toc233019454 \h </w:instrText>
         </w:r>
         <w:r>
           <w:rPr>
@@ -2911,7 +2877,7 @@
           <w:sz w:val="22"/>
         </w:rPr>
       </w:pPr>
-      <w:hyperlink w:anchor="_Toc232895140" w:history="1">
+      <w:hyperlink w:anchor="_Toc233019455" w:history="1">
         <w:r>
           <w:rPr>
             <w:rStyle w:val="af2"/>
@@ -2953,7 +2919,7 @@
             <w:noProof/>
             <w:webHidden/>
           </w:rPr>
-          <w:instrText xml:space="preserve"> PAGEREF _Toc232895140 \h </w:instrText>
+          <w:instrText xml:space="preserve"> PAGEREF _Toc233019455 \h </w:instrText>
         </w:r>
         <w:r>
           <w:rPr>
@@ -2996,7 +2962,7 @@
           <w:sz w:val="22"/>
         </w:rPr>
       </w:pPr>
-      <w:hyperlink w:anchor="_Toc232895141" w:history="1">
+      <w:hyperlink w:anchor="_Toc233019456" w:history="1">
         <w:r>
           <w:rPr>
             <w:rStyle w:val="af2"/>
@@ -3052,7 +3018,7 @@
             <w:noProof/>
             <w:webHidden/>
           </w:rPr>
-          <w:instrText xml:space="preserve"> PAGEREF _Toc232895141 \h </w:instrText>
+          <w:instrText xml:space="preserve"> PAGEREF _Toc233019456 \h </w:instrText>
         </w:r>
         <w:r>
           <w:rPr>
@@ -3095,7 +3061,7 @@
           <w:sz w:val="22"/>
         </w:rPr>
       </w:pPr>
-      <w:hyperlink w:anchor="_Toc232895142" w:history="1">
+      <w:hyperlink w:anchor="_Toc233019457" w:history="1">
         <w:r>
           <w:rPr>
             <w:rStyle w:val="af2"/>
@@ -3137,7 +3103,7 @@
             <w:noProof/>
             <w:webHidden/>
           </w:rPr>
-          <w:instrText xml:space="preserve"> PAGEREF _Toc232895142 \h </w:instrText>
+          <w:instrText xml:space="preserve"> PAGEREF _Toc233019457 \h </w:instrText>
         </w:r>
         <w:r>
           <w:rPr>
@@ -3180,7 +3146,7 @@
           <w:sz w:val="22"/>
         </w:rPr>
       </w:pPr>
-      <w:hyperlink w:anchor="_Toc232895143" w:history="1">
+      <w:hyperlink w:anchor="_Toc233019458" w:history="1">
         <w:r>
           <w:rPr>
             <w:rStyle w:val="af2"/>
@@ -3210,7 +3176,7 @@
             <w:noProof/>
             <w:webHidden/>
           </w:rPr>
-          <w:instrText xml:space="preserve"> PAGEREF _Toc232895143 \h </w:instrText>
+          <w:instrText xml:space="preserve"> PAGEREF _Toc233019458 \h </w:instrText>
         </w:r>
         <w:r>
           <w:rPr>
@@ -3253,7 +3219,7 @@
           <w:sz w:val="22"/>
         </w:rPr>
       </w:pPr>
-      <w:hyperlink w:anchor="_Toc232895144" w:history="1">
+      <w:hyperlink w:anchor="_Toc233019459" w:history="1">
         <w:r>
           <w:rPr>
             <w:rStyle w:val="af2"/>
@@ -3280,7 +3246,7 @@
             <w:noProof/>
             <w:webHidden/>
           </w:rPr>
-          <w:instrText xml:space="preserve"> PAGEREF _Toc232895144 \h </w:instrText>
+          <w:instrText xml:space="preserve"> PAGEREF _Toc233019459 \h </w:instrText>
         </w:r>
         <w:r>
           <w:rPr>
@@ -3323,7 +3289,7 @@
           <w:sz w:val="22"/>
         </w:rPr>
       </w:pPr>
-      <w:hyperlink w:anchor="_Toc232895145" w:history="1">
+      <w:hyperlink w:anchor="_Toc233019460" w:history="1">
         <w:r>
           <w:rPr>
             <w:rStyle w:val="af2"/>
@@ -3350,7 +3316,7 @@
             <w:noProof/>
             <w:webHidden/>
           </w:rPr>
-          <w:instrText xml:space="preserve"> PAGEREF _Toc232895145 \h </w:instrText>
+          <w:instrText xml:space="preserve"> PAGEREF _Toc233019460 \h </w:instrText>
         </w:r>
         <w:r>
           <w:rPr>
@@ -3393,7 +3359,7 @@
           <w:sz w:val="22"/>
         </w:rPr>
       </w:pPr>
-      <w:hyperlink w:anchor="_Toc232895146" w:history="1">
+      <w:hyperlink w:anchor="_Toc233019461" w:history="1">
         <w:r>
           <w:rPr>
             <w:rStyle w:val="af2"/>
@@ -3420,7 +3386,7 @@
             <w:noProof/>
             <w:webHidden/>
           </w:rPr>
-          <w:instrText xml:space="preserve"> PAGEREF _Toc232895146 \h </w:instrText>
+          <w:instrText xml:space="preserve"> PAGEREF _Toc233019461 \h </w:instrText>
         </w:r>
         <w:r>
           <w:rPr>
@@ -3463,7 +3429,7 @@
           <w:sz w:val="22"/>
         </w:rPr>
       </w:pPr>
-      <w:hyperlink w:anchor="_Toc232895147" w:history="1">
+      <w:hyperlink w:anchor="_Toc233019462" w:history="1">
         <w:r>
           <w:rPr>
             <w:rStyle w:val="af2"/>
@@ -3505,7 +3471,7 @@
             <w:noProof/>
             <w:webHidden/>
           </w:rPr>
-          <w:instrText xml:space="preserve"> PAGEREF _Toc232895147 \h </w:instrText>
+          <w:instrText xml:space="preserve"> PAGEREF _Toc233019462 \h </w:instrText>
         </w:r>
         <w:r>
           <w:rPr>
@@ -3548,7 +3514,7 @@
           <w:sz w:val="22"/>
         </w:rPr>
       </w:pPr>
-      <w:hyperlink w:anchor="_Toc232895148" w:history="1">
+      <w:hyperlink w:anchor="_Toc233019463" w:history="1">
         <w:r>
           <w:rPr>
             <w:rStyle w:val="af2"/>
@@ -3578,7 +3544,7 @@
             <w:noProof/>
             <w:webHidden/>
           </w:rPr>
-          <w:instrText xml:space="preserve"> PAGEREF _Toc232895148 \h </w:instrText>
+          <w:instrText xml:space="preserve"> PAGEREF _Toc233019463 \h </w:instrText>
         </w:r>
         <w:r>
           <w:rPr>
@@ -3621,7 +3587,7 @@
           <w:sz w:val="22"/>
         </w:rPr>
       </w:pPr>
-      <w:hyperlink w:anchor="_Toc232895149" w:history="1">
+      <w:hyperlink w:anchor="_Toc233019464" w:history="1">
         <w:r>
           <w:rPr>
             <w:rStyle w:val="af2"/>
@@ -3648,7 +3614,7 @@
             <w:noProof/>
             <w:webHidden/>
           </w:rPr>
-          <w:instrText xml:space="preserve"> PAGEREF _Toc232895149 \h </w:instrText>
+          <w:instrText xml:space="preserve"> PAGEREF _Toc233019464 \h </w:instrText>
         </w:r>
         <w:r>
           <w:rPr>
@@ -3691,7 +3657,7 @@
           <w:sz w:val="22"/>
         </w:rPr>
       </w:pPr>
-      <w:hyperlink w:anchor="_Toc232895150" w:history="1">
+      <w:hyperlink w:anchor="_Toc233019465" w:history="1">
         <w:r>
           <w:rPr>
             <w:rStyle w:val="af2"/>
@@ -3733,7 +3699,7 @@
             <w:noProof/>
             <w:webHidden/>
           </w:rPr>
-          <w:instrText xml:space="preserve"> PAGEREF _Toc232895150 \h </w:instrText>
+          <w:instrText xml:space="preserve"> PAGEREF _Toc233019465 \h </w:instrText>
         </w:r>
         <w:r>
           <w:rPr>
@@ -3776,7 +3742,7 @@
           <w:sz w:val="22"/>
         </w:rPr>
       </w:pPr>
-      <w:hyperlink w:anchor="_Toc232895151" w:history="1">
+      <w:hyperlink w:anchor="_Toc233019466" w:history="1">
         <w:r>
           <w:rPr>
             <w:rStyle w:val="af2"/>
@@ -3803,7 +3769,7 @@
             <w:noProof/>
             <w:webHidden/>
           </w:rPr>
-          <w:instrText xml:space="preserve"> PAGEREF _Toc232895151 \h </w:instrText>
+          <w:instrText xml:space="preserve"> PAGEREF _Toc233019466 \h </w:instrText>
         </w:r>
         <w:r>
           <w:rPr>
@@ -3846,7 +3812,7 @@
           <w:sz w:val="22"/>
         </w:rPr>
       </w:pPr>
-      <w:hyperlink w:anchor="_Toc232895152" w:history="1">
+      <w:hyperlink w:anchor="_Toc233019467" w:history="1">
         <w:r>
           <w:rPr>
             <w:rStyle w:val="af2"/>
@@ -3876,7 +3842,7 @@
             <w:noProof/>
             <w:webHidden/>
           </w:rPr>
-          <w:instrText xml:space="preserve"> PAGEREF _Toc232895152 \h </w:instrText>
+          <w:instrText xml:space="preserve"> PAGEREF _Toc233019467 \h </w:instrText>
         </w:r>
         <w:r>
           <w:rPr>
@@ -3919,7 +3885,7 @@
           <w:sz w:val="22"/>
         </w:rPr>
       </w:pPr>
-      <w:hyperlink w:anchor="_Toc232895153" w:history="1">
+      <w:hyperlink w:anchor="_Toc233019468" w:history="1">
         <w:r>
           <w:rPr>
             <w:rStyle w:val="af2"/>
@@ -3946,7 +3912,7 @@
             <w:noProof/>
             <w:webHidden/>
           </w:rPr>
-          <w:instrText xml:space="preserve"> PAGEREF _Toc232895153 \h </w:instrText>
+          <w:instrText xml:space="preserve"> PAGEREF _Toc233019468 \h </w:instrText>
         </w:r>
         <w:r>
           <w:rPr>
@@ -3989,7 +3955,7 @@
           <w:sz w:val="22"/>
         </w:rPr>
       </w:pPr>
-      <w:hyperlink w:anchor="_Toc232895154" w:history="1">
+      <w:hyperlink w:anchor="_Toc233019469" w:history="1">
         <w:r>
           <w:rPr>
             <w:rStyle w:val="af2"/>
@@ -4031,7 +3997,7 @@
             <w:noProof/>
             <w:webHidden/>
           </w:rPr>
-          <w:instrText xml:space="preserve"> PAGEREF _Toc232895154 \h </w:instrText>
+          <w:instrText xml:space="preserve"> PAGEREF _Toc233019469 \h </w:instrText>
         </w:r>
         <w:r>
           <w:rPr>
@@ -4074,7 +4040,7 @@
           <w:sz w:val="22"/>
         </w:rPr>
       </w:pPr>
-      <w:hyperlink w:anchor="_Toc232895155" w:history="1">
+      <w:hyperlink w:anchor="_Toc233019470" w:history="1">
         <w:r>
           <w:rPr>
             <w:rStyle w:val="af2"/>
@@ -4108,7 +4074,7 @@
             <w:noProof/>
             <w:webHidden/>
           </w:rPr>
-          <w:instrText xml:space="preserve"> PAGEREF _Toc232895155 \h </w:instrText>
+          <w:instrText xml:space="preserve"> PAGEREF _Toc233019470 \h </w:instrText>
         </w:r>
         <w:r>
           <w:rPr>
@@ -4151,7 +4117,7 @@
           <w:sz w:val="22"/>
         </w:rPr>
       </w:pPr>
-      <w:hyperlink w:anchor="_Toc232895156" w:history="1">
+      <w:hyperlink w:anchor="_Toc233019471" w:history="1">
         <w:r>
           <w:rPr>
             <w:rStyle w:val="af2"/>
@@ -4172,21 +4138,7 @@
             <w:rStyle w:val="af2"/>
             <w:noProof/>
           </w:rPr>
-          <w:t>recycle_bi</w:t>
-        </w:r>
-        <w:r>
-          <w:rPr>
-            <w:rStyle w:val="af2"/>
-            <w:noProof/>
-          </w:rPr>
-          <w:t>n</w:t>
-        </w:r>
-        <w:r>
-          <w:rPr>
-            <w:rStyle w:val="af2"/>
-            <w:noProof/>
-          </w:rPr>
-          <w:t>_menu()</w:t>
+          <w:t>recycle_bin_menu()</w:t>
         </w:r>
         <w:r>
           <w:rPr>
@@ -4207,7 +4159,7 @@
             <w:noProof/>
             <w:webHidden/>
           </w:rPr>
-          <w:instrText xml:space="preserve"> PAGEREF _Toc232895156 \h </w:instrText>
+          <w:instrText xml:space="preserve"> PAGEREF _Toc233019471 \h </w:instrText>
         </w:r>
         <w:r>
           <w:rPr>
@@ -4250,7 +4202,7 @@
           <w:sz w:val="22"/>
         </w:rPr>
       </w:pPr>
-      <w:hyperlink w:anchor="_Toc232895157" w:history="1">
+      <w:hyperlink w:anchor="_Toc233019472" w:history="1">
         <w:r>
           <w:rPr>
             <w:rStyle w:val="af2"/>
@@ -4292,7 +4244,7 @@
             <w:noProof/>
             <w:webHidden/>
           </w:rPr>
-          <w:instrText xml:space="preserve"> PAGEREF _Toc232895157 \h </w:instrText>
+          <w:instrText xml:space="preserve"> PAGEREF _Toc233019472 \h </w:instrText>
         </w:r>
         <w:r>
           <w:rPr>
@@ -4335,7 +4287,7 @@
           <w:sz w:val="22"/>
         </w:rPr>
       </w:pPr>
-      <w:hyperlink w:anchor="_Toc232895158" w:history="1">
+      <w:hyperlink w:anchor="_Toc233019473" w:history="1">
         <w:r>
           <w:rPr>
             <w:rStyle w:val="af2"/>
@@ -4362,7 +4314,7 @@
             <w:noProof/>
             <w:webHidden/>
           </w:rPr>
-          <w:instrText xml:space="preserve"> PAGEREF _Toc232895158 \h </w:instrText>
+          <w:instrText xml:space="preserve"> PAGEREF _Toc233019473 \h </w:instrText>
         </w:r>
         <w:r>
           <w:rPr>
@@ -4405,7 +4357,7 @@
           <w:sz w:val="22"/>
         </w:rPr>
       </w:pPr>
-      <w:hyperlink w:anchor="_Toc232895159" w:history="1">
+      <w:hyperlink w:anchor="_Toc233019474" w:history="1">
         <w:r>
           <w:rPr>
             <w:rStyle w:val="af2"/>
@@ -4432,7 +4384,7 @@
             <w:noProof/>
             <w:webHidden/>
           </w:rPr>
-          <w:instrText xml:space="preserve"> PAGEREF _Toc232895159 \h </w:instrText>
+          <w:instrText xml:space="preserve"> PAGEREF _Toc233019474 \h </w:instrText>
         </w:r>
         <w:r>
           <w:rPr>
@@ -4475,7 +4427,7 @@
           <w:sz w:val="22"/>
         </w:rPr>
       </w:pPr>
-      <w:hyperlink w:anchor="_Toc232895160" w:history="1">
+      <w:hyperlink w:anchor="_Toc233019475" w:history="1">
         <w:r>
           <w:rPr>
             <w:rStyle w:val="af2"/>
@@ -4517,7 +4469,7 @@
             <w:noProof/>
             <w:webHidden/>
           </w:rPr>
-          <w:instrText xml:space="preserve"> PAGEREF _Toc232895160 \h </w:instrText>
+          <w:instrText xml:space="preserve"> PAGEREF _Toc233019475 \h </w:instrText>
         </w:r>
         <w:r>
           <w:rPr>
@@ -4560,7 +4512,7 @@
           <w:sz w:val="22"/>
         </w:rPr>
       </w:pPr>
-      <w:hyperlink w:anchor="_Toc232895161" w:history="1">
+      <w:hyperlink w:anchor="_Toc233019476" w:history="1">
         <w:r>
           <w:rPr>
             <w:rStyle w:val="af2"/>
@@ -4590,7 +4542,7 @@
             <w:noProof/>
             <w:webHidden/>
           </w:rPr>
-          <w:instrText xml:space="preserve"> PAGEREF _Toc232895161 \h </w:instrText>
+          <w:instrText xml:space="preserve"> PAGEREF _Toc233019476 \h </w:instrText>
         </w:r>
         <w:r>
           <w:rPr>
@@ -4633,7 +4585,7 @@
           <w:sz w:val="22"/>
         </w:rPr>
       </w:pPr>
-      <w:hyperlink w:anchor="_Toc232895162" w:history="1">
+      <w:hyperlink w:anchor="_Toc233019477" w:history="1">
         <w:r>
           <w:rPr>
             <w:rStyle w:val="af2"/>
@@ -4675,7 +4627,7 @@
             <w:noProof/>
             <w:webHidden/>
           </w:rPr>
-          <w:instrText xml:space="preserve"> PAGEREF _Toc232895162 \h </w:instrText>
+          <w:instrText xml:space="preserve"> PAGEREF _Toc233019477 \h </w:instrText>
         </w:r>
         <w:r>
           <w:rPr>
@@ -4718,14 +4670,14 @@
           <w:sz w:val="22"/>
         </w:rPr>
       </w:pPr>
-      <w:hyperlink w:anchor="_Toc232895163" w:history="1">
+      <w:hyperlink w:anchor="_Toc233019478" w:history="1">
         <w:r>
           <w:rPr>
             <w:rStyle w:val="af2"/>
             <w:rFonts w:ascii="黑体" w:eastAsia="黑体" w:hAnsi="黑体"/>
             <w:noProof/>
           </w:rPr>
-          <w:t>3.3学习心得</w:t>
+          <w:t>3.8 学习心得</w:t>
         </w:r>
         <w:r>
           <w:rPr>
@@ -4746,7 +4698,7 @@
             <w:noProof/>
             <w:webHidden/>
           </w:rPr>
-          <w:instrText xml:space="preserve"> PAGEREF _Toc232895163 \h </w:instrText>
+          <w:instrText xml:space="preserve"> PAGEREF _Toc233019478 \h </w:instrText>
         </w:r>
         <w:r>
           <w:rPr>
@@ -4821,8 +4773,7 @@
         </w:rPr>
         <w:br w:type="page"/>
       </w:r>
-      <w:bookmarkStart w:id="4" w:name="_Toc232895109"/>
-      <w:proofErr w:type="gramStart"/>
+      <w:bookmarkStart w:id="4" w:name="_Toc233019424"/>
       <w:r>
         <w:rPr>
           <w:rFonts w:ascii="黑体" w:eastAsia="黑体" w:hAnsi="黑体" w:hint="eastAsia"/>
@@ -4832,18 +4783,7 @@
           <w:szCs w:val="36"/>
         </w:rPr>
         <w:lastRenderedPageBreak/>
-        <w:t>一</w:t>
-      </w:r>
-      <w:proofErr w:type="gramEnd"/>
-      <w:r>
-        <w:rPr>
-          <w:rFonts w:ascii="黑体" w:eastAsia="黑体" w:hAnsi="黑体" w:hint="eastAsia"/>
-          <w:b/>
-          <w:bCs/>
-          <w:sz w:val="36"/>
-          <w:szCs w:val="36"/>
-        </w:rPr>
-        <w:t>.项目内容进程安排</w:t>
+        <w:t>一.项目内容进程安排</w:t>
       </w:r>
       <w:bookmarkEnd w:id="3"/>
       <w:bookmarkEnd w:id="4"/>
@@ -5387,7 +5327,7 @@
           <w:szCs w:val="36"/>
         </w:rPr>
       </w:pPr>
-      <w:bookmarkStart w:id="5" w:name="_Toc232895110"/>
+      <w:bookmarkStart w:id="5" w:name="_Toc233019425"/>
       <w:r>
         <w:rPr>
           <w:rFonts w:ascii="黑体" w:eastAsia="黑体" w:hAnsi="黑体" w:hint="eastAsia"/>
@@ -5412,7 +5352,7 @@
           <w:szCs w:val="30"/>
         </w:rPr>
       </w:pPr>
-      <w:bookmarkStart w:id="6" w:name="_Toc232895111"/>
+      <w:bookmarkStart w:id="6" w:name="_Toc233019426"/>
       <w:r>
         <w:rPr>
           <w:rFonts w:ascii="黑体" w:eastAsia="黑体" w:hAnsi="黑体" w:hint="eastAsia"/>
@@ -5478,7 +5418,7 @@
           <w:szCs w:val="28"/>
         </w:rPr>
       </w:pPr>
-      <w:bookmarkStart w:id="7" w:name="_Toc232895112"/>
+      <w:bookmarkStart w:id="7" w:name="_Toc233019427"/>
       <w:r>
         <w:rPr>
           <w:rFonts w:ascii="黑体" w:eastAsia="黑体" w:hAnsi="黑体" w:hint="eastAsia"/>
@@ -5586,39 +5526,34 @@
           <w:kern w:val="0"/>
           <w:sz w:val="24"/>
         </w:rPr>
-        <w:t>C:</w:t>
-      </w:r>
-      <w:proofErr w:type="gramStart"/>
+        <w:t>C:\Users\...\test.txt</w:t>
+      </w:r>
       <w:r>
         <w:rPr>
           <w:rFonts w:ascii="宋体" w:hAnsi="宋体" w:cs="宋体" w:hint="eastAsia"/>
-          <w:b/>
-          <w:bCs/>
-          <w:kern w:val="0"/>
-          <w:sz w:val="24"/>
-        </w:rPr>
-        <w:t>\Users\...\test.txt</w:t>
+          <w:kern w:val="0"/>
+          <w:sz w:val="24"/>
+        </w:rPr>
+        <w:t>。因此程序通过</w:t>
       </w:r>
       <w:r>
         <w:rPr>
           <w:rFonts w:ascii="宋体" w:hAnsi="宋体" w:cs="宋体" w:hint="eastAsia"/>
-          <w:kern w:val="0"/>
-          <w:sz w:val="24"/>
-        </w:rPr>
-        <w:t>。因此程序通过</w:t>
-      </w:r>
-      <w:proofErr w:type="spellStart"/>
+          <w:b/>
+          <w:bCs/>
+          <w:kern w:val="0"/>
+          <w:sz w:val="24"/>
+        </w:rPr>
+        <w:t>os.path.isabs()</w:t>
+      </w:r>
       <w:r>
         <w:rPr>
           <w:rFonts w:ascii="宋体" w:hAnsi="宋体" w:cs="宋体" w:hint="eastAsia"/>
-          <w:b/>
-          <w:bCs/>
-          <w:kern w:val="0"/>
-          <w:sz w:val="24"/>
-        </w:rPr>
-        <w:t>os.path</w:t>
-      </w:r>
-      <w:proofErr w:type="gramEnd"/>
+          <w:kern w:val="0"/>
+          <w:sz w:val="24"/>
+        </w:rPr>
+        <w:t>判断输入路径是否为绝对路径。如果不是绝对路径，就使用</w:t>
+      </w:r>
       <w:r>
         <w:rPr>
           <w:rFonts w:ascii="宋体" w:hAnsi="宋体" w:cs="宋体" w:hint="eastAsia"/>
@@ -5627,144 +5562,15 @@
           <w:kern w:val="0"/>
           <w:sz w:val="24"/>
         </w:rPr>
-        <w:t>.</w:t>
-      </w:r>
-      <w:proofErr w:type="gramStart"/>
+        <w:t>os.path.join(current_dir, name)</w:t>
+      </w:r>
       <w:r>
         <w:rPr>
           <w:rFonts w:ascii="宋体" w:hAnsi="宋体" w:cs="宋体" w:hint="eastAsia"/>
-          <w:b/>
-          <w:bCs/>
-          <w:kern w:val="0"/>
-          <w:sz w:val="24"/>
-        </w:rPr>
-        <w:t>isabs</w:t>
-      </w:r>
-      <w:proofErr w:type="spellEnd"/>
-      <w:r>
-        <w:rPr>
-          <w:rFonts w:ascii="宋体" w:hAnsi="宋体" w:cs="宋体" w:hint="eastAsia"/>
-          <w:b/>
-          <w:bCs/>
-          <w:kern w:val="0"/>
-          <w:sz w:val="24"/>
-        </w:rPr>
-        <w:t>(</w:t>
-      </w:r>
-      <w:proofErr w:type="gramEnd"/>
-      <w:r>
-        <w:rPr>
-          <w:rFonts w:ascii="宋体" w:hAnsi="宋体" w:cs="宋体" w:hint="eastAsia"/>
-          <w:b/>
-          <w:bCs/>
-          <w:kern w:val="0"/>
-          <w:sz w:val="24"/>
-        </w:rPr>
-        <w:t>)</w:t>
-      </w:r>
-      <w:r>
-        <w:rPr>
-          <w:rFonts w:ascii="宋体" w:hAnsi="宋体" w:cs="宋体" w:hint="eastAsia"/>
-          <w:kern w:val="0"/>
-          <w:sz w:val="24"/>
-        </w:rPr>
-        <w:t>判断输入路径是否为绝对路径。如果不是绝对路径，就使用</w:t>
-      </w:r>
-      <w:proofErr w:type="spellStart"/>
-      <w:proofErr w:type="gramStart"/>
-      <w:r>
-        <w:rPr>
-          <w:rFonts w:ascii="宋体" w:hAnsi="宋体" w:cs="宋体" w:hint="eastAsia"/>
-          <w:b/>
-          <w:bCs/>
-          <w:kern w:val="0"/>
-          <w:sz w:val="24"/>
-        </w:rPr>
-        <w:t>os.path</w:t>
-      </w:r>
-      <w:proofErr w:type="gramEnd"/>
-      <w:r>
-        <w:rPr>
-          <w:rFonts w:ascii="宋体" w:hAnsi="宋体" w:cs="宋体" w:hint="eastAsia"/>
-          <w:b/>
-          <w:bCs/>
-          <w:kern w:val="0"/>
-          <w:sz w:val="24"/>
-        </w:rPr>
-        <w:t>.</w:t>
-      </w:r>
-      <w:proofErr w:type="gramStart"/>
-      <w:r>
-        <w:rPr>
-          <w:rFonts w:ascii="宋体" w:hAnsi="宋体" w:cs="宋体" w:hint="eastAsia"/>
-          <w:b/>
-          <w:bCs/>
-          <w:kern w:val="0"/>
-          <w:sz w:val="24"/>
-        </w:rPr>
-        <w:t>join</w:t>
-      </w:r>
-      <w:proofErr w:type="spellEnd"/>
-      <w:r>
-        <w:rPr>
-          <w:rFonts w:ascii="宋体" w:hAnsi="宋体" w:cs="宋体" w:hint="eastAsia"/>
-          <w:b/>
-          <w:bCs/>
-          <w:kern w:val="0"/>
-          <w:sz w:val="24"/>
-        </w:rPr>
-        <w:t>(</w:t>
-      </w:r>
-      <w:proofErr w:type="spellStart"/>
-      <w:proofErr w:type="gramEnd"/>
-      <w:r>
-        <w:rPr>
-          <w:rFonts w:ascii="宋体" w:hAnsi="宋体" w:cs="宋体" w:hint="eastAsia"/>
-          <w:b/>
-          <w:bCs/>
-          <w:kern w:val="0"/>
-          <w:sz w:val="24"/>
-        </w:rPr>
-        <w:t>current_dir</w:t>
-      </w:r>
-      <w:proofErr w:type="spellEnd"/>
-      <w:r>
-        <w:rPr>
-          <w:rFonts w:ascii="宋体" w:hAnsi="宋体" w:cs="宋体" w:hint="eastAsia"/>
-          <w:b/>
-          <w:bCs/>
-          <w:kern w:val="0"/>
-          <w:sz w:val="24"/>
-        </w:rPr>
-        <w:t xml:space="preserve">, </w:t>
-      </w:r>
-      <w:proofErr w:type="gramStart"/>
-      <w:r>
-        <w:rPr>
-          <w:rFonts w:ascii="宋体" w:hAnsi="宋体" w:cs="宋体" w:hint="eastAsia"/>
-          <w:b/>
-          <w:bCs/>
-          <w:kern w:val="0"/>
-          <w:sz w:val="24"/>
-        </w:rPr>
-        <w:t>name)</w:t>
-      </w:r>
-      <w:r>
-        <w:rPr>
-          <w:rFonts w:ascii="宋体" w:hAnsi="宋体" w:cs="宋体" w:hint="eastAsia"/>
-          <w:kern w:val="0"/>
-          <w:sz w:val="24"/>
-        </w:rPr>
-        <w:t>将其拼接到当前工作目录下</w:t>
-      </w:r>
-      <w:proofErr w:type="gramEnd"/>
-      <w:r>
-        <w:rPr>
-          <w:rFonts w:ascii="宋体" w:hAnsi="宋体" w:cs="宋体" w:hint="eastAsia"/>
-          <w:kern w:val="0"/>
-          <w:sz w:val="24"/>
-        </w:rPr>
-        <w:t>；如果是绝对路径，则直接使用用户输入的路径。</w:t>
+          <w:kern w:val="0"/>
+          <w:sz w:val="24"/>
+        </w:rPr>
+        <w:t>将其拼接到当前工作目录下；如果是绝对路径，则直接使用用户输入的路径。</w:t>
       </w:r>
     </w:p>
     <w:p>
@@ -5786,7 +5592,6 @@
         </w:rPr>
         <w:t>本项目使用全局变量</w:t>
       </w:r>
-      <w:proofErr w:type="spellStart"/>
       <w:r>
         <w:rPr>
           <w:rFonts w:ascii="宋体" w:hAnsi="宋体" w:cs="宋体" w:hint="eastAsia"/>
@@ -5797,7 +5602,6 @@
         </w:rPr>
         <w:t>current_dir</w:t>
       </w:r>
-      <w:proofErr w:type="spellEnd"/>
       <w:r>
         <w:rPr>
           <w:rFonts w:ascii="宋体" w:hAnsi="宋体" w:cs="宋体" w:hint="eastAsia"/>
@@ -5806,7 +5610,6 @@
         </w:rPr>
         <w:t>保存当前工作目录，初始值由</w:t>
       </w:r>
-      <w:proofErr w:type="spellStart"/>
       <w:r>
         <w:rPr>
           <w:rFonts w:ascii="宋体" w:hAnsi="宋体" w:cs="宋体" w:hint="eastAsia"/>
@@ -5815,18 +5618,7 @@
           <w:kern w:val="0"/>
           <w:sz w:val="24"/>
         </w:rPr>
-        <w:t>os.getcwd</w:t>
-      </w:r>
-      <w:proofErr w:type="spellEnd"/>
-      <w:r>
-        <w:rPr>
-          <w:rFonts w:ascii="宋体" w:hAnsi="宋体" w:cs="宋体" w:hint="eastAsia"/>
-          <w:b/>
-          <w:bCs/>
-          <w:kern w:val="0"/>
-          <w:sz w:val="24"/>
-        </w:rPr>
-        <w:t>()</w:t>
+        <w:t>os.getcwd()</w:t>
       </w:r>
       <w:r>
         <w:rPr>
@@ -5976,8 +5768,6 @@
                 <w:sz w:val="24"/>
               </w:rPr>
             </w:pPr>
-            <w:proofErr w:type="spellStart"/>
-            <w:proofErr w:type="gramStart"/>
             <w:r>
               <w:rPr>
                 <w:rFonts w:ascii="宋体" w:hAnsi="宋体" w:cs="宋体"/>
@@ -5986,19 +5776,7 @@
                 <w:kern w:val="0"/>
                 <w:sz w:val="24"/>
               </w:rPr>
-              <w:t>os.getcwd</w:t>
-            </w:r>
-            <w:proofErr w:type="spellEnd"/>
-            <w:proofErr w:type="gramEnd"/>
-            <w:r>
-              <w:rPr>
-                <w:rFonts w:ascii="宋体" w:hAnsi="宋体" w:cs="宋体"/>
-                <w:b/>
-                <w:bCs/>
-                <w:kern w:val="0"/>
-                <w:sz w:val="24"/>
-              </w:rPr>
-              <w:t>()</w:t>
+              <w:t>os.getcwd()</w:t>
             </w:r>
           </w:p>
         </w:tc>
@@ -6055,8 +5833,6 @@
                 <w:sz w:val="24"/>
               </w:rPr>
             </w:pPr>
-            <w:proofErr w:type="spellStart"/>
-            <w:proofErr w:type="gramStart"/>
             <w:r>
               <w:rPr>
                 <w:rFonts w:ascii="宋体" w:hAnsi="宋体" w:cs="宋体"/>
@@ -6065,51 +5841,7 @@
                 <w:kern w:val="0"/>
                 <w:sz w:val="24"/>
               </w:rPr>
-              <w:t>os.path</w:t>
-            </w:r>
-            <w:proofErr w:type="gramEnd"/>
-            <w:r>
-              <w:rPr>
-                <w:rFonts w:ascii="宋体" w:hAnsi="宋体" w:cs="宋体"/>
-                <w:b/>
-                <w:bCs/>
-                <w:kern w:val="0"/>
-                <w:sz w:val="24"/>
-              </w:rPr>
-              <w:t>.</w:t>
-            </w:r>
-            <w:proofErr w:type="gramStart"/>
-            <w:r>
-              <w:rPr>
-                <w:rFonts w:ascii="宋体" w:hAnsi="宋体" w:cs="宋体"/>
-                <w:b/>
-                <w:bCs/>
-                <w:kern w:val="0"/>
-                <w:sz w:val="24"/>
-              </w:rPr>
-              <w:t>isabs</w:t>
-            </w:r>
-            <w:proofErr w:type="spellEnd"/>
-            <w:r>
-              <w:rPr>
-                <w:rFonts w:ascii="宋体" w:hAnsi="宋体" w:cs="宋体"/>
-                <w:b/>
-                <w:bCs/>
-                <w:kern w:val="0"/>
-                <w:sz w:val="24"/>
-              </w:rPr>
-              <w:t>(</w:t>
-            </w:r>
-            <w:proofErr w:type="gramEnd"/>
-            <w:r>
-              <w:rPr>
-                <w:rFonts w:ascii="宋体" w:hAnsi="宋体" w:cs="宋体"/>
-                <w:b/>
-                <w:bCs/>
-                <w:kern w:val="0"/>
-                <w:sz w:val="24"/>
-              </w:rPr>
-              <w:t>)</w:t>
+              <w:t>os.path.isabs()</w:t>
             </w:r>
           </w:p>
         </w:tc>
@@ -6164,8 +5896,6 @@
                 <w:sz w:val="24"/>
               </w:rPr>
             </w:pPr>
-            <w:proofErr w:type="spellStart"/>
-            <w:proofErr w:type="gramStart"/>
             <w:r>
               <w:rPr>
                 <w:rFonts w:ascii="宋体" w:hAnsi="宋体" w:cs="宋体"/>
@@ -6174,51 +5904,7 @@
                 <w:kern w:val="0"/>
                 <w:sz w:val="24"/>
               </w:rPr>
-              <w:t>os.path</w:t>
-            </w:r>
-            <w:proofErr w:type="gramEnd"/>
-            <w:r>
-              <w:rPr>
-                <w:rFonts w:ascii="宋体" w:hAnsi="宋体" w:cs="宋体"/>
-                <w:b/>
-                <w:bCs/>
-                <w:kern w:val="0"/>
-                <w:sz w:val="24"/>
-              </w:rPr>
-              <w:t>.</w:t>
-            </w:r>
-            <w:proofErr w:type="gramStart"/>
-            <w:r>
-              <w:rPr>
-                <w:rFonts w:ascii="宋体" w:hAnsi="宋体" w:cs="宋体"/>
-                <w:b/>
-                <w:bCs/>
-                <w:kern w:val="0"/>
-                <w:sz w:val="24"/>
-              </w:rPr>
-              <w:t>join</w:t>
-            </w:r>
-            <w:proofErr w:type="spellEnd"/>
-            <w:r>
-              <w:rPr>
-                <w:rFonts w:ascii="宋体" w:hAnsi="宋体" w:cs="宋体"/>
-                <w:b/>
-                <w:bCs/>
-                <w:kern w:val="0"/>
-                <w:sz w:val="24"/>
-              </w:rPr>
-              <w:t>(</w:t>
-            </w:r>
-            <w:proofErr w:type="gramEnd"/>
-            <w:r>
-              <w:rPr>
-                <w:rFonts w:ascii="宋体" w:hAnsi="宋体" w:cs="宋体"/>
-                <w:b/>
-                <w:bCs/>
-                <w:kern w:val="0"/>
-                <w:sz w:val="24"/>
-              </w:rPr>
-              <w:t>)</w:t>
+              <w:t>os.path.join()</w:t>
             </w:r>
           </w:p>
         </w:tc>
@@ -6275,8 +5961,6 @@
                 <w:sz w:val="24"/>
               </w:rPr>
             </w:pPr>
-            <w:proofErr w:type="spellStart"/>
-            <w:proofErr w:type="gramStart"/>
             <w:r>
               <w:rPr>
                 <w:rFonts w:ascii="宋体" w:hAnsi="宋体" w:cs="宋体"/>
@@ -6285,51 +5969,7 @@
                 <w:kern w:val="0"/>
                 <w:sz w:val="24"/>
               </w:rPr>
-              <w:t>os.path</w:t>
-            </w:r>
-            <w:proofErr w:type="gramEnd"/>
-            <w:r>
-              <w:rPr>
-                <w:rFonts w:ascii="宋体" w:hAnsi="宋体" w:cs="宋体"/>
-                <w:b/>
-                <w:bCs/>
-                <w:kern w:val="0"/>
-                <w:sz w:val="24"/>
-              </w:rPr>
-              <w:t>.</w:t>
-            </w:r>
-            <w:proofErr w:type="gramStart"/>
-            <w:r>
-              <w:rPr>
-                <w:rFonts w:ascii="宋体" w:hAnsi="宋体" w:cs="宋体"/>
-                <w:b/>
-                <w:bCs/>
-                <w:kern w:val="0"/>
-                <w:sz w:val="24"/>
-              </w:rPr>
-              <w:t>exists</w:t>
-            </w:r>
-            <w:proofErr w:type="spellEnd"/>
-            <w:r>
-              <w:rPr>
-                <w:rFonts w:ascii="宋体" w:hAnsi="宋体" w:cs="宋体"/>
-                <w:b/>
-                <w:bCs/>
-                <w:kern w:val="0"/>
-                <w:sz w:val="24"/>
-              </w:rPr>
-              <w:t>(</w:t>
-            </w:r>
-            <w:proofErr w:type="gramEnd"/>
-            <w:r>
-              <w:rPr>
-                <w:rFonts w:ascii="宋体" w:hAnsi="宋体" w:cs="宋体"/>
-                <w:b/>
-                <w:bCs/>
-                <w:kern w:val="0"/>
-                <w:sz w:val="24"/>
-              </w:rPr>
-              <w:t>)</w:t>
+              <w:t>os.path.exists()</w:t>
             </w:r>
           </w:p>
         </w:tc>
@@ -6384,8 +6024,6 @@
                 <w:sz w:val="24"/>
               </w:rPr>
             </w:pPr>
-            <w:proofErr w:type="spellStart"/>
-            <w:proofErr w:type="gramStart"/>
             <w:r>
               <w:rPr>
                 <w:rFonts w:ascii="宋体" w:hAnsi="宋体" w:cs="宋体"/>
@@ -6394,51 +6032,7 @@
                 <w:kern w:val="0"/>
                 <w:sz w:val="24"/>
               </w:rPr>
-              <w:t>os.path</w:t>
-            </w:r>
-            <w:proofErr w:type="gramEnd"/>
-            <w:r>
-              <w:rPr>
-                <w:rFonts w:ascii="宋体" w:hAnsi="宋体" w:cs="宋体"/>
-                <w:b/>
-                <w:bCs/>
-                <w:kern w:val="0"/>
-                <w:sz w:val="24"/>
-              </w:rPr>
-              <w:t>.</w:t>
-            </w:r>
-            <w:proofErr w:type="gramStart"/>
-            <w:r>
-              <w:rPr>
-                <w:rFonts w:ascii="宋体" w:hAnsi="宋体" w:cs="宋体"/>
-                <w:b/>
-                <w:bCs/>
-                <w:kern w:val="0"/>
-                <w:sz w:val="24"/>
-              </w:rPr>
-              <w:t>abspath</w:t>
-            </w:r>
-            <w:proofErr w:type="spellEnd"/>
-            <w:r>
-              <w:rPr>
-                <w:rFonts w:ascii="宋体" w:hAnsi="宋体" w:cs="宋体"/>
-                <w:b/>
-                <w:bCs/>
-                <w:kern w:val="0"/>
-                <w:sz w:val="24"/>
-              </w:rPr>
-              <w:t>(</w:t>
-            </w:r>
-            <w:proofErr w:type="gramEnd"/>
-            <w:r>
-              <w:rPr>
-                <w:rFonts w:ascii="宋体" w:hAnsi="宋体" w:cs="宋体"/>
-                <w:b/>
-                <w:bCs/>
-                <w:kern w:val="0"/>
-                <w:sz w:val="24"/>
-              </w:rPr>
-              <w:t>)</w:t>
+              <w:t>os.path.abspath()</w:t>
             </w:r>
           </w:p>
         </w:tc>
@@ -6495,8 +6089,6 @@
                 <w:sz w:val="24"/>
               </w:rPr>
             </w:pPr>
-            <w:proofErr w:type="spellStart"/>
-            <w:proofErr w:type="gramStart"/>
             <w:r>
               <w:rPr>
                 <w:rFonts w:ascii="宋体" w:hAnsi="宋体" w:cs="宋体"/>
@@ -6505,85 +6097,7 @@
                 <w:kern w:val="0"/>
                 <w:sz w:val="24"/>
               </w:rPr>
-              <w:t>os.path</w:t>
-            </w:r>
-            <w:proofErr w:type="gramEnd"/>
-            <w:r>
-              <w:rPr>
-                <w:rFonts w:ascii="宋体" w:hAnsi="宋体" w:cs="宋体"/>
-                <w:b/>
-                <w:bCs/>
-                <w:kern w:val="0"/>
-                <w:sz w:val="24"/>
-              </w:rPr>
-              <w:t>.isdir</w:t>
-            </w:r>
-            <w:proofErr w:type="spellEnd"/>
-            <w:r>
-              <w:rPr>
-                <w:rFonts w:ascii="宋体" w:hAnsi="宋体" w:cs="宋体"/>
-                <w:b/>
-                <w:bCs/>
-                <w:kern w:val="0"/>
-                <w:sz w:val="24"/>
-              </w:rPr>
-              <w:t>()/</w:t>
-            </w:r>
-            <w:proofErr w:type="spellStart"/>
-            <w:proofErr w:type="gramStart"/>
-            <w:r>
-              <w:rPr>
-                <w:rFonts w:ascii="宋体" w:hAnsi="宋体" w:cs="宋体"/>
-                <w:b/>
-                <w:bCs/>
-                <w:kern w:val="0"/>
-                <w:sz w:val="24"/>
-              </w:rPr>
-              <w:t>os.path</w:t>
-            </w:r>
-            <w:proofErr w:type="gramEnd"/>
-            <w:r>
-              <w:rPr>
-                <w:rFonts w:ascii="宋体" w:hAnsi="宋体" w:cs="宋体"/>
-                <w:b/>
-                <w:bCs/>
-                <w:kern w:val="0"/>
-                <w:sz w:val="24"/>
-              </w:rPr>
-              <w:t>.</w:t>
-            </w:r>
-            <w:proofErr w:type="gramStart"/>
-            <w:r>
-              <w:rPr>
-                <w:rFonts w:ascii="宋体" w:hAnsi="宋体" w:cs="宋体"/>
-                <w:b/>
-                <w:bCs/>
-                <w:kern w:val="0"/>
-                <w:sz w:val="24"/>
-              </w:rPr>
-              <w:t>isfile</w:t>
-            </w:r>
-            <w:proofErr w:type="spellEnd"/>
-            <w:r>
-              <w:rPr>
-                <w:rFonts w:ascii="宋体" w:hAnsi="宋体" w:cs="宋体"/>
-                <w:b/>
-                <w:bCs/>
-                <w:kern w:val="0"/>
-                <w:sz w:val="24"/>
-              </w:rPr>
-              <w:t>(</w:t>
-            </w:r>
-            <w:proofErr w:type="gramEnd"/>
-            <w:r>
-              <w:rPr>
-                <w:rFonts w:ascii="宋体" w:hAnsi="宋体" w:cs="宋体"/>
-                <w:b/>
-                <w:bCs/>
-                <w:kern w:val="0"/>
-                <w:sz w:val="24"/>
-              </w:rPr>
-              <w:t>)</w:t>
+              <w:t>os.path.isdir()/os.path.isfile()</w:t>
             </w:r>
           </w:p>
         </w:tc>
@@ -6648,7 +6162,6 @@
           <w:sz w:val="24"/>
         </w:rPr>
       </w:pPr>
-      <w:proofErr w:type="spellStart"/>
       <w:r>
         <w:rPr>
           <w:rFonts w:ascii="宋体" w:hAnsi="宋体" w:cs="宋体"/>
@@ -6657,194 +6170,7 @@
           <w:kern w:val="0"/>
           <w:sz w:val="24"/>
         </w:rPr>
-        <w:t>create_file</w:t>
-      </w:r>
-      <w:proofErr w:type="spellEnd"/>
-      <w:r>
-        <w:rPr>
-          <w:rFonts w:ascii="宋体" w:hAnsi="宋体" w:cs="宋体"/>
-          <w:b/>
-          <w:bCs/>
-          <w:kern w:val="0"/>
-          <w:sz w:val="24"/>
-        </w:rPr>
-        <w:t>()、</w:t>
-      </w:r>
-      <w:proofErr w:type="spellStart"/>
-      <w:r>
-        <w:rPr>
-          <w:rFonts w:ascii="宋体" w:hAnsi="宋体" w:cs="宋体"/>
-          <w:b/>
-          <w:bCs/>
-          <w:kern w:val="0"/>
-          <w:sz w:val="24"/>
-        </w:rPr>
-        <w:t>delete_file</w:t>
-      </w:r>
-      <w:proofErr w:type="spellEnd"/>
-      <w:r>
-        <w:rPr>
-          <w:rFonts w:ascii="宋体" w:hAnsi="宋体" w:cs="宋体"/>
-          <w:b/>
-          <w:bCs/>
-          <w:kern w:val="0"/>
-          <w:sz w:val="24"/>
-        </w:rPr>
-        <w:t>()、</w:t>
-      </w:r>
-      <w:proofErr w:type="spellStart"/>
-      <w:r>
-        <w:rPr>
-          <w:rFonts w:ascii="宋体" w:hAnsi="宋体" w:cs="宋体"/>
-          <w:b/>
-          <w:bCs/>
-          <w:kern w:val="0"/>
-          <w:sz w:val="24"/>
-        </w:rPr>
-        <w:t>rename_file</w:t>
-      </w:r>
-      <w:proofErr w:type="spellEnd"/>
-      <w:r>
-        <w:rPr>
-          <w:rFonts w:ascii="宋体" w:hAnsi="宋体" w:cs="宋体"/>
-          <w:b/>
-          <w:bCs/>
-          <w:kern w:val="0"/>
-          <w:sz w:val="24"/>
-        </w:rPr>
-        <w:t>()、</w:t>
-      </w:r>
-      <w:proofErr w:type="spellStart"/>
-      <w:r>
-        <w:rPr>
-          <w:rFonts w:ascii="宋体" w:hAnsi="宋体" w:cs="宋体"/>
-          <w:b/>
-          <w:bCs/>
-          <w:kern w:val="0"/>
-          <w:sz w:val="24"/>
-        </w:rPr>
-        <w:t>copy_move_file</w:t>
-      </w:r>
-      <w:proofErr w:type="spellEnd"/>
-      <w:r>
-        <w:rPr>
-          <w:rFonts w:ascii="宋体" w:hAnsi="宋体" w:cs="宋体"/>
-          <w:b/>
-          <w:bCs/>
-          <w:kern w:val="0"/>
-          <w:sz w:val="24"/>
-        </w:rPr>
-        <w:t>()、</w:t>
-      </w:r>
-      <w:proofErr w:type="spellStart"/>
-      <w:r>
-        <w:rPr>
-          <w:rFonts w:ascii="宋体" w:hAnsi="宋体" w:cs="宋体"/>
-          <w:b/>
-          <w:bCs/>
-          <w:kern w:val="0"/>
-          <w:sz w:val="24"/>
-        </w:rPr>
-        <w:t>create_directory</w:t>
-      </w:r>
-      <w:proofErr w:type="spellEnd"/>
-      <w:r>
-        <w:rPr>
-          <w:rFonts w:ascii="宋体" w:hAnsi="宋体" w:cs="宋体"/>
-          <w:b/>
-          <w:bCs/>
-          <w:kern w:val="0"/>
-          <w:sz w:val="24"/>
-        </w:rPr>
-        <w:t>()、</w:t>
-      </w:r>
-      <w:proofErr w:type="spellStart"/>
-      <w:r>
-        <w:rPr>
-          <w:rFonts w:ascii="宋体" w:hAnsi="宋体" w:cs="宋体"/>
-          <w:b/>
-          <w:bCs/>
-          <w:kern w:val="0"/>
-          <w:sz w:val="24"/>
-        </w:rPr>
-        <w:t>delete_directory</w:t>
-      </w:r>
-      <w:proofErr w:type="spellEnd"/>
-      <w:r>
-        <w:rPr>
-          <w:rFonts w:ascii="宋体" w:hAnsi="宋体" w:cs="宋体"/>
-          <w:b/>
-          <w:bCs/>
-          <w:kern w:val="0"/>
-          <w:sz w:val="24"/>
-        </w:rPr>
-        <w:t>()、</w:t>
-      </w:r>
-      <w:proofErr w:type="spellStart"/>
-      <w:r>
-        <w:rPr>
-          <w:rFonts w:ascii="宋体" w:hAnsi="宋体" w:cs="宋体"/>
-          <w:b/>
-          <w:bCs/>
-          <w:kern w:val="0"/>
-          <w:sz w:val="24"/>
-        </w:rPr>
-        <w:t>traverse_directory</w:t>
-      </w:r>
-      <w:proofErr w:type="spellEnd"/>
-      <w:r>
-        <w:rPr>
-          <w:rFonts w:ascii="宋体" w:hAnsi="宋体" w:cs="宋体"/>
-          <w:b/>
-          <w:bCs/>
-          <w:kern w:val="0"/>
-          <w:sz w:val="24"/>
-        </w:rPr>
-        <w:t>()、</w:t>
-      </w:r>
-      <w:proofErr w:type="spellStart"/>
-      <w:r>
-        <w:rPr>
-          <w:rFonts w:ascii="宋体" w:hAnsi="宋体" w:cs="宋体"/>
-          <w:b/>
-          <w:bCs/>
-          <w:kern w:val="0"/>
-          <w:sz w:val="24"/>
-        </w:rPr>
-        <w:t>file_search</w:t>
-      </w:r>
-      <w:proofErr w:type="spellEnd"/>
-      <w:r>
-        <w:rPr>
-          <w:rFonts w:ascii="宋体" w:hAnsi="宋体" w:cs="宋体"/>
-          <w:b/>
-          <w:bCs/>
-          <w:kern w:val="0"/>
-          <w:sz w:val="24"/>
-        </w:rPr>
-        <w:t>()、</w:t>
-      </w:r>
-      <w:proofErr w:type="spellStart"/>
-      <w:r>
-        <w:rPr>
-          <w:rFonts w:ascii="宋体" w:hAnsi="宋体" w:cs="宋体"/>
-          <w:b/>
-          <w:bCs/>
-          <w:kern w:val="0"/>
-          <w:sz w:val="24"/>
-        </w:rPr>
-        <w:t>file_statistics</w:t>
-      </w:r>
-      <w:proofErr w:type="spellEnd"/>
-      <w:r>
-        <w:rPr>
-          <w:rFonts w:ascii="宋体" w:hAnsi="宋体" w:cs="宋体"/>
-          <w:b/>
-          <w:bCs/>
-          <w:kern w:val="0"/>
-          <w:sz w:val="24"/>
-        </w:rPr>
-        <w:t>()、main()</w:t>
+        <w:t>create_file()、delete_file()、rename_file()、copy_move_file()、create_directory()、delete_directory()、traverse_directory()、file_search()、file_statistics()、main()</w:t>
       </w:r>
     </w:p>
     <w:p>
@@ -6860,7 +6186,7 @@
           <w:szCs w:val="28"/>
         </w:rPr>
       </w:pPr>
-      <w:bookmarkStart w:id="8" w:name="_Toc232895113"/>
+      <w:bookmarkStart w:id="8" w:name="_Toc233019428"/>
       <w:r>
         <w:rPr>
           <w:rFonts w:ascii="黑体" w:eastAsia="黑体" w:hAnsi="黑体" w:hint="eastAsia"/>
@@ -6920,7 +6246,6 @@
         </w:rPr>
         <w:t>本项目的核心功能是文件和目录管理，因此大量使用</w:t>
       </w:r>
-      <w:proofErr w:type="spellStart"/>
       <w:r>
         <w:rPr>
           <w:rFonts w:ascii="宋体" w:hAnsi="宋体"/>
@@ -6930,7 +6255,6 @@
         </w:rPr>
         <w:t>os</w:t>
       </w:r>
-      <w:proofErr w:type="spellEnd"/>
       <w:r>
         <w:rPr>
           <w:rFonts w:ascii="宋体" w:hAnsi="宋体"/>
@@ -6938,7 +6262,6 @@
         </w:rPr>
         <w:t>和</w:t>
       </w:r>
-      <w:proofErr w:type="spellStart"/>
       <w:r>
         <w:rPr>
           <w:rFonts w:ascii="宋体" w:hAnsi="宋体"/>
@@ -6948,7 +6271,6 @@
         </w:rPr>
         <w:t>shutil</w:t>
       </w:r>
-      <w:proofErr w:type="spellEnd"/>
       <w:r>
         <w:rPr>
           <w:rFonts w:ascii="宋体" w:hAnsi="宋体"/>
@@ -6956,7 +6278,6 @@
         </w:rPr>
         <w:t>两个标准库。</w:t>
       </w:r>
-      <w:proofErr w:type="spellStart"/>
       <w:r>
         <w:rPr>
           <w:rFonts w:ascii="宋体" w:hAnsi="宋体"/>
@@ -6966,7 +6287,6 @@
         </w:rPr>
         <w:t>os</w:t>
       </w:r>
-      <w:proofErr w:type="spellEnd"/>
       <w:r>
         <w:rPr>
           <w:rFonts w:ascii="宋体" w:hAnsi="宋体"/>
@@ -6974,7 +6294,6 @@
         </w:rPr>
         <w:t>更适合处理路径判断、目录创建、重命名、文件属性获取等基础操作；</w:t>
       </w:r>
-      <w:proofErr w:type="spellStart"/>
       <w:r>
         <w:rPr>
           <w:rFonts w:ascii="宋体" w:hAnsi="宋体"/>
@@ -6984,7 +6303,6 @@
         </w:rPr>
         <w:t>shutil</w:t>
       </w:r>
-      <w:proofErr w:type="spellEnd"/>
       <w:r>
         <w:rPr>
           <w:rFonts w:ascii="宋体" w:hAnsi="宋体"/>
@@ -7010,7 +6328,6 @@
         </w:rPr>
         <w:t>在创建文件时，程序先使用</w:t>
       </w:r>
-      <w:proofErr w:type="spellStart"/>
       <w:r>
         <w:rPr>
           <w:rFonts w:ascii="宋体" w:hAnsi="宋体"/>
@@ -7018,52 +6335,47 @@
           <w:bCs/>
           <w:sz w:val="24"/>
         </w:rPr>
-        <w:t>os.makedirs</w:t>
-      </w:r>
-      <w:proofErr w:type="spellEnd"/>
+        <w:t>os.makedirs()</w:t>
+      </w:r>
       <w:r>
         <w:rPr>
           <w:rFonts w:ascii="宋体" w:hAnsi="宋体"/>
-          <w:b/>
-          <w:bCs/>
-          <w:sz w:val="24"/>
-        </w:rPr>
-        <w:t>()</w:t>
+          <w:sz w:val="24"/>
+        </w:rPr>
+        <w:t>确保目标文件的父目录存在，再通过</w:t>
       </w:r>
       <w:r>
         <w:rPr>
           <w:rFonts w:ascii="宋体" w:hAnsi="宋体"/>
-          <w:sz w:val="24"/>
-        </w:rPr>
-        <w:t>确保目标文件的父目录存在，再通过</w:t>
+          <w:b/>
+          <w:bCs/>
+          <w:sz w:val="24"/>
+        </w:rPr>
+        <w:t>open(path, "w", encoding="utf-8")</w:t>
       </w:r>
       <w:r>
         <w:rPr>
           <w:rFonts w:ascii="宋体" w:hAnsi="宋体"/>
-          <w:b/>
-          <w:bCs/>
-          <w:sz w:val="24"/>
-        </w:rPr>
-        <w:t>open(path, "w", encoding="utf-8")</w:t>
+          <w:sz w:val="24"/>
+        </w:rPr>
+        <w:t>写入内容。在重命名功能中，使用</w:t>
       </w:r>
       <w:r>
         <w:rPr>
           <w:rFonts w:ascii="宋体" w:hAnsi="宋体"/>
-          <w:sz w:val="24"/>
-        </w:rPr>
-        <w:t>写入内容。在重命名功能中，使用</w:t>
-      </w:r>
-      <w:proofErr w:type="spellStart"/>
+          <w:b/>
+          <w:bCs/>
+          <w:sz w:val="24"/>
+        </w:rPr>
+        <w:t>os.rename()</w:t>
+      </w:r>
       <w:r>
         <w:rPr>
           <w:rFonts w:ascii="宋体" w:hAnsi="宋体"/>
-          <w:b/>
-          <w:bCs/>
-          <w:sz w:val="24"/>
-        </w:rPr>
-        <w:t>os.rename</w:t>
-      </w:r>
-      <w:proofErr w:type="spellEnd"/>
+          <w:sz w:val="24"/>
+        </w:rPr>
+        <w:t>修改文件或目录名称。在复制和移动功能中，程序根据源路径类型选择不同方法：如果源路径是目录，则复制时使用</w:t>
+      </w:r>
       <w:r>
         <w:rPr>
           <w:rFonts w:ascii="宋体" w:hAnsi="宋体"/>
@@ -7071,32 +6383,31 @@
           <w:bCs/>
           <w:sz w:val="24"/>
         </w:rPr>
-        <w:t>()</w:t>
+        <w:t>shutil.copytree()</w:t>
       </w:r>
       <w:r>
         <w:rPr>
           <w:rFonts w:ascii="宋体" w:hAnsi="宋体"/>
           <w:sz w:val="24"/>
         </w:rPr>
-        <w:t>修改文件或目录名称。在复制和移动功能中，程序根据源路径类型选择不同方法：</w:t>
-      </w:r>
-      <w:proofErr w:type="gramStart"/>
+        <w:t>；如果源路径是普通文件，则使用</w:t>
+      </w:r>
       <w:r>
         <w:rPr>
           <w:rFonts w:ascii="宋体" w:hAnsi="宋体"/>
-          <w:sz w:val="24"/>
-        </w:rPr>
-        <w:t>如果源</w:t>
-      </w:r>
-      <w:proofErr w:type="gramEnd"/>
+          <w:b/>
+          <w:bCs/>
+          <w:sz w:val="24"/>
+        </w:rPr>
+        <w:t>shutil.copy2()</w:t>
+      </w:r>
       <w:r>
         <w:rPr>
           <w:rFonts w:ascii="宋体" w:hAnsi="宋体"/>
           <w:sz w:val="24"/>
         </w:rPr>
-        <w:t>路径是目录，则复制时使用</w:t>
-      </w:r>
-      <w:proofErr w:type="spellStart"/>
+        <w:t>，这样可以尽量保留文件的元数据；移动时统一使用</w:t>
+      </w:r>
       <w:r>
         <w:rPr>
           <w:rFonts w:ascii="宋体" w:hAnsi="宋体"/>
@@ -7104,76 +6415,7 @@
           <w:bCs/>
           <w:sz w:val="24"/>
         </w:rPr>
-        <w:t>shutil.copytree</w:t>
-      </w:r>
-      <w:proofErr w:type="spellEnd"/>
-      <w:r>
-        <w:rPr>
-          <w:rFonts w:ascii="宋体" w:hAnsi="宋体"/>
-          <w:b/>
-          <w:bCs/>
-          <w:sz w:val="24"/>
-        </w:rPr>
-        <w:t>()</w:t>
-      </w:r>
-      <w:r>
-        <w:rPr>
-          <w:rFonts w:ascii="宋体" w:hAnsi="宋体"/>
-          <w:sz w:val="24"/>
-        </w:rPr>
-        <w:t>；</w:t>
-      </w:r>
-      <w:proofErr w:type="gramStart"/>
-      <w:r>
-        <w:rPr>
-          <w:rFonts w:ascii="宋体" w:hAnsi="宋体"/>
-          <w:sz w:val="24"/>
-        </w:rPr>
-        <w:t>如果源</w:t>
-      </w:r>
-      <w:proofErr w:type="gramEnd"/>
-      <w:r>
-        <w:rPr>
-          <w:rFonts w:ascii="宋体" w:hAnsi="宋体"/>
-          <w:sz w:val="24"/>
-        </w:rPr>
-        <w:t>路径是普通文件，则使用</w:t>
-      </w:r>
-      <w:r>
-        <w:rPr>
-          <w:rFonts w:ascii="宋体" w:hAnsi="宋体"/>
-          <w:b/>
-          <w:bCs/>
-          <w:sz w:val="24"/>
-        </w:rPr>
-        <w:t>shutil.copy2()</w:t>
-      </w:r>
-      <w:r>
-        <w:rPr>
-          <w:rFonts w:ascii="宋体" w:hAnsi="宋体"/>
-          <w:sz w:val="24"/>
-        </w:rPr>
-        <w:t>，这样可以尽量保留文件的元数据；移动时统一使用</w:t>
-      </w:r>
-      <w:proofErr w:type="spellStart"/>
-      <w:r>
-        <w:rPr>
-          <w:rFonts w:ascii="宋体" w:hAnsi="宋体"/>
-          <w:b/>
-          <w:bCs/>
-          <w:sz w:val="24"/>
-        </w:rPr>
-        <w:t>shutil.move</w:t>
-      </w:r>
-      <w:proofErr w:type="spellEnd"/>
-      <w:r>
-        <w:rPr>
-          <w:rFonts w:ascii="宋体" w:hAnsi="宋体"/>
-          <w:b/>
-          <w:bCs/>
-          <w:sz w:val="24"/>
-        </w:rPr>
-        <w:t>()</w:t>
+        <w:t>shutil.move()</w:t>
       </w:r>
       <w:r>
         <w:rPr>
@@ -7321,7 +6563,6 @@
                 <w:sz w:val="24"/>
               </w:rPr>
             </w:pPr>
-            <w:proofErr w:type="gramStart"/>
             <w:r>
               <w:rPr>
                 <w:rFonts w:ascii="宋体" w:hAnsi="宋体" w:cs="宋体" w:hint="eastAsia"/>
@@ -7330,18 +6571,7 @@
                 <w:kern w:val="0"/>
                 <w:sz w:val="24"/>
               </w:rPr>
-              <w:t>open(</w:t>
-            </w:r>
-            <w:proofErr w:type="gramEnd"/>
-            <w:r>
-              <w:rPr>
-                <w:rFonts w:ascii="宋体" w:hAnsi="宋体" w:cs="宋体" w:hint="eastAsia"/>
-                <w:b/>
-                <w:bCs/>
-                <w:kern w:val="0"/>
-                <w:sz w:val="24"/>
-              </w:rPr>
-              <w:t>)</w:t>
+              <w:t>open()</w:t>
             </w:r>
           </w:p>
         </w:tc>
@@ -7398,8 +6628,6 @@
                 <w:sz w:val="24"/>
               </w:rPr>
             </w:pPr>
-            <w:proofErr w:type="spellStart"/>
-            <w:proofErr w:type="gramStart"/>
             <w:r>
               <w:rPr>
                 <w:rFonts w:ascii="宋体" w:hAnsi="宋体" w:cs="宋体"/>
@@ -7408,19 +6636,7 @@
                 <w:kern w:val="0"/>
                 <w:sz w:val="24"/>
               </w:rPr>
-              <w:t>os.makedirs</w:t>
-            </w:r>
-            <w:proofErr w:type="spellEnd"/>
-            <w:proofErr w:type="gramEnd"/>
-            <w:r>
-              <w:rPr>
-                <w:rFonts w:ascii="宋体" w:hAnsi="宋体" w:cs="宋体"/>
-                <w:b/>
-                <w:bCs/>
-                <w:kern w:val="0"/>
-                <w:sz w:val="24"/>
-              </w:rPr>
-              <w:t>()</w:t>
+              <w:t>os.makedirs()</w:t>
             </w:r>
           </w:p>
         </w:tc>
@@ -7475,8 +6691,6 @@
                 <w:sz w:val="24"/>
               </w:rPr>
             </w:pPr>
-            <w:proofErr w:type="spellStart"/>
-            <w:proofErr w:type="gramStart"/>
             <w:r>
               <w:rPr>
                 <w:rFonts w:ascii="宋体" w:hAnsi="宋体" w:cs="宋体"/>
@@ -7485,19 +6699,7 @@
                 <w:kern w:val="0"/>
                 <w:sz w:val="24"/>
               </w:rPr>
-              <w:t>os.rename</w:t>
-            </w:r>
-            <w:proofErr w:type="spellEnd"/>
-            <w:proofErr w:type="gramEnd"/>
-            <w:r>
-              <w:rPr>
-                <w:rFonts w:ascii="宋体" w:hAnsi="宋体" w:cs="宋体"/>
-                <w:b/>
-                <w:bCs/>
-                <w:kern w:val="0"/>
-                <w:sz w:val="24"/>
-              </w:rPr>
-              <w:t>()</w:t>
+              <w:t>os.rename()</w:t>
             </w:r>
           </w:p>
         </w:tc>
@@ -7554,7 +6756,6 @@
                 <w:sz w:val="24"/>
               </w:rPr>
             </w:pPr>
-            <w:proofErr w:type="gramStart"/>
             <w:r>
               <w:rPr>
                 <w:rFonts w:ascii="宋体" w:hAnsi="宋体" w:cs="宋体"/>
@@ -7563,18 +6764,7 @@
                 <w:kern w:val="0"/>
                 <w:sz w:val="24"/>
               </w:rPr>
-              <w:t>shutil.copy</w:t>
-            </w:r>
-            <w:proofErr w:type="gramEnd"/>
-            <w:r>
-              <w:rPr>
-                <w:rFonts w:ascii="宋体" w:hAnsi="宋体" w:cs="宋体"/>
-                <w:b/>
-                <w:bCs/>
-                <w:kern w:val="0"/>
-                <w:sz w:val="24"/>
-              </w:rPr>
-              <w:t>2()</w:t>
+              <w:t>shutil.copy2()</w:t>
             </w:r>
           </w:p>
         </w:tc>
@@ -7629,8 +6819,6 @@
                 <w:sz w:val="24"/>
               </w:rPr>
             </w:pPr>
-            <w:proofErr w:type="spellStart"/>
-            <w:proofErr w:type="gramStart"/>
             <w:r>
               <w:rPr>
                 <w:rFonts w:ascii="宋体" w:hAnsi="宋体" w:cs="宋体"/>
@@ -7640,19 +6828,7 @@
                 <w:sz w:val="24"/>
               </w:rPr>
               <w:lastRenderedPageBreak/>
-              <w:t>shutil.copytree</w:t>
-            </w:r>
-            <w:proofErr w:type="spellEnd"/>
-            <w:proofErr w:type="gramEnd"/>
-            <w:r>
-              <w:rPr>
-                <w:rFonts w:ascii="宋体" w:hAnsi="宋体" w:cs="宋体"/>
-                <w:b/>
-                <w:bCs/>
-                <w:kern w:val="0"/>
-                <w:sz w:val="24"/>
-              </w:rPr>
-              <w:t>()</w:t>
+              <w:t>shutil.copytree()</w:t>
             </w:r>
           </w:p>
         </w:tc>
@@ -7709,8 +6885,6 @@
                 <w:sz w:val="24"/>
               </w:rPr>
             </w:pPr>
-            <w:proofErr w:type="spellStart"/>
-            <w:proofErr w:type="gramStart"/>
             <w:r>
               <w:rPr>
                 <w:rFonts w:ascii="宋体" w:hAnsi="宋体" w:cs="宋体"/>
@@ -7719,19 +6893,7 @@
                 <w:kern w:val="0"/>
                 <w:sz w:val="24"/>
               </w:rPr>
-              <w:t>shutil.move</w:t>
-            </w:r>
-            <w:proofErr w:type="spellEnd"/>
-            <w:proofErr w:type="gramEnd"/>
-            <w:r>
-              <w:rPr>
-                <w:rFonts w:ascii="宋体" w:hAnsi="宋体" w:cs="宋体"/>
-                <w:b/>
-                <w:bCs/>
-                <w:kern w:val="0"/>
-                <w:sz w:val="24"/>
-              </w:rPr>
-              <w:t>()</w:t>
+              <w:t>shutil.move()</w:t>
             </w:r>
           </w:p>
         </w:tc>
@@ -7786,8 +6948,6 @@
                 <w:sz w:val="24"/>
               </w:rPr>
             </w:pPr>
-            <w:proofErr w:type="spellStart"/>
-            <w:proofErr w:type="gramStart"/>
             <w:r>
               <w:rPr>
                 <w:rFonts w:ascii="宋体" w:hAnsi="宋体" w:cs="宋体"/>
@@ -7796,19 +6956,7 @@
                 <w:kern w:val="0"/>
                 <w:sz w:val="24"/>
               </w:rPr>
-              <w:t>shutil.rmtree</w:t>
-            </w:r>
-            <w:proofErr w:type="spellEnd"/>
-            <w:proofErr w:type="gramEnd"/>
-            <w:r>
-              <w:rPr>
-                <w:rFonts w:ascii="宋体" w:hAnsi="宋体" w:cs="宋体"/>
-                <w:b/>
-                <w:bCs/>
-                <w:kern w:val="0"/>
-                <w:sz w:val="24"/>
-              </w:rPr>
-              <w:t>()</w:t>
+              <w:t>shutil.rmtree()</w:t>
             </w:r>
           </w:p>
         </w:tc>
@@ -7865,8 +7013,6 @@
                 <w:sz w:val="24"/>
               </w:rPr>
             </w:pPr>
-            <w:proofErr w:type="spellStart"/>
-            <w:proofErr w:type="gramStart"/>
             <w:r>
               <w:rPr>
                 <w:rFonts w:ascii="宋体" w:hAnsi="宋体" w:cs="宋体"/>
@@ -7875,19 +7021,7 @@
                 <w:kern w:val="0"/>
                 <w:sz w:val="24"/>
               </w:rPr>
-              <w:t>os.remove</w:t>
-            </w:r>
-            <w:proofErr w:type="spellEnd"/>
-            <w:proofErr w:type="gramEnd"/>
-            <w:r>
-              <w:rPr>
-                <w:rFonts w:ascii="宋体" w:hAnsi="宋体" w:cs="宋体"/>
-                <w:b/>
-                <w:bCs/>
-                <w:kern w:val="0"/>
-                <w:sz w:val="24"/>
-              </w:rPr>
-              <w:t>()</w:t>
+              <w:t>os.remove()</w:t>
             </w:r>
           </w:p>
         </w:tc>
@@ -7952,7 +7086,6 @@
           <w:sz w:val="24"/>
         </w:rPr>
       </w:pPr>
-      <w:proofErr w:type="spellStart"/>
       <w:r>
         <w:rPr>
           <w:rFonts w:ascii="宋体" w:hAnsi="宋体" w:cs="宋体"/>
@@ -7961,172 +7094,7 @@
           <w:kern w:val="0"/>
           <w:sz w:val="24"/>
         </w:rPr>
-        <w:t>create_file</w:t>
-      </w:r>
-      <w:proofErr w:type="spellEnd"/>
-      <w:r>
-        <w:rPr>
-          <w:rFonts w:ascii="宋体" w:hAnsi="宋体" w:cs="宋体"/>
-          <w:b/>
-          <w:bCs/>
-          <w:kern w:val="0"/>
-          <w:sz w:val="24"/>
-        </w:rPr>
-        <w:t>()、</w:t>
-      </w:r>
-      <w:proofErr w:type="spellStart"/>
-      <w:r>
-        <w:rPr>
-          <w:rFonts w:ascii="宋体" w:hAnsi="宋体" w:cs="宋体"/>
-          <w:b/>
-          <w:bCs/>
-          <w:kern w:val="0"/>
-          <w:sz w:val="24"/>
-        </w:rPr>
-        <w:t>rename_file</w:t>
-      </w:r>
-      <w:proofErr w:type="spellEnd"/>
-      <w:r>
-        <w:rPr>
-          <w:rFonts w:ascii="宋体" w:hAnsi="宋体" w:cs="宋体"/>
-          <w:b/>
-          <w:bCs/>
-          <w:kern w:val="0"/>
-          <w:sz w:val="24"/>
-        </w:rPr>
-        <w:t>()、</w:t>
-      </w:r>
-      <w:proofErr w:type="spellStart"/>
-      <w:r>
-        <w:rPr>
-          <w:rFonts w:ascii="宋体" w:hAnsi="宋体" w:cs="宋体"/>
-          <w:b/>
-          <w:bCs/>
-          <w:kern w:val="0"/>
-          <w:sz w:val="24"/>
-        </w:rPr>
-        <w:t>copy_move_file</w:t>
-      </w:r>
-      <w:proofErr w:type="spellEnd"/>
-      <w:r>
-        <w:rPr>
-          <w:rFonts w:ascii="宋体" w:hAnsi="宋体" w:cs="宋体"/>
-          <w:b/>
-          <w:bCs/>
-          <w:kern w:val="0"/>
-          <w:sz w:val="24"/>
-        </w:rPr>
-        <w:t>()、</w:t>
-      </w:r>
-      <w:proofErr w:type="spellStart"/>
-      <w:r>
-        <w:rPr>
-          <w:rFonts w:ascii="宋体" w:hAnsi="宋体" w:cs="宋体"/>
-          <w:b/>
-          <w:bCs/>
-          <w:kern w:val="0"/>
-          <w:sz w:val="24"/>
-        </w:rPr>
-        <w:t>create_directory</w:t>
-      </w:r>
-      <w:proofErr w:type="spellEnd"/>
-      <w:r>
-        <w:rPr>
-          <w:rFonts w:ascii="宋体" w:hAnsi="宋体" w:cs="宋体"/>
-          <w:b/>
-          <w:bCs/>
-          <w:kern w:val="0"/>
-          <w:sz w:val="24"/>
-        </w:rPr>
-        <w:t>()、</w:t>
-      </w:r>
-      <w:proofErr w:type="spellStart"/>
-      <w:r>
-        <w:rPr>
-          <w:rFonts w:ascii="宋体" w:hAnsi="宋体" w:cs="宋体"/>
-          <w:b/>
-          <w:bCs/>
-          <w:kern w:val="0"/>
-          <w:sz w:val="24"/>
-        </w:rPr>
-        <w:t>delete_file</w:t>
-      </w:r>
-      <w:proofErr w:type="spellEnd"/>
-      <w:r>
-        <w:rPr>
-          <w:rFonts w:ascii="宋体" w:hAnsi="宋体" w:cs="宋体"/>
-          <w:b/>
-          <w:bCs/>
-          <w:kern w:val="0"/>
-          <w:sz w:val="24"/>
-        </w:rPr>
-        <w:t>()、</w:t>
-      </w:r>
-      <w:proofErr w:type="spellStart"/>
-      <w:r>
-        <w:rPr>
-          <w:rFonts w:ascii="宋体" w:hAnsi="宋体" w:cs="宋体"/>
-          <w:b/>
-          <w:bCs/>
-          <w:kern w:val="0"/>
-          <w:sz w:val="24"/>
-        </w:rPr>
-        <w:t>delete_directory</w:t>
-      </w:r>
-      <w:proofErr w:type="spellEnd"/>
-      <w:r>
-        <w:rPr>
-          <w:rFonts w:ascii="宋体" w:hAnsi="宋体" w:cs="宋体"/>
-          <w:b/>
-          <w:bCs/>
-          <w:kern w:val="0"/>
-          <w:sz w:val="24"/>
-        </w:rPr>
-        <w:t>()、</w:t>
-      </w:r>
-      <w:proofErr w:type="spellStart"/>
-      <w:r>
-        <w:rPr>
-          <w:rFonts w:ascii="宋体" w:hAnsi="宋体" w:cs="宋体"/>
-          <w:b/>
-          <w:bCs/>
-          <w:kern w:val="0"/>
-          <w:sz w:val="24"/>
-        </w:rPr>
-        <w:t>empty_recycle_bin</w:t>
-      </w:r>
-      <w:proofErr w:type="spellEnd"/>
-      <w:r>
-        <w:rPr>
-          <w:rFonts w:ascii="宋体" w:hAnsi="宋体" w:cs="宋体"/>
-          <w:b/>
-          <w:bCs/>
-          <w:kern w:val="0"/>
-          <w:sz w:val="24"/>
-        </w:rPr>
-        <w:t>()、</w:t>
-      </w:r>
-      <w:proofErr w:type="spellStart"/>
-      <w:r>
-        <w:rPr>
-          <w:rFonts w:ascii="宋体" w:hAnsi="宋体" w:cs="宋体"/>
-          <w:b/>
-          <w:bCs/>
-          <w:kern w:val="0"/>
-          <w:sz w:val="24"/>
-        </w:rPr>
-        <w:t>permanent_delete_from_recycle</w:t>
-      </w:r>
-      <w:proofErr w:type="spellEnd"/>
-      <w:r>
-        <w:rPr>
-          <w:rFonts w:ascii="宋体" w:hAnsi="宋体" w:cs="宋体"/>
-          <w:b/>
-          <w:bCs/>
-          <w:kern w:val="0"/>
-          <w:sz w:val="24"/>
-        </w:rPr>
-        <w:t>()</w:t>
+        <w:t>create_file()、rename_file()、copy_move_file()、create_directory()、delete_file()、delete_directory()、empty_recycle_bin()、permanent_delete_from_recycle()</w:t>
       </w:r>
     </w:p>
     <w:p>
@@ -8142,7 +7110,7 @@
           <w:szCs w:val="28"/>
         </w:rPr>
       </w:pPr>
-      <w:bookmarkStart w:id="9" w:name="_Toc232895114"/>
+      <w:bookmarkStart w:id="9" w:name="_Toc233019429"/>
       <w:r>
         <w:rPr>
           <w:rFonts w:ascii="黑体" w:eastAsia="黑体" w:hAnsi="黑体" w:hint="eastAsia"/>
@@ -8192,32 +7160,19 @@
           <w:kern w:val="0"/>
           <w:sz w:val="24"/>
         </w:rPr>
-        <w:t>.</w:t>
-      </w:r>
-      <w:proofErr w:type="spellStart"/>
+        <w:t>.recycle_bin</w:t>
+      </w:r>
       <w:r>
         <w:rPr>
           <w:rFonts w:ascii="宋体" w:hAnsi="宋体" w:cs="宋体"/>
-          <w:b/>
-          <w:bCs/>
-          <w:kern w:val="0"/>
-          <w:sz w:val="24"/>
-        </w:rPr>
-        <w:t>recycle_bin</w:t>
-      </w:r>
-      <w:proofErr w:type="spellEnd"/>
+          <w:kern w:val="0"/>
+          <w:sz w:val="24"/>
+        </w:rPr>
+        <w:t>文件夹中，同时使用</w:t>
+      </w:r>
       <w:r>
         <w:rPr>
           <w:rFonts w:ascii="宋体" w:hAnsi="宋体" w:cs="宋体"/>
-          <w:kern w:val="0"/>
-          <w:sz w:val="24"/>
-        </w:rPr>
-        <w:t>文件夹中，同时使用</w:t>
-      </w:r>
-      <w:proofErr w:type="spellStart"/>
-      <w:r>
-        <w:rPr>
-          <w:rFonts w:ascii="宋体" w:hAnsi="宋体" w:cs="宋体"/>
           <w:b/>
           <w:bCs/>
           <w:kern w:val="0"/>
@@ -8225,7 +7180,6 @@
         </w:rPr>
         <w:t>recycle_meta.json</w:t>
       </w:r>
-      <w:proofErr w:type="spellEnd"/>
       <w:r>
         <w:rPr>
           <w:rFonts w:ascii="宋体" w:hAnsi="宋体" w:cs="宋体"/>
@@ -8326,7 +7280,7 @@
                   <v:path o:extrusionok="f" gradientshapeok="t" o:connecttype="rect"/>
                   <o:lock v:ext="edit" aspectratio="t"/>
                 </v:shapetype>
-                <v:shape id="图片 1" o:spid="_x0000_i1282" type="#_x0000_t75" style="width:387.5pt;height:126.5pt;visibility:visible;mso-wrap-style:square">
+                <v:shape id="图片 1" o:spid="_x0000_i1025" type="#_x0000_t75" style="width:387.55pt;height:126.4pt;visibility:visible;mso-wrap-style:square">
                   <v:imagedata r:id="rId8" o:title=""/>
                 </v:shape>
               </w:pict>
@@ -8372,7 +7326,6 @@
         </w:rPr>
         <w:t>的好处是结构清晰，便于程序读取和修改。</w:t>
       </w:r>
-      <w:proofErr w:type="spellStart"/>
       <w:r>
         <w:rPr>
           <w:rFonts w:ascii="宋体" w:hAnsi="宋体" w:cs="宋体"/>
@@ -8381,28 +7334,88 @@
           <w:kern w:val="0"/>
           <w:sz w:val="24"/>
         </w:rPr>
-        <w:t>load_recycle_meta</w:t>
-      </w:r>
-      <w:proofErr w:type="spellEnd"/>
+        <w:t>load_recycle_meta()</w:t>
+      </w:r>
       <w:r>
         <w:rPr>
           <w:rFonts w:ascii="宋体" w:hAnsi="宋体" w:cs="宋体"/>
-          <w:b/>
-          <w:bCs/>
-          <w:kern w:val="0"/>
-          <w:sz w:val="24"/>
-        </w:rPr>
-        <w:t>()</w:t>
+          <w:kern w:val="0"/>
+          <w:sz w:val="24"/>
+        </w:rPr>
+        <w:t>使用</w:t>
       </w:r>
       <w:r>
         <w:rPr>
           <w:rFonts w:ascii="宋体" w:hAnsi="宋体" w:cs="宋体"/>
+          <w:b/>
+          <w:bCs/>
+          <w:kern w:val="0"/>
+          <w:sz w:val="24"/>
+        </w:rPr>
+        <w:t>json.load()</w:t>
+      </w:r>
+      <w:r>
+        <w:rPr>
+          <w:rFonts w:ascii="宋体" w:hAnsi="宋体" w:cs="宋体"/>
+          <w:kern w:val="0"/>
+          <w:sz w:val="24"/>
+        </w:rPr>
+        <w:t>将</w:t>
+      </w:r>
+      <w:r>
+        <w:rPr>
+          <w:rFonts w:ascii="宋体" w:hAnsi="宋体" w:cs="宋体"/>
+          <w:b/>
+          <w:bCs/>
+          <w:kern w:val="0"/>
+          <w:sz w:val="24"/>
+        </w:rPr>
+        <w:t>JSON</w:t>
+      </w:r>
+      <w:r>
+        <w:rPr>
+          <w:rFonts w:ascii="宋体" w:hAnsi="宋体" w:cs="宋体"/>
+          <w:kern w:val="0"/>
+          <w:sz w:val="24"/>
+        </w:rPr>
+        <w:t>文件转换为</w:t>
+      </w:r>
+      <w:r>
+        <w:rPr>
+          <w:rFonts w:ascii="宋体" w:hAnsi="宋体" w:cs="宋体"/>
+          <w:b/>
+          <w:bCs/>
+          <w:kern w:val="0"/>
+          <w:sz w:val="24"/>
+        </w:rPr>
+        <w:t>Python列表</w:t>
+      </w:r>
+      <w:r>
+        <w:rPr>
+          <w:rFonts w:ascii="宋体" w:hAnsi="宋体" w:cs="宋体"/>
+          <w:kern w:val="0"/>
+          <w:sz w:val="24"/>
+        </w:rPr>
+        <w:t>；</w:t>
+      </w:r>
+      <w:r>
+        <w:rPr>
+          <w:rFonts w:ascii="宋体" w:hAnsi="宋体" w:cs="宋体"/>
+          <w:b/>
+          <w:bCs/>
+          <w:kern w:val="0"/>
+          <w:sz w:val="24"/>
+        </w:rPr>
+        <w:t>save_recycle_meta(meta)</w:t>
+      </w:r>
+      <w:r>
+        <w:rPr>
+          <w:rFonts w:ascii="宋体" w:hAnsi="宋体" w:cs="宋体"/>
           <w:kern w:val="0"/>
           <w:sz w:val="24"/>
         </w:rPr>
         <w:t>使用</w:t>
       </w:r>
-      <w:proofErr w:type="spellStart"/>
       <w:r>
         <w:rPr>
           <w:rFonts w:ascii="宋体" w:hAnsi="宋体" w:cs="宋体"/>
@@ -8411,144 +7424,25 @@
           <w:kern w:val="0"/>
           <w:sz w:val="24"/>
         </w:rPr>
-        <w:t>json.load</w:t>
-      </w:r>
-      <w:proofErr w:type="spellEnd"/>
+        <w:t>json.dump()</w:t>
+      </w:r>
       <w:r>
         <w:rPr>
           <w:rFonts w:ascii="宋体" w:hAnsi="宋体" w:cs="宋体"/>
-          <w:b/>
-          <w:bCs/>
-          <w:kern w:val="0"/>
-          <w:sz w:val="24"/>
-        </w:rPr>
-        <w:t>()</w:t>
+          <w:kern w:val="0"/>
+          <w:sz w:val="24"/>
+        </w:rPr>
+        <w:t>将更新后的列表写回文件。项目中还设置了</w:t>
       </w:r>
       <w:r>
         <w:rPr>
           <w:rFonts w:ascii="宋体" w:hAnsi="宋体" w:cs="宋体"/>
-          <w:kern w:val="0"/>
-          <w:sz w:val="24"/>
-        </w:rPr>
-        <w:t>将</w:t>
-      </w:r>
-      <w:r>
-        <w:rPr>
-          <w:rFonts w:ascii="宋体" w:hAnsi="宋体" w:cs="宋体"/>
-          <w:b/>
-          <w:bCs/>
-          <w:kern w:val="0"/>
-          <w:sz w:val="24"/>
-        </w:rPr>
-        <w:t>JSON</w:t>
-      </w:r>
-      <w:r>
-        <w:rPr>
-          <w:rFonts w:ascii="宋体" w:hAnsi="宋体" w:cs="宋体"/>
-          <w:kern w:val="0"/>
-          <w:sz w:val="24"/>
-        </w:rPr>
-        <w:t>文件转换为</w:t>
-      </w:r>
-      <w:r>
-        <w:rPr>
-          <w:rFonts w:ascii="宋体" w:hAnsi="宋体" w:cs="宋体"/>
-          <w:b/>
-          <w:bCs/>
-          <w:kern w:val="0"/>
-          <w:sz w:val="24"/>
-        </w:rPr>
-        <w:t>Python列表</w:t>
-      </w:r>
-      <w:r>
-        <w:rPr>
-          <w:rFonts w:ascii="宋体" w:hAnsi="宋体" w:cs="宋体"/>
-          <w:kern w:val="0"/>
-          <w:sz w:val="24"/>
-        </w:rPr>
-        <w:t>；</w:t>
-      </w:r>
-      <w:proofErr w:type="spellStart"/>
-      <w:r>
-        <w:rPr>
-          <w:rFonts w:ascii="宋体" w:hAnsi="宋体" w:cs="宋体"/>
-          <w:b/>
-          <w:bCs/>
-          <w:kern w:val="0"/>
-          <w:sz w:val="24"/>
-        </w:rPr>
-        <w:t>save_recycle_meta</w:t>
-      </w:r>
-      <w:proofErr w:type="spellEnd"/>
-      <w:r>
-        <w:rPr>
-          <w:rFonts w:ascii="宋体" w:hAnsi="宋体" w:cs="宋体"/>
-          <w:b/>
-          <w:bCs/>
-          <w:kern w:val="0"/>
-          <w:sz w:val="24"/>
-        </w:rPr>
-        <w:t>(meta)</w:t>
-      </w:r>
-      <w:r>
-        <w:rPr>
-          <w:rFonts w:ascii="宋体" w:hAnsi="宋体" w:cs="宋体"/>
-          <w:kern w:val="0"/>
-          <w:sz w:val="24"/>
-        </w:rPr>
-        <w:t>使用</w:t>
-      </w:r>
-      <w:proofErr w:type="spellStart"/>
-      <w:r>
-        <w:rPr>
-          <w:rFonts w:ascii="宋体" w:hAnsi="宋体" w:cs="宋体"/>
-          <w:b/>
-          <w:bCs/>
-          <w:kern w:val="0"/>
-          <w:sz w:val="24"/>
-        </w:rPr>
-        <w:t>json.dump</w:t>
-      </w:r>
-      <w:proofErr w:type="spellEnd"/>
-      <w:r>
-        <w:rPr>
-          <w:rFonts w:ascii="宋体" w:hAnsi="宋体" w:cs="宋体"/>
-          <w:b/>
-          <w:bCs/>
-          <w:kern w:val="0"/>
-          <w:sz w:val="24"/>
-        </w:rPr>
-        <w:t>()</w:t>
-      </w:r>
-      <w:r>
-        <w:rPr>
-          <w:rFonts w:ascii="宋体" w:hAnsi="宋体" w:cs="宋体"/>
-          <w:kern w:val="0"/>
-          <w:sz w:val="24"/>
-        </w:rPr>
-        <w:t>将更新后的列表写回文件。项目中还设置了</w:t>
-      </w:r>
-      <w:proofErr w:type="spellStart"/>
-      <w:r>
-        <w:rPr>
-          <w:rFonts w:ascii="宋体" w:hAnsi="宋体" w:cs="宋体"/>
-          <w:b/>
-          <w:bCs/>
-          <w:kern w:val="0"/>
-          <w:sz w:val="24"/>
-        </w:rPr>
-        <w:t>ensure_ascii</w:t>
-      </w:r>
-      <w:proofErr w:type="spellEnd"/>
-      <w:r>
-        <w:rPr>
-          <w:rFonts w:ascii="宋体" w:hAnsi="宋体" w:cs="宋体"/>
-          <w:b/>
-          <w:bCs/>
-          <w:kern w:val="0"/>
-          <w:sz w:val="24"/>
-        </w:rPr>
-        <w:t>=False</w:t>
+          <w:b/>
+          <w:bCs/>
+          <w:kern w:val="0"/>
+          <w:sz w:val="24"/>
+        </w:rPr>
+        <w:t>ensure_ascii=False</w:t>
       </w:r>
       <w:r>
         <w:rPr>
@@ -8726,8 +7620,6 @@
                 <w:sz w:val="24"/>
               </w:rPr>
             </w:pPr>
-            <w:proofErr w:type="spellStart"/>
-            <w:proofErr w:type="gramStart"/>
             <w:r>
               <w:rPr>
                 <w:rFonts w:ascii="宋体" w:hAnsi="宋体" w:cs="宋体"/>
@@ -8736,19 +7628,7 @@
                 <w:kern w:val="0"/>
                 <w:sz w:val="24"/>
               </w:rPr>
-              <w:t>json.load</w:t>
-            </w:r>
-            <w:proofErr w:type="spellEnd"/>
-            <w:proofErr w:type="gramEnd"/>
-            <w:r>
-              <w:rPr>
-                <w:rFonts w:ascii="宋体" w:hAnsi="宋体" w:cs="宋体"/>
-                <w:b/>
-                <w:bCs/>
-                <w:kern w:val="0"/>
-                <w:sz w:val="24"/>
-              </w:rPr>
-              <w:t>()</w:t>
+              <w:t>json.load()</w:t>
             </w:r>
           </w:p>
         </w:tc>
@@ -8805,8 +7685,6 @@
                 <w:sz w:val="24"/>
               </w:rPr>
             </w:pPr>
-            <w:proofErr w:type="spellStart"/>
-            <w:proofErr w:type="gramStart"/>
             <w:r>
               <w:rPr>
                 <w:rFonts w:ascii="宋体" w:hAnsi="宋体" w:cs="宋体"/>
@@ -8815,19 +7693,7 @@
                 <w:kern w:val="0"/>
                 <w:sz w:val="24"/>
               </w:rPr>
-              <w:t>json.dump</w:t>
-            </w:r>
-            <w:proofErr w:type="spellEnd"/>
-            <w:proofErr w:type="gramEnd"/>
-            <w:r>
-              <w:rPr>
-                <w:rFonts w:ascii="宋体" w:hAnsi="宋体" w:cs="宋体"/>
-                <w:b/>
-                <w:bCs/>
-                <w:kern w:val="0"/>
-                <w:sz w:val="24"/>
-              </w:rPr>
-              <w:t>()</w:t>
+              <w:t>json.dump()</w:t>
             </w:r>
           </w:p>
         </w:tc>
@@ -8882,7 +7748,6 @@
                 <w:sz w:val="24"/>
               </w:rPr>
             </w:pPr>
-            <w:proofErr w:type="spellStart"/>
             <w:r>
               <w:rPr>
                 <w:rFonts w:ascii="宋体" w:hAnsi="宋体" w:cs="宋体"/>
@@ -8891,18 +7756,7 @@
                 <w:kern w:val="0"/>
                 <w:sz w:val="24"/>
               </w:rPr>
-              <w:t>ensure_ascii</w:t>
-            </w:r>
-            <w:proofErr w:type="spellEnd"/>
-            <w:r>
-              <w:rPr>
-                <w:rFonts w:ascii="宋体" w:hAnsi="宋体" w:cs="宋体"/>
-                <w:b/>
-                <w:bCs/>
-                <w:kern w:val="0"/>
-                <w:sz w:val="24"/>
-              </w:rPr>
-              <w:t>=False</w:t>
+              <w:t>ensure_ascii=False</w:t>
             </w:r>
           </w:p>
         </w:tc>
@@ -9099,7 +7953,6 @@
           <w:sz w:val="24"/>
         </w:rPr>
       </w:pPr>
-      <w:proofErr w:type="spellStart"/>
       <w:r>
         <w:rPr>
           <w:rFonts w:ascii="宋体" w:hAnsi="宋体" w:cs="宋体"/>
@@ -9108,194 +7961,7 @@
           <w:kern w:val="0"/>
           <w:sz w:val="24"/>
         </w:rPr>
-        <w:t>ensure_recycle_bin</w:t>
-      </w:r>
-      <w:proofErr w:type="spellEnd"/>
-      <w:r>
-        <w:rPr>
-          <w:rFonts w:ascii="宋体" w:hAnsi="宋体" w:cs="宋体"/>
-          <w:b/>
-          <w:bCs/>
-          <w:kern w:val="0"/>
-          <w:sz w:val="24"/>
-        </w:rPr>
-        <w:t>()、</w:t>
-      </w:r>
-      <w:proofErr w:type="spellStart"/>
-      <w:r>
-        <w:rPr>
-          <w:rFonts w:ascii="宋体" w:hAnsi="宋体" w:cs="宋体"/>
-          <w:b/>
-          <w:bCs/>
-          <w:kern w:val="0"/>
-          <w:sz w:val="24"/>
-        </w:rPr>
-        <w:t>load_recycle_meta</w:t>
-      </w:r>
-      <w:proofErr w:type="spellEnd"/>
-      <w:r>
-        <w:rPr>
-          <w:rFonts w:ascii="宋体" w:hAnsi="宋体" w:cs="宋体"/>
-          <w:b/>
-          <w:bCs/>
-          <w:kern w:val="0"/>
-          <w:sz w:val="24"/>
-        </w:rPr>
-        <w:t>()、</w:t>
-      </w:r>
-      <w:proofErr w:type="spellStart"/>
-      <w:r>
-        <w:rPr>
-          <w:rFonts w:ascii="宋体" w:hAnsi="宋体" w:cs="宋体"/>
-          <w:b/>
-          <w:bCs/>
-          <w:kern w:val="0"/>
-          <w:sz w:val="24"/>
-        </w:rPr>
-        <w:t>save_recycle_meta</w:t>
-      </w:r>
-      <w:proofErr w:type="spellEnd"/>
-      <w:r>
-        <w:rPr>
-          <w:rFonts w:ascii="宋体" w:hAnsi="宋体" w:cs="宋体"/>
-          <w:b/>
-          <w:bCs/>
-          <w:kern w:val="0"/>
-          <w:sz w:val="24"/>
-        </w:rPr>
-        <w:t>()、</w:t>
-      </w:r>
-      <w:proofErr w:type="spellStart"/>
-      <w:r>
-        <w:rPr>
-          <w:rFonts w:ascii="宋体" w:hAnsi="宋体" w:cs="宋体"/>
-          <w:b/>
-          <w:bCs/>
-          <w:kern w:val="0"/>
-          <w:sz w:val="24"/>
-        </w:rPr>
-        <w:t>delete_file</w:t>
-      </w:r>
-      <w:proofErr w:type="spellEnd"/>
-      <w:r>
-        <w:rPr>
-          <w:rFonts w:ascii="宋体" w:hAnsi="宋体" w:cs="宋体"/>
-          <w:b/>
-          <w:bCs/>
-          <w:kern w:val="0"/>
-          <w:sz w:val="24"/>
-        </w:rPr>
-        <w:t>()、</w:t>
-      </w:r>
-      <w:proofErr w:type="spellStart"/>
-      <w:r>
-        <w:rPr>
-          <w:rFonts w:ascii="宋体" w:hAnsi="宋体" w:cs="宋体"/>
-          <w:b/>
-          <w:bCs/>
-          <w:kern w:val="0"/>
-          <w:sz w:val="24"/>
-        </w:rPr>
-        <w:t>delete_directory</w:t>
-      </w:r>
-      <w:proofErr w:type="spellEnd"/>
-      <w:r>
-        <w:rPr>
-          <w:rFonts w:ascii="宋体" w:hAnsi="宋体" w:cs="宋体"/>
-          <w:b/>
-          <w:bCs/>
-          <w:kern w:val="0"/>
-          <w:sz w:val="24"/>
-        </w:rPr>
-        <w:t>()、</w:t>
-      </w:r>
-      <w:proofErr w:type="spellStart"/>
-      <w:r>
-        <w:rPr>
-          <w:rFonts w:ascii="宋体" w:hAnsi="宋体" w:cs="宋体"/>
-          <w:b/>
-          <w:bCs/>
-          <w:kern w:val="0"/>
-          <w:sz w:val="24"/>
-        </w:rPr>
-        <w:t>list_recycle_bin</w:t>
-      </w:r>
-      <w:proofErr w:type="spellEnd"/>
-      <w:r>
-        <w:rPr>
-          <w:rFonts w:ascii="宋体" w:hAnsi="宋体" w:cs="宋体"/>
-          <w:b/>
-          <w:bCs/>
-          <w:kern w:val="0"/>
-          <w:sz w:val="24"/>
-        </w:rPr>
-        <w:t>()、</w:t>
-      </w:r>
-      <w:proofErr w:type="spellStart"/>
-      <w:r>
-        <w:rPr>
-          <w:rFonts w:ascii="宋体" w:hAnsi="宋体" w:cs="宋体"/>
-          <w:b/>
-          <w:bCs/>
-          <w:kern w:val="0"/>
-          <w:sz w:val="24"/>
-        </w:rPr>
-        <w:t>restore_from_recycle</w:t>
-      </w:r>
-      <w:proofErr w:type="spellEnd"/>
-      <w:r>
-        <w:rPr>
-          <w:rFonts w:ascii="宋体" w:hAnsi="宋体" w:cs="宋体"/>
-          <w:b/>
-          <w:bCs/>
-          <w:kern w:val="0"/>
-          <w:sz w:val="24"/>
-        </w:rPr>
-        <w:t>()、</w:t>
-      </w:r>
-      <w:proofErr w:type="spellStart"/>
-      <w:r>
-        <w:rPr>
-          <w:rFonts w:ascii="宋体" w:hAnsi="宋体" w:cs="宋体"/>
-          <w:b/>
-          <w:bCs/>
-          <w:kern w:val="0"/>
-          <w:sz w:val="24"/>
-        </w:rPr>
-        <w:t>empty_recycle_bin</w:t>
-      </w:r>
-      <w:proofErr w:type="spellEnd"/>
-      <w:r>
-        <w:rPr>
-          <w:rFonts w:ascii="宋体" w:hAnsi="宋体" w:cs="宋体"/>
-          <w:b/>
-          <w:bCs/>
-          <w:kern w:val="0"/>
-          <w:sz w:val="24"/>
-        </w:rPr>
-        <w:t>()、</w:t>
-      </w:r>
-      <w:proofErr w:type="spellStart"/>
-      <w:r>
-        <w:rPr>
-          <w:rFonts w:ascii="宋体" w:hAnsi="宋体" w:cs="宋体"/>
-          <w:b/>
-          <w:bCs/>
-          <w:kern w:val="0"/>
-          <w:sz w:val="24"/>
-        </w:rPr>
-        <w:t>permanent_delete_from_recycle</w:t>
-      </w:r>
-      <w:proofErr w:type="spellEnd"/>
-      <w:r>
-        <w:rPr>
-          <w:rFonts w:ascii="宋体" w:hAnsi="宋体" w:cs="宋体"/>
-          <w:b/>
-          <w:bCs/>
-          <w:kern w:val="0"/>
-          <w:sz w:val="24"/>
-        </w:rPr>
-        <w:t>()</w:t>
+        <w:t>ensure_recycle_bin()、load_recycle_meta()、save_recycle_meta()、delete_file()、delete_directory()、list_recycle_bin()、restore_from_recycle()、empty_recycle_bin()、permanent_delete_from_recycle()</w:t>
       </w:r>
     </w:p>
     <w:p>
@@ -9311,7 +7977,7 @@
           <w:szCs w:val="28"/>
         </w:rPr>
       </w:pPr>
-      <w:bookmarkStart w:id="10" w:name="_Toc232895115"/>
+      <w:bookmarkStart w:id="10" w:name="_Toc233019430"/>
       <w:r>
         <w:rPr>
           <w:rFonts w:ascii="黑体" w:eastAsia="黑体" w:hAnsi="黑体" w:hint="eastAsia"/>
@@ -9353,7 +8019,6 @@
         </w:rPr>
         <w:t>如果用户多次删除同名文件，直接放入回收站会产生覆盖风险。为了解决该问题，项目通过</w:t>
       </w:r>
-      <w:proofErr w:type="spellStart"/>
       <w:r>
         <w:rPr>
           <w:rFonts w:ascii="宋体" w:hAnsi="宋体" w:cs="宋体"/>
@@ -9362,62 +8027,7 @@
           <w:kern w:val="0"/>
           <w:sz w:val="24"/>
         </w:rPr>
-        <w:t>datetime.datetime.now</w:t>
-      </w:r>
-      <w:proofErr w:type="spellEnd"/>
-      <w:r>
-        <w:rPr>
-          <w:rFonts w:ascii="宋体" w:hAnsi="宋体" w:cs="宋体"/>
-          <w:b/>
-          <w:bCs/>
-          <w:kern w:val="0"/>
-          <w:sz w:val="24"/>
-        </w:rPr>
-        <w:t>().</w:t>
-      </w:r>
-      <w:proofErr w:type="spellStart"/>
-      <w:r>
-        <w:rPr>
-          <w:rFonts w:ascii="宋体" w:hAnsi="宋体" w:cs="宋体"/>
-          <w:b/>
-          <w:bCs/>
-          <w:kern w:val="0"/>
-          <w:sz w:val="24"/>
-        </w:rPr>
-        <w:t>strftime</w:t>
-      </w:r>
-      <w:proofErr w:type="spellEnd"/>
-      <w:r>
-        <w:rPr>
-          <w:rFonts w:ascii="宋体" w:hAnsi="宋体" w:cs="宋体"/>
-          <w:b/>
-          <w:bCs/>
-          <w:kern w:val="0"/>
-          <w:sz w:val="24"/>
-        </w:rPr>
-        <w:t>("%</w:t>
-      </w:r>
-      <w:proofErr w:type="spellStart"/>
-      <w:r>
-        <w:rPr>
-          <w:rFonts w:ascii="宋体" w:hAnsi="宋体" w:cs="宋体"/>
-          <w:b/>
-          <w:bCs/>
-          <w:kern w:val="0"/>
-          <w:sz w:val="24"/>
-        </w:rPr>
-        <w:t>Y%m%d</w:t>
-      </w:r>
-      <w:proofErr w:type="spellEnd"/>
-      <w:r>
-        <w:rPr>
-          <w:rFonts w:ascii="宋体" w:hAnsi="宋体" w:cs="宋体"/>
-          <w:b/>
-          <w:bCs/>
-          <w:kern w:val="0"/>
-          <w:sz w:val="24"/>
-        </w:rPr>
-        <w:t>_%H%M%S")</w:t>
+        <w:t>datetime.datetime.now().strftime("%Y%m%d_%H%M%S")</w:t>
       </w:r>
       <w:r>
         <w:rPr>
@@ -9504,7 +8114,7 @@
                 <w:sz w:val="24"/>
               </w:rPr>
               <w:pict w14:anchorId="7A2F8E8A">
-                <v:shape id="_x0000_i1283" type="#_x0000_t75" style="width:415.5pt;height:30.5pt;visibility:visible;mso-wrap-style:square">
+                <v:shape id="_x0000_i1026" type="#_x0000_t75" style="width:415.15pt;height:30.65pt;visibility:visible;mso-wrap-style:square">
                   <v:imagedata r:id="rId9" o:title=""/>
                 </v:shape>
               </w:pict>
@@ -9532,7 +8142,6 @@
         </w:rPr>
         <w:t>这样即使用户多次删除同名文件，回收站中也能保存不同版本。同时，元数据中</w:t>
       </w:r>
-      <w:proofErr w:type="spellStart"/>
       <w:r>
         <w:rPr>
           <w:rFonts w:ascii="宋体" w:hAnsi="宋体" w:cs="宋体"/>
@@ -9543,7 +8152,6 @@
         </w:rPr>
         <w:t>original_path</w:t>
       </w:r>
-      <w:proofErr w:type="spellEnd"/>
       <w:r>
         <w:rPr>
           <w:rFonts w:ascii="宋体" w:hAnsi="宋体" w:cs="宋体"/>
@@ -9691,8 +8299,6 @@
                 <w:sz w:val="24"/>
               </w:rPr>
             </w:pPr>
-            <w:proofErr w:type="spellStart"/>
-            <w:proofErr w:type="gramStart"/>
             <w:r>
               <w:rPr>
                 <w:rFonts w:ascii="宋体" w:hAnsi="宋体" w:cs="宋体"/>
@@ -9701,29 +8307,7 @@
                 <w:kern w:val="0"/>
                 <w:sz w:val="24"/>
               </w:rPr>
-              <w:t>datetime.datetime.now</w:t>
-            </w:r>
-            <w:proofErr w:type="spellEnd"/>
-            <w:r>
-              <w:rPr>
-                <w:rFonts w:ascii="宋体" w:hAnsi="宋体" w:cs="宋体"/>
-                <w:b/>
-                <w:bCs/>
-                <w:kern w:val="0"/>
-                <w:sz w:val="24"/>
-              </w:rPr>
-              <w:t>(</w:t>
-            </w:r>
-            <w:proofErr w:type="gramEnd"/>
-            <w:r>
-              <w:rPr>
-                <w:rFonts w:ascii="宋体" w:hAnsi="宋体" w:cs="宋体"/>
-                <w:b/>
-                <w:bCs/>
-                <w:kern w:val="0"/>
-                <w:sz w:val="24"/>
-              </w:rPr>
-              <w:t>)</w:t>
+              <w:t>datetime.datetime.now()</w:t>
             </w:r>
           </w:p>
         </w:tc>
@@ -9780,8 +8364,6 @@
                 <w:sz w:val="24"/>
               </w:rPr>
             </w:pPr>
-            <w:proofErr w:type="spellStart"/>
-            <w:proofErr w:type="gramStart"/>
             <w:r>
               <w:rPr>
                 <w:rFonts w:ascii="宋体" w:hAnsi="宋体" w:cs="宋体"/>
@@ -9790,29 +8372,7 @@
                 <w:kern w:val="0"/>
                 <w:sz w:val="24"/>
               </w:rPr>
-              <w:t>strftime</w:t>
-            </w:r>
-            <w:proofErr w:type="spellEnd"/>
-            <w:r>
-              <w:rPr>
-                <w:rFonts w:ascii="宋体" w:hAnsi="宋体" w:cs="宋体"/>
-                <w:b/>
-                <w:bCs/>
-                <w:kern w:val="0"/>
-                <w:sz w:val="24"/>
-              </w:rPr>
-              <w:t>(</w:t>
-            </w:r>
-            <w:proofErr w:type="gramEnd"/>
-            <w:r>
-              <w:rPr>
-                <w:rFonts w:ascii="宋体" w:hAnsi="宋体" w:cs="宋体"/>
-                <w:b/>
-                <w:bCs/>
-                <w:kern w:val="0"/>
-                <w:sz w:val="24"/>
-              </w:rPr>
-              <w:t>)</w:t>
+              <w:t>strftime()</w:t>
             </w:r>
           </w:p>
         </w:tc>
@@ -9867,8 +8427,6 @@
                 <w:sz w:val="24"/>
               </w:rPr>
             </w:pPr>
-            <w:proofErr w:type="spellStart"/>
-            <w:proofErr w:type="gramStart"/>
             <w:r>
               <w:rPr>
                 <w:rFonts w:ascii="宋体" w:hAnsi="宋体" w:cs="宋体"/>
@@ -9877,51 +8435,7 @@
                 <w:kern w:val="0"/>
                 <w:sz w:val="24"/>
               </w:rPr>
-              <w:t>os.path</w:t>
-            </w:r>
-            <w:proofErr w:type="gramEnd"/>
-            <w:r>
-              <w:rPr>
-                <w:rFonts w:ascii="宋体" w:hAnsi="宋体" w:cs="宋体"/>
-                <w:b/>
-                <w:bCs/>
-                <w:kern w:val="0"/>
-                <w:sz w:val="24"/>
-              </w:rPr>
-              <w:t>.</w:t>
-            </w:r>
-            <w:proofErr w:type="gramStart"/>
-            <w:r>
-              <w:rPr>
-                <w:rFonts w:ascii="宋体" w:hAnsi="宋体" w:cs="宋体"/>
-                <w:b/>
-                <w:bCs/>
-                <w:kern w:val="0"/>
-                <w:sz w:val="24"/>
-              </w:rPr>
-              <w:t>splitext</w:t>
-            </w:r>
-            <w:proofErr w:type="spellEnd"/>
-            <w:r>
-              <w:rPr>
-                <w:rFonts w:ascii="宋体" w:hAnsi="宋体" w:cs="宋体"/>
-                <w:b/>
-                <w:bCs/>
-                <w:kern w:val="0"/>
-                <w:sz w:val="24"/>
-              </w:rPr>
-              <w:t>(</w:t>
-            </w:r>
-            <w:proofErr w:type="gramEnd"/>
-            <w:r>
-              <w:rPr>
-                <w:rFonts w:ascii="宋体" w:hAnsi="宋体" w:cs="宋体"/>
-                <w:b/>
-                <w:bCs/>
-                <w:kern w:val="0"/>
-                <w:sz w:val="24"/>
-              </w:rPr>
-              <w:t>)</w:t>
+              <w:t>os.path.splitext()</w:t>
             </w:r>
           </w:p>
         </w:tc>
@@ -9978,8 +8492,6 @@
                 <w:sz w:val="24"/>
               </w:rPr>
             </w:pPr>
-            <w:proofErr w:type="spellStart"/>
-            <w:proofErr w:type="gramStart"/>
             <w:r>
               <w:rPr>
                 <w:rFonts w:ascii="宋体" w:hAnsi="宋体" w:cs="宋体"/>
@@ -9988,51 +8500,7 @@
                 <w:kern w:val="0"/>
                 <w:sz w:val="24"/>
               </w:rPr>
-              <w:t>os.path</w:t>
-            </w:r>
-            <w:proofErr w:type="gramEnd"/>
-            <w:r>
-              <w:rPr>
-                <w:rFonts w:ascii="宋体" w:hAnsi="宋体" w:cs="宋体"/>
-                <w:b/>
-                <w:bCs/>
-                <w:kern w:val="0"/>
-                <w:sz w:val="24"/>
-              </w:rPr>
-              <w:t>.</w:t>
-            </w:r>
-            <w:proofErr w:type="gramStart"/>
-            <w:r>
-              <w:rPr>
-                <w:rFonts w:ascii="宋体" w:hAnsi="宋体" w:cs="宋体"/>
-                <w:b/>
-                <w:bCs/>
-                <w:kern w:val="0"/>
-                <w:sz w:val="24"/>
-              </w:rPr>
-              <w:t>basename</w:t>
-            </w:r>
-            <w:proofErr w:type="spellEnd"/>
-            <w:r>
-              <w:rPr>
-                <w:rFonts w:ascii="宋体" w:hAnsi="宋体" w:cs="宋体"/>
-                <w:b/>
-                <w:bCs/>
-                <w:kern w:val="0"/>
-                <w:sz w:val="24"/>
-              </w:rPr>
-              <w:t>(</w:t>
-            </w:r>
-            <w:proofErr w:type="gramEnd"/>
-            <w:r>
-              <w:rPr>
-                <w:rFonts w:ascii="宋体" w:hAnsi="宋体" w:cs="宋体"/>
-                <w:b/>
-                <w:bCs/>
-                <w:kern w:val="0"/>
-                <w:sz w:val="24"/>
-              </w:rPr>
-              <w:t>)</w:t>
+              <w:t>os.path.basename()</w:t>
             </w:r>
           </w:p>
         </w:tc>
@@ -10098,7 +8566,6 @@
           <w:sz w:val="24"/>
         </w:rPr>
       </w:pPr>
-      <w:proofErr w:type="spellStart"/>
       <w:r>
         <w:rPr>
           <w:rFonts w:ascii="宋体" w:hAnsi="宋体" w:cs="宋体"/>
@@ -10107,62 +8574,7 @@
           <w:kern w:val="0"/>
           <w:sz w:val="24"/>
         </w:rPr>
-        <w:t>get_timestamp</w:t>
-      </w:r>
-      <w:proofErr w:type="spellEnd"/>
-      <w:r>
-        <w:rPr>
-          <w:rFonts w:ascii="宋体" w:hAnsi="宋体" w:cs="宋体"/>
-          <w:b/>
-          <w:bCs/>
-          <w:kern w:val="0"/>
-          <w:sz w:val="24"/>
-        </w:rPr>
-        <w:t>()、</w:t>
-      </w:r>
-      <w:proofErr w:type="spellStart"/>
-      <w:r>
-        <w:rPr>
-          <w:rFonts w:ascii="宋体" w:hAnsi="宋体" w:cs="宋体"/>
-          <w:b/>
-          <w:bCs/>
-          <w:kern w:val="0"/>
-          <w:sz w:val="24"/>
-        </w:rPr>
-        <w:t>delete_file</w:t>
-      </w:r>
-      <w:proofErr w:type="spellEnd"/>
-      <w:r>
-        <w:rPr>
-          <w:rFonts w:ascii="宋体" w:hAnsi="宋体" w:cs="宋体"/>
-          <w:b/>
-          <w:bCs/>
-          <w:kern w:val="0"/>
-          <w:sz w:val="24"/>
-        </w:rPr>
-        <w:t>()、</w:t>
-      </w:r>
-      <w:proofErr w:type="spellStart"/>
-      <w:r>
-        <w:rPr>
-          <w:rFonts w:ascii="宋体" w:hAnsi="宋体" w:cs="宋体"/>
-          <w:b/>
-          <w:bCs/>
-          <w:kern w:val="0"/>
-          <w:sz w:val="24"/>
-        </w:rPr>
-        <w:t>delete_directory</w:t>
-      </w:r>
-      <w:proofErr w:type="spellEnd"/>
-      <w:r>
-        <w:rPr>
-          <w:rFonts w:ascii="宋体" w:hAnsi="宋体" w:cs="宋体"/>
-          <w:b/>
-          <w:bCs/>
-          <w:kern w:val="0"/>
-          <w:sz w:val="24"/>
-        </w:rPr>
-        <w:t>()</w:t>
+        <w:t>get_timestamp()、delete_file()、delete_directory()</w:t>
       </w:r>
     </w:p>
     <w:p>
@@ -10178,7 +8590,7 @@
           <w:szCs w:val="28"/>
         </w:rPr>
       </w:pPr>
-      <w:bookmarkStart w:id="11" w:name="_Toc232895116"/>
+      <w:bookmarkStart w:id="11" w:name="_Toc233019431"/>
       <w:r>
         <w:rPr>
           <w:rFonts w:ascii="黑体" w:eastAsia="黑体" w:hAnsi="黑体" w:hint="eastAsia"/>
@@ -10315,7 +8727,7 @@
                 <w:sz w:val="24"/>
               </w:rPr>
               <w:pict w14:anchorId="5A737B81">
-                <v:shape id="_x0000_i1284" type="#_x0000_t75" style="width:195.5pt;height:60pt;visibility:visible;mso-wrap-style:square">
+                <v:shape id="_x0000_i1027" type="#_x0000_t75" style="width:195.3pt;height:59.75pt;visibility:visible;mso-wrap-style:square">
                   <v:imagedata r:id="rId10" o:title=""/>
                 </v:shape>
               </w:pict>
@@ -10343,7 +8755,6 @@
         </w:rPr>
         <w:t>这两个对象不是字符串，因此不会和用户正常输入的文件名、路径、关键词冲突。</w:t>
       </w:r>
-      <w:proofErr w:type="spellStart"/>
       <w:r>
         <w:rPr>
           <w:rFonts w:ascii="宋体" w:hAnsi="宋体" w:cs="宋体" w:hint="eastAsia"/>
@@ -10352,18 +8763,7 @@
           <w:kern w:val="0"/>
           <w:sz w:val="24"/>
         </w:rPr>
-        <w:t>safe_input</w:t>
-      </w:r>
-      <w:proofErr w:type="spellEnd"/>
-      <w:r>
-        <w:rPr>
-          <w:rFonts w:ascii="宋体" w:hAnsi="宋体" w:cs="宋体" w:hint="eastAsia"/>
-          <w:b/>
-          <w:bCs/>
-          <w:kern w:val="0"/>
-          <w:sz w:val="24"/>
-        </w:rPr>
-        <w:t>(prompt)</w:t>
+        <w:t>safe_input(prompt)</w:t>
       </w:r>
       <w:r>
         <w:rPr>
@@ -10692,25 +9092,7 @@
                 <w:kern w:val="0"/>
                 <w:sz w:val="24"/>
               </w:rPr>
-              <w:t>将重复输入逻辑统一到</w:t>
-            </w:r>
-            <w:proofErr w:type="spellStart"/>
-            <w:r>
-              <w:rPr>
-                <w:rFonts w:ascii="宋体" w:hAnsi="宋体" w:cs="宋体"/>
-                <w:kern w:val="0"/>
-                <w:sz w:val="24"/>
-              </w:rPr>
-              <w:t>safe_input</w:t>
-            </w:r>
-            <w:proofErr w:type="spellEnd"/>
-            <w:r>
-              <w:rPr>
-                <w:rFonts w:ascii="宋体" w:hAnsi="宋体" w:cs="宋体"/>
-                <w:kern w:val="0"/>
-                <w:sz w:val="24"/>
-              </w:rPr>
-              <w:t>()</w:t>
+              <w:t>将重复输入逻辑统一到safe_input()</w:t>
             </w:r>
           </w:p>
         </w:tc>
@@ -10739,7 +9121,6 @@
                 <w:sz w:val="24"/>
               </w:rPr>
             </w:pPr>
-            <w:proofErr w:type="gramStart"/>
             <w:r>
               <w:rPr>
                 <w:rFonts w:ascii="宋体" w:hAnsi="宋体" w:cs="宋体"/>
@@ -10748,18 +9129,7 @@
                 <w:kern w:val="0"/>
                 <w:sz w:val="24"/>
               </w:rPr>
-              <w:t>object(</w:t>
-            </w:r>
-            <w:proofErr w:type="gramEnd"/>
-            <w:r>
-              <w:rPr>
-                <w:rFonts w:ascii="宋体" w:hAnsi="宋体" w:cs="宋体"/>
-                <w:b/>
-                <w:bCs/>
-                <w:kern w:val="0"/>
-                <w:sz w:val="24"/>
-              </w:rPr>
-              <w:t>)</w:t>
+              <w:t>object()</w:t>
             </w:r>
           </w:p>
         </w:tc>
@@ -10952,7 +9322,6 @@
           <w:sz w:val="24"/>
         </w:rPr>
       </w:pPr>
-      <w:proofErr w:type="spellStart"/>
       <w:r>
         <w:rPr>
           <w:rFonts w:ascii="宋体" w:hAnsi="宋体" w:cs="宋体"/>
@@ -10961,150 +9330,7 @@
           <w:kern w:val="0"/>
           <w:sz w:val="24"/>
         </w:rPr>
-        <w:t>safe_input</w:t>
-      </w:r>
-      <w:proofErr w:type="spellEnd"/>
-      <w:r>
-        <w:rPr>
-          <w:rFonts w:ascii="宋体" w:hAnsi="宋体" w:cs="宋体"/>
-          <w:b/>
-          <w:bCs/>
-          <w:kern w:val="0"/>
-          <w:sz w:val="24"/>
-        </w:rPr>
-        <w:t>()、</w:t>
-      </w:r>
-      <w:proofErr w:type="spellStart"/>
-      <w:r>
-        <w:rPr>
-          <w:rFonts w:ascii="宋体" w:hAnsi="宋体" w:cs="宋体"/>
-          <w:b/>
-          <w:bCs/>
-          <w:kern w:val="0"/>
-          <w:sz w:val="24"/>
-        </w:rPr>
-        <w:t>input_multiline</w:t>
-      </w:r>
-      <w:proofErr w:type="spellEnd"/>
-      <w:r>
-        <w:rPr>
-          <w:rFonts w:ascii="宋体" w:hAnsi="宋体" w:cs="宋体"/>
-          <w:b/>
-          <w:bCs/>
-          <w:kern w:val="0"/>
-          <w:sz w:val="24"/>
-        </w:rPr>
-        <w:t>()、</w:t>
-      </w:r>
-      <w:proofErr w:type="spellStart"/>
-      <w:r>
-        <w:rPr>
-          <w:rFonts w:ascii="宋体" w:hAnsi="宋体" w:cs="宋体"/>
-          <w:b/>
-          <w:bCs/>
-          <w:kern w:val="0"/>
-          <w:sz w:val="24"/>
-        </w:rPr>
-        <w:t>create_file</w:t>
-      </w:r>
-      <w:proofErr w:type="spellEnd"/>
-      <w:r>
-        <w:rPr>
-          <w:rFonts w:ascii="宋体" w:hAnsi="宋体" w:cs="宋体"/>
-          <w:b/>
-          <w:bCs/>
-          <w:kern w:val="0"/>
-          <w:sz w:val="24"/>
-        </w:rPr>
-        <w:t>()、</w:t>
-      </w:r>
-      <w:proofErr w:type="spellStart"/>
-      <w:r>
-        <w:rPr>
-          <w:rFonts w:ascii="宋体" w:hAnsi="宋体" w:cs="宋体"/>
-          <w:b/>
-          <w:bCs/>
-          <w:kern w:val="0"/>
-          <w:sz w:val="24"/>
-        </w:rPr>
-        <w:t>copy_move_file</w:t>
-      </w:r>
-      <w:proofErr w:type="spellEnd"/>
-      <w:r>
-        <w:rPr>
-          <w:rFonts w:ascii="宋体" w:hAnsi="宋体" w:cs="宋体"/>
-          <w:b/>
-          <w:bCs/>
-          <w:kern w:val="0"/>
-          <w:sz w:val="24"/>
-        </w:rPr>
-        <w:t>()、</w:t>
-      </w:r>
-      <w:proofErr w:type="spellStart"/>
-      <w:r>
-        <w:rPr>
-          <w:rFonts w:ascii="宋体" w:hAnsi="宋体" w:cs="宋体"/>
-          <w:b/>
-          <w:bCs/>
-          <w:kern w:val="0"/>
-          <w:sz w:val="24"/>
-        </w:rPr>
-        <w:t>file_search</w:t>
-      </w:r>
-      <w:proofErr w:type="spellEnd"/>
-      <w:r>
-        <w:rPr>
-          <w:rFonts w:ascii="宋体" w:hAnsi="宋体" w:cs="宋体"/>
-          <w:b/>
-          <w:bCs/>
-          <w:kern w:val="0"/>
-          <w:sz w:val="24"/>
-        </w:rPr>
-        <w:t>()、</w:t>
-      </w:r>
-      <w:proofErr w:type="spellStart"/>
-      <w:r>
-        <w:rPr>
-          <w:rFonts w:ascii="宋体" w:hAnsi="宋体" w:cs="宋体"/>
-          <w:b/>
-          <w:bCs/>
-          <w:kern w:val="0"/>
-          <w:sz w:val="24"/>
-        </w:rPr>
-        <w:t>recycle_bin_menu</w:t>
-      </w:r>
-      <w:proofErr w:type="spellEnd"/>
-      <w:r>
-        <w:rPr>
-          <w:rFonts w:ascii="宋体" w:hAnsi="宋体" w:cs="宋体"/>
-          <w:b/>
-          <w:bCs/>
-          <w:kern w:val="0"/>
-          <w:sz w:val="24"/>
-        </w:rPr>
-        <w:t>()、</w:t>
-      </w:r>
-      <w:proofErr w:type="spellStart"/>
-      <w:r>
-        <w:rPr>
-          <w:rFonts w:ascii="宋体" w:hAnsi="宋体" w:cs="宋体"/>
-          <w:b/>
-          <w:bCs/>
-          <w:kern w:val="0"/>
-          <w:sz w:val="24"/>
-        </w:rPr>
-        <w:t>restore_from_recycle</w:t>
-      </w:r>
-      <w:proofErr w:type="spellEnd"/>
-      <w:r>
-        <w:rPr>
-          <w:rFonts w:ascii="宋体" w:hAnsi="宋体" w:cs="宋体"/>
-          <w:b/>
-          <w:bCs/>
-          <w:kern w:val="0"/>
-          <w:sz w:val="24"/>
-        </w:rPr>
-        <w:t>()、main()</w:t>
+        <w:t>safe_input()、input_multiline()、create_file()、copy_move_file()、file_search()、recycle_bin_menu()、restore_from_recycle()、main()</w:t>
       </w:r>
     </w:p>
     <w:p>
@@ -11120,7 +9346,7 @@
           <w:szCs w:val="28"/>
         </w:rPr>
       </w:pPr>
-      <w:bookmarkStart w:id="12" w:name="_Toc232895117"/>
+      <w:bookmarkStart w:id="12" w:name="_Toc233019432"/>
       <w:r>
         <w:rPr>
           <w:rFonts w:ascii="黑体" w:eastAsia="黑体" w:hAnsi="黑体" w:hint="eastAsia"/>
@@ -11319,7 +9545,6 @@
           <w:sz w:val="24"/>
         </w:rPr>
       </w:pPr>
-      <w:proofErr w:type="spellStart"/>
       <w:r>
         <w:rPr>
           <w:rFonts w:ascii="宋体" w:hAnsi="宋体" w:cs="宋体"/>
@@ -11328,62 +9553,7 @@
           <w:kern w:val="0"/>
           <w:sz w:val="24"/>
         </w:rPr>
-        <w:t>copy_move_file</w:t>
-      </w:r>
-      <w:proofErr w:type="spellEnd"/>
-      <w:r>
-        <w:rPr>
-          <w:rFonts w:ascii="宋体" w:hAnsi="宋体" w:cs="宋体"/>
-          <w:b/>
-          <w:bCs/>
-          <w:kern w:val="0"/>
-          <w:sz w:val="24"/>
-        </w:rPr>
-        <w:t>()、</w:t>
-      </w:r>
-      <w:proofErr w:type="spellStart"/>
-      <w:r>
-        <w:rPr>
-          <w:rFonts w:ascii="宋体" w:hAnsi="宋体" w:cs="宋体"/>
-          <w:b/>
-          <w:bCs/>
-          <w:kern w:val="0"/>
-          <w:sz w:val="24"/>
-        </w:rPr>
-        <w:t>file_search</w:t>
-      </w:r>
-      <w:proofErr w:type="spellEnd"/>
-      <w:r>
-        <w:rPr>
-          <w:rFonts w:ascii="宋体" w:hAnsi="宋体" w:cs="宋体"/>
-          <w:b/>
-          <w:bCs/>
-          <w:kern w:val="0"/>
-          <w:sz w:val="24"/>
-        </w:rPr>
-        <w:t>()、</w:t>
-      </w:r>
-      <w:proofErr w:type="spellStart"/>
-      <w:r>
-        <w:rPr>
-          <w:rFonts w:ascii="宋体" w:hAnsi="宋体" w:cs="宋体"/>
-          <w:b/>
-          <w:bCs/>
-          <w:kern w:val="0"/>
-          <w:sz w:val="24"/>
-        </w:rPr>
-        <w:t>permanent_delete_from_recycle</w:t>
-      </w:r>
-      <w:proofErr w:type="spellEnd"/>
-      <w:r>
-        <w:rPr>
-          <w:rFonts w:ascii="宋体" w:hAnsi="宋体" w:cs="宋体"/>
-          <w:b/>
-          <w:bCs/>
-          <w:kern w:val="0"/>
-          <w:sz w:val="24"/>
-        </w:rPr>
-        <w:t>()</w:t>
+        <w:t>copy_move_file()、file_search()、permanent_delete_from_recycle()</w:t>
       </w:r>
     </w:p>
     <w:p>
@@ -11399,7 +9569,7 @@
           <w:szCs w:val="28"/>
         </w:rPr>
       </w:pPr>
-      <w:bookmarkStart w:id="13" w:name="_Toc232895118"/>
+      <w:bookmarkStart w:id="13" w:name="_Toc233019433"/>
       <w:r>
         <w:rPr>
           <w:rFonts w:ascii="黑体" w:eastAsia="黑体" w:hAnsi="黑体" w:hint="eastAsia"/>
@@ -11441,7 +9611,6 @@
         </w:rPr>
         <w:t>目录管理功能需要递归处理多级目录。项目使</w:t>
       </w:r>
-      <w:proofErr w:type="spellStart"/>
       <w:r>
         <w:rPr>
           <w:rFonts w:ascii="宋体" w:hAnsi="宋体" w:cs="宋体"/>
@@ -11450,48 +9619,25 @@
           <w:kern w:val="0"/>
           <w:sz w:val="24"/>
         </w:rPr>
-        <w:t>os.walk</w:t>
-      </w:r>
-      <w:proofErr w:type="spellEnd"/>
+        <w:t>os.walk()</w:t>
+      </w:r>
       <w:r>
         <w:rPr>
           <w:rFonts w:ascii="宋体" w:hAnsi="宋体" w:cs="宋体"/>
-          <w:b/>
-          <w:bCs/>
-          <w:kern w:val="0"/>
-          <w:sz w:val="24"/>
-        </w:rPr>
-        <w:t>()</w:t>
+          <w:kern w:val="0"/>
+          <w:sz w:val="24"/>
+        </w:rPr>
+        <w:t>遍历目录树。</w:t>
       </w:r>
       <w:r>
         <w:rPr>
           <w:rFonts w:ascii="宋体" w:hAnsi="宋体" w:cs="宋体"/>
-          <w:kern w:val="0"/>
-          <w:sz w:val="24"/>
-        </w:rPr>
-        <w:t>遍历目录树。</w:t>
-      </w:r>
-      <w:proofErr w:type="spellStart"/>
-      <w:r>
-        <w:rPr>
-          <w:rFonts w:ascii="宋体" w:hAnsi="宋体" w:cs="宋体"/>
-          <w:b/>
-          <w:bCs/>
-          <w:kern w:val="0"/>
-          <w:sz w:val="24"/>
-        </w:rPr>
-        <w:t>os.walk</w:t>
-      </w:r>
-      <w:proofErr w:type="spellEnd"/>
-      <w:r>
-        <w:rPr>
-          <w:rFonts w:ascii="宋体" w:hAnsi="宋体" w:cs="宋体"/>
-          <w:b/>
-          <w:bCs/>
-          <w:kern w:val="0"/>
-          <w:sz w:val="24"/>
-        </w:rPr>
-        <w:t>(path)</w:t>
+          <w:b/>
+          <w:bCs/>
+          <w:kern w:val="0"/>
+          <w:sz w:val="24"/>
+        </w:rPr>
+        <w:t>os.walk(path)</w:t>
       </w:r>
       <w:r>
         <w:rPr>
@@ -11521,7 +9667,6 @@
         </w:rPr>
         <w:t>在</w:t>
       </w:r>
-      <w:proofErr w:type="spellStart"/>
       <w:r>
         <w:rPr>
           <w:rFonts w:ascii="宋体" w:hAnsi="宋体" w:cs="宋体"/>
@@ -11530,18 +9675,7 @@
           <w:kern w:val="0"/>
           <w:sz w:val="24"/>
         </w:rPr>
-        <w:t>traverse_directory</w:t>
-      </w:r>
-      <w:proofErr w:type="spellEnd"/>
-      <w:r>
-        <w:rPr>
-          <w:rFonts w:ascii="宋体" w:hAnsi="宋体" w:cs="宋体"/>
-          <w:b/>
-          <w:bCs/>
-          <w:kern w:val="0"/>
-          <w:sz w:val="24"/>
-        </w:rPr>
-        <w:t>()</w:t>
+        <w:t>traverse_directory()</w:t>
       </w:r>
       <w:r>
         <w:rPr>
@@ -11590,7 +9724,7 @@
                 <w:sz w:val="24"/>
               </w:rPr>
               <w:pict w14:anchorId="110ECBDE">
-                <v:shape id="_x0000_i1285" type="#_x0000_t75" style="width:177pt;height:105pt;visibility:visible;mso-wrap-style:square">
+                <v:shape id="_x0000_i1028" type="#_x0000_t75" style="width:176.95pt;height:104.95pt;visibility:visible;mso-wrap-style:square">
                   <v:imagedata r:id="rId11" o:title=""/>
                 </v:shape>
               </w:pict>
@@ -11737,8 +9871,6 @@
                 <w:sz w:val="24"/>
               </w:rPr>
             </w:pPr>
-            <w:proofErr w:type="spellStart"/>
-            <w:proofErr w:type="gramStart"/>
             <w:r>
               <w:rPr>
                 <w:rFonts w:ascii="宋体" w:hAnsi="宋体" w:cs="宋体"/>
@@ -11747,19 +9879,7 @@
                 <w:kern w:val="0"/>
                 <w:sz w:val="24"/>
               </w:rPr>
-              <w:t>os.walk</w:t>
-            </w:r>
-            <w:proofErr w:type="spellEnd"/>
-            <w:proofErr w:type="gramEnd"/>
-            <w:r>
-              <w:rPr>
-                <w:rFonts w:ascii="宋体" w:hAnsi="宋体" w:cs="宋体"/>
-                <w:b/>
-                <w:bCs/>
-                <w:kern w:val="0"/>
-                <w:sz w:val="24"/>
-              </w:rPr>
-              <w:t>()</w:t>
+              <w:t>os.walk()</w:t>
             </w:r>
           </w:p>
         </w:tc>
@@ -11816,7 +9936,6 @@
                 <w:sz w:val="24"/>
               </w:rPr>
             </w:pPr>
-            <w:proofErr w:type="spellStart"/>
             <w:r>
               <w:rPr>
                 <w:rFonts w:ascii="宋体" w:hAnsi="宋体" w:cs="宋体"/>
@@ -11827,7 +9946,6 @@
               </w:rPr>
               <w:t>os.sep</w:t>
             </w:r>
-            <w:proofErr w:type="spellEnd"/>
           </w:p>
         </w:tc>
         <w:tc>
@@ -12019,7 +10137,6 @@
           <w:sz w:val="24"/>
         </w:rPr>
       </w:pPr>
-      <w:proofErr w:type="spellStart"/>
       <w:r>
         <w:rPr>
           <w:rFonts w:ascii="宋体" w:hAnsi="宋体" w:cs="宋体"/>
@@ -12028,77 +10145,22 @@
           <w:kern w:val="0"/>
           <w:sz w:val="24"/>
         </w:rPr>
-        <w:t>traverse_directory</w:t>
-      </w:r>
-      <w:proofErr w:type="spellEnd"/>
+        <w:t>traverse_directory()、file_search()、file_statistics()</w:t>
+      </w:r>
+    </w:p>
+    <w:p>
+      <w:pPr>
+        <w:pStyle w:val="af3"/>
+      </w:pPr>
       <w:r>
         <w:rPr>
           <w:rFonts w:ascii="宋体" w:hAnsi="宋体" w:cs="宋体"/>
-          <w:b/>
-          <w:bCs/>
-          <w:kern w:val="0"/>
-          <w:sz w:val="24"/>
-        </w:rPr>
-        <w:t>()、</w:t>
-      </w:r>
-      <w:proofErr w:type="spellStart"/>
-      <w:r>
-        <w:rPr>
-          <w:rFonts w:ascii="宋体" w:hAnsi="宋体" w:cs="宋体"/>
-          <w:b/>
-          <w:bCs/>
-          <w:kern w:val="0"/>
-          <w:sz w:val="24"/>
-        </w:rPr>
-        <w:t>file_search</w:t>
-      </w:r>
-      <w:proofErr w:type="spellEnd"/>
-      <w:r>
-        <w:rPr>
-          <w:rFonts w:ascii="宋体" w:hAnsi="宋体" w:cs="宋体"/>
-          <w:b/>
-          <w:bCs/>
-          <w:kern w:val="0"/>
-          <w:sz w:val="24"/>
-        </w:rPr>
-        <w:t>()、</w:t>
-      </w:r>
-      <w:proofErr w:type="spellStart"/>
-      <w:r>
-        <w:rPr>
-          <w:rFonts w:ascii="宋体" w:hAnsi="宋体" w:cs="宋体"/>
-          <w:b/>
-          <w:bCs/>
-          <w:kern w:val="0"/>
-          <w:sz w:val="24"/>
-        </w:rPr>
-        <w:t>file_statistics</w:t>
-      </w:r>
-      <w:proofErr w:type="spellEnd"/>
-      <w:r>
-        <w:rPr>
-          <w:rFonts w:ascii="宋体" w:hAnsi="宋体" w:cs="宋体"/>
-          <w:b/>
-          <w:bCs/>
-          <w:kern w:val="0"/>
-          <w:sz w:val="24"/>
-        </w:rPr>
-        <w:t>()</w:t>
-      </w:r>
-    </w:p>
-    <w:p>
-      <w:pPr>
-        <w:pStyle w:val="af3"/>
-      </w:pPr>
-      <w:r>
-        <w:rPr>
-          <w:rFonts w:ascii="宋体" w:hAnsi="宋体" w:cs="宋体"/>
           <w:kern w:val="0"/>
           <w:sz w:val="24"/>
         </w:rPr>
         <w:br w:type="page"/>
       </w:r>
-      <w:bookmarkStart w:id="14" w:name="_Toc232895119"/>
+      <w:bookmarkStart w:id="14" w:name="_Toc233019434"/>
       <w:r>
         <w:rPr>
           <w:rFonts w:hint="eastAsia"/>
@@ -12123,35 +10185,17 @@
           <w:b/>
           <w:bCs/>
         </w:rPr>
-        <w:t>*.txt、*.</w:t>
-      </w:r>
-      <w:proofErr w:type="spellStart"/>
-      <w:r>
-        <w:rPr>
-          <w:b/>
-          <w:bCs/>
-        </w:rPr>
-        <w:t>py</w:t>
-      </w:r>
-      <w:proofErr w:type="spellEnd"/>
+        <w:t>*.txt、*.py</w:t>
+      </w:r>
       <w:r>
         <w:t>的通配符模式，程序使用</w:t>
       </w:r>
-      <w:proofErr w:type="spellStart"/>
-      <w:r>
-        <w:rPr>
-          <w:b/>
-          <w:bCs/>
-        </w:rPr>
-        <w:t>glob.fnmatch.fnmatch</w:t>
-      </w:r>
-      <w:proofErr w:type="spellEnd"/>
-      <w:r>
-        <w:rPr>
-          <w:b/>
-          <w:bCs/>
-        </w:rPr>
-        <w:t>()</w:t>
+      <w:r>
+        <w:rPr>
+          <w:b/>
+          <w:bCs/>
+        </w:rPr>
+        <w:t>glob.fnmatch.fnmatch()</w:t>
       </w:r>
       <w:r>
         <w:t>判断文件名是否符合模式。按内容搜索时，程序递归遍历目录下的所有文件，逐行读取文本内容，如果某一行包含关键词，就输出文件路径、行号和内容片段。</w:t>
@@ -12441,7 +10485,6 @@
                 <w:sz w:val="24"/>
               </w:rPr>
             </w:pPr>
-            <w:proofErr w:type="gramStart"/>
             <w:r>
               <w:rPr>
                 <w:rFonts w:ascii="宋体" w:hAnsi="宋体" w:cs="宋体"/>
@@ -12450,18 +10493,7 @@
                 <w:kern w:val="0"/>
                 <w:sz w:val="24"/>
               </w:rPr>
-              <w:t>enumerate(</w:t>
-            </w:r>
-            <w:proofErr w:type="gramEnd"/>
-            <w:r>
-              <w:rPr>
-                <w:rFonts w:ascii="宋体" w:hAnsi="宋体" w:cs="宋体"/>
-                <w:b/>
-                <w:bCs/>
-                <w:kern w:val="0"/>
-                <w:sz w:val="24"/>
-              </w:rPr>
-              <w:t>f, 1)</w:t>
+              <w:t>enumerate(f, 1)</w:t>
             </w:r>
           </w:p>
         </w:tc>
@@ -12591,7 +10623,6 @@
           <w:sz w:val="24"/>
         </w:rPr>
       </w:pPr>
-      <w:proofErr w:type="spellStart"/>
       <w:r>
         <w:rPr>
           <w:rFonts w:ascii="宋体" w:hAnsi="宋体" w:cs="宋体"/>
@@ -12600,47 +10631,14 @@
           <w:kern w:val="0"/>
           <w:sz w:val="24"/>
         </w:rPr>
-        <w:t>file_</w:t>
-      </w:r>
-      <w:proofErr w:type="gramStart"/>
-      <w:r>
-        <w:rPr>
-          <w:rFonts w:ascii="宋体" w:hAnsi="宋体" w:cs="宋体"/>
-          <w:b/>
-          <w:bCs/>
-          <w:kern w:val="0"/>
-          <w:sz w:val="24"/>
-        </w:rPr>
-        <w:t>search</w:t>
-      </w:r>
-      <w:proofErr w:type="spellEnd"/>
-      <w:r>
-        <w:rPr>
-          <w:rFonts w:ascii="宋体" w:hAnsi="宋体" w:cs="宋体"/>
-          <w:b/>
-          <w:bCs/>
-          <w:kern w:val="0"/>
-          <w:sz w:val="24"/>
-        </w:rPr>
-        <w:t>(</w:t>
-      </w:r>
-      <w:proofErr w:type="gramEnd"/>
-      <w:r>
-        <w:rPr>
-          <w:rFonts w:ascii="宋体" w:hAnsi="宋体" w:cs="宋体"/>
-          <w:b/>
-          <w:bCs/>
-          <w:kern w:val="0"/>
-          <w:sz w:val="24"/>
-        </w:rPr>
-        <w:t>)</w:t>
+        <w:t>file_search()</w:t>
       </w:r>
     </w:p>
     <w:p>
       <w:pPr>
         <w:pStyle w:val="af3"/>
       </w:pPr>
-      <w:bookmarkStart w:id="15" w:name="_Toc232895120"/>
+      <w:bookmarkStart w:id="15" w:name="_Toc233019435"/>
       <w:r>
         <w:rPr>
           <w:rFonts w:hint="eastAsia"/>
@@ -12659,40 +10657,22 @@
       <w:r>
         <w:t>文件统计功能通过</w:t>
       </w:r>
-      <w:proofErr w:type="spellStart"/>
-      <w:r>
-        <w:rPr>
-          <w:b/>
-          <w:bCs/>
-        </w:rPr>
-        <w:t>os.stat</w:t>
-      </w:r>
-      <w:proofErr w:type="spellEnd"/>
-      <w:r>
-        <w:rPr>
-          <w:b/>
-          <w:bCs/>
-        </w:rPr>
-        <w:t>()</w:t>
+      <w:r>
+        <w:rPr>
+          <w:b/>
+          <w:bCs/>
+        </w:rPr>
+        <w:t>os.stat()</w:t>
       </w:r>
       <w:r>
         <w:t>获取文件大小、创建时间、修改时间和访问时间。对于普通文件，程序会显示扩展名；如果文件属于文本类型，还会统计行数。对于目录，程序使用</w:t>
       </w:r>
-      <w:proofErr w:type="spellStart"/>
-      <w:r>
-        <w:rPr>
-          <w:b/>
-          <w:bCs/>
-        </w:rPr>
-        <w:t>os.walk</w:t>
-      </w:r>
-      <w:proofErr w:type="spellEnd"/>
-      <w:r>
-        <w:rPr>
-          <w:b/>
-          <w:bCs/>
-        </w:rPr>
-        <w:t>()</w:t>
+      <w:r>
+        <w:rPr>
+          <w:b/>
+          <w:bCs/>
+        </w:rPr>
+        <w:t>os.walk()</w:t>
       </w:r>
       <w:r>
         <w:t>递归统计文件数量、子目录数量和总大小。</w:t>
@@ -12836,8 +10816,6 @@
                 <w:sz w:val="24"/>
               </w:rPr>
             </w:pPr>
-            <w:proofErr w:type="spellStart"/>
-            <w:proofErr w:type="gramStart"/>
             <w:r>
               <w:rPr>
                 <w:rFonts w:ascii="宋体" w:hAnsi="宋体" w:cs="宋体"/>
@@ -12846,19 +10824,7 @@
                 <w:kern w:val="0"/>
                 <w:sz w:val="24"/>
               </w:rPr>
-              <w:t>os.stat</w:t>
-            </w:r>
-            <w:proofErr w:type="spellEnd"/>
-            <w:proofErr w:type="gramEnd"/>
-            <w:r>
-              <w:rPr>
-                <w:rFonts w:ascii="宋体" w:hAnsi="宋体" w:cs="宋体"/>
-                <w:b/>
-                <w:bCs/>
-                <w:kern w:val="0"/>
-                <w:sz w:val="24"/>
-              </w:rPr>
-              <w:t>()</w:t>
+              <w:t>os.stat()</w:t>
             </w:r>
           </w:p>
         </w:tc>
@@ -12886,18 +10852,8 @@
                 <w:kern w:val="0"/>
                 <w:sz w:val="24"/>
               </w:rPr>
-              <w:t>获取</w:t>
+              <w:t>获取文件元信息</w:t>
             </w:r>
-            <w:proofErr w:type="gramStart"/>
-            <w:r>
-              <w:rPr>
-                <w:rFonts w:ascii="宋体" w:hAnsi="宋体" w:cs="宋体"/>
-                <w:kern w:val="0"/>
-                <w:sz w:val="24"/>
-              </w:rPr>
-              <w:t>文件元信息</w:t>
-            </w:r>
-            <w:proofErr w:type="gramEnd"/>
           </w:p>
         </w:tc>
       </w:tr>
@@ -12925,7 +10881,6 @@
                 <w:sz w:val="24"/>
               </w:rPr>
             </w:pPr>
-            <w:proofErr w:type="spellStart"/>
             <w:r>
               <w:rPr>
                 <w:rFonts w:ascii="宋体" w:hAnsi="宋体" w:cs="宋体"/>
@@ -12936,7 +10891,6 @@
               </w:rPr>
               <w:t>st_size</w:t>
             </w:r>
-            <w:proofErr w:type="spellEnd"/>
           </w:p>
         </w:tc>
         <w:tc>
@@ -12990,7 +10944,6 @@
                 <w:sz w:val="24"/>
               </w:rPr>
             </w:pPr>
-            <w:proofErr w:type="spellStart"/>
             <w:r>
               <w:rPr>
                 <w:rFonts w:ascii="宋体" w:hAnsi="宋体" w:cs="宋体"/>
@@ -12999,53 +10952,8 @@
                 <w:kern w:val="0"/>
                 <w:sz w:val="24"/>
               </w:rPr>
-              <w:t>st_ctime</w:t>
+              <w:t>st_ctime/st_mtime/st_atime</w:t>
             </w:r>
-            <w:proofErr w:type="spellEnd"/>
-            <w:r>
-              <w:rPr>
-                <w:rFonts w:ascii="宋体" w:hAnsi="宋体" w:cs="宋体"/>
-                <w:b/>
-                <w:bCs/>
-                <w:kern w:val="0"/>
-                <w:sz w:val="24"/>
-              </w:rPr>
-              <w:t>/</w:t>
-            </w:r>
-            <w:proofErr w:type="spellStart"/>
-            <w:r>
-              <w:rPr>
-                <w:rFonts w:ascii="宋体" w:hAnsi="宋体" w:cs="宋体"/>
-                <w:b/>
-                <w:bCs/>
-                <w:kern w:val="0"/>
-                <w:sz w:val="24"/>
-              </w:rPr>
-              <w:t>st_mtime</w:t>
-            </w:r>
-            <w:proofErr w:type="spellEnd"/>
-            <w:r>
-              <w:rPr>
-                <w:rFonts w:ascii="宋体" w:hAnsi="宋体" w:cs="宋体"/>
-                <w:b/>
-                <w:bCs/>
-                <w:kern w:val="0"/>
-                <w:sz w:val="24"/>
-              </w:rPr>
-              <w:t>/</w:t>
-            </w:r>
-            <w:proofErr w:type="spellStart"/>
-            <w:r>
-              <w:rPr>
-                <w:rFonts w:ascii="宋体" w:hAnsi="宋体" w:cs="宋体"/>
-                <w:b/>
-                <w:bCs/>
-                <w:kern w:val="0"/>
-                <w:sz w:val="24"/>
-              </w:rPr>
-              <w:t>st_atime</w:t>
-            </w:r>
-            <w:proofErr w:type="spellEnd"/>
           </w:p>
         </w:tc>
         <w:tc>
@@ -13101,8 +11009,6 @@
                 <w:sz w:val="24"/>
               </w:rPr>
             </w:pPr>
-            <w:proofErr w:type="spellStart"/>
-            <w:proofErr w:type="gramStart"/>
             <w:r>
               <w:rPr>
                 <w:rFonts w:ascii="宋体" w:hAnsi="宋体" w:cs="宋体"/>
@@ -13111,19 +11017,7 @@
                 <w:kern w:val="0"/>
                 <w:sz w:val="24"/>
               </w:rPr>
-              <w:t>datetime.fromtimestamp</w:t>
-            </w:r>
-            <w:proofErr w:type="spellEnd"/>
-            <w:proofErr w:type="gramEnd"/>
-            <w:r>
-              <w:rPr>
-                <w:rFonts w:ascii="宋体" w:hAnsi="宋体" w:cs="宋体"/>
-                <w:b/>
-                <w:bCs/>
-                <w:kern w:val="0"/>
-                <w:sz w:val="24"/>
-              </w:rPr>
-              <w:t>()</w:t>
+              <w:t>datetime.fromtimestamp()</w:t>
             </w:r>
           </w:p>
         </w:tc>
@@ -13178,7 +11072,6 @@
                 <w:sz w:val="24"/>
               </w:rPr>
             </w:pPr>
-            <w:proofErr w:type="gramStart"/>
             <w:r>
               <w:rPr>
                 <w:rFonts w:ascii="宋体" w:hAnsi="宋体" w:cs="宋体"/>
@@ -13188,18 +11081,7 @@
                 <w:sz w:val="24"/>
               </w:rPr>
               <w:lastRenderedPageBreak/>
-              <w:t>sum(</w:t>
-            </w:r>
-            <w:proofErr w:type="gramEnd"/>
-            <w:r>
-              <w:rPr>
-                <w:rFonts w:ascii="宋体" w:hAnsi="宋体" w:cs="宋体"/>
-                <w:b/>
-                <w:bCs/>
-                <w:kern w:val="0"/>
-                <w:sz w:val="24"/>
-              </w:rPr>
-              <w:t>1 for _ in f)</w:t>
+              <w:t>sum(1 for _ in f)</w:t>
             </w:r>
           </w:p>
         </w:tc>
@@ -13268,7 +11150,6 @@
           <w:sz w:val="24"/>
         </w:rPr>
       </w:pPr>
-      <w:proofErr w:type="spellStart"/>
       <w:r>
         <w:rPr>
           <w:rFonts w:ascii="宋体" w:hAnsi="宋体" w:cs="宋体"/>
@@ -13277,47 +11158,14 @@
           <w:kern w:val="0"/>
           <w:sz w:val="24"/>
         </w:rPr>
-        <w:t>file_</w:t>
-      </w:r>
-      <w:proofErr w:type="gramStart"/>
-      <w:r>
-        <w:rPr>
-          <w:rFonts w:ascii="宋体" w:hAnsi="宋体" w:cs="宋体"/>
-          <w:b/>
-          <w:bCs/>
-          <w:kern w:val="0"/>
-          <w:sz w:val="24"/>
-        </w:rPr>
-        <w:t>statistics</w:t>
-      </w:r>
-      <w:proofErr w:type="spellEnd"/>
-      <w:r>
-        <w:rPr>
-          <w:rFonts w:ascii="宋体" w:hAnsi="宋体" w:cs="宋体"/>
-          <w:b/>
-          <w:bCs/>
-          <w:kern w:val="0"/>
-          <w:sz w:val="24"/>
-        </w:rPr>
-        <w:t>(</w:t>
-      </w:r>
-      <w:proofErr w:type="gramEnd"/>
-      <w:r>
-        <w:rPr>
-          <w:rFonts w:ascii="宋体" w:hAnsi="宋体" w:cs="宋体"/>
-          <w:b/>
-          <w:bCs/>
-          <w:kern w:val="0"/>
-          <w:sz w:val="24"/>
-        </w:rPr>
-        <w:t>)</w:t>
+        <w:t>file_statistics()</w:t>
       </w:r>
     </w:p>
     <w:p>
       <w:pPr>
         <w:pStyle w:val="af3"/>
       </w:pPr>
-      <w:bookmarkStart w:id="16" w:name="_Toc232895121"/>
+      <w:bookmarkStart w:id="16" w:name="_Toc233019436"/>
       <w:r>
         <w:rPr>
           <w:rFonts w:hint="eastAsia"/>
@@ -13352,17 +11200,8 @@
         <w:t>try-except</w:t>
       </w:r>
       <w:r>
-        <w:t>结构。普通</w:t>
-      </w:r>
-      <w:proofErr w:type="gramStart"/>
-      <w:r>
-        <w:t>异常会</w:t>
-      </w:r>
-      <w:proofErr w:type="gramEnd"/>
-      <w:r>
-        <w:t>被捕获并输出错误原因；对于耗时较长的目录遍历和搜索，程序还捕获</w:t>
-      </w:r>
-      <w:proofErr w:type="spellStart"/>
+        <w:t>结构。普通异常会被捕获并输出错误原因；对于耗时较长的目录遍历和搜索，程序还捕获</w:t>
+      </w:r>
       <w:r>
         <w:rPr>
           <w:b/>
@@ -13370,7 +11209,6 @@
         </w:rPr>
         <w:t>KeyboardInterrupt</w:t>
       </w:r>
-      <w:proofErr w:type="spellEnd"/>
       <w:r>
         <w:t>，允许用户中断操作后返回菜单。</w:t>
       </w:r>
@@ -13410,7 +11248,6 @@
           <w:sz w:val="24"/>
         </w:rPr>
       </w:pPr>
-      <w:proofErr w:type="spellStart"/>
       <w:r>
         <w:rPr>
           <w:rFonts w:ascii="宋体" w:hAnsi="宋体" w:cs="宋体"/>
@@ -13419,260 +11256,7 @@
           <w:kern w:val="0"/>
           <w:sz w:val="24"/>
         </w:rPr>
-        <w:t>create_file</w:t>
-      </w:r>
-      <w:proofErr w:type="spellEnd"/>
-      <w:r>
-        <w:rPr>
-          <w:rFonts w:ascii="宋体" w:hAnsi="宋体" w:cs="宋体"/>
-          <w:b/>
-          <w:bCs/>
-          <w:kern w:val="0"/>
-          <w:sz w:val="24"/>
-        </w:rPr>
-        <w:t>()、</w:t>
-      </w:r>
-      <w:proofErr w:type="spellStart"/>
-      <w:r>
-        <w:rPr>
-          <w:rFonts w:ascii="宋体" w:hAnsi="宋体" w:cs="宋体"/>
-          <w:b/>
-          <w:bCs/>
-          <w:kern w:val="0"/>
-          <w:sz w:val="24"/>
-        </w:rPr>
-        <w:t>delete_file</w:t>
-      </w:r>
-      <w:proofErr w:type="spellEnd"/>
-      <w:r>
-        <w:rPr>
-          <w:rFonts w:ascii="宋体" w:hAnsi="宋体" w:cs="宋体"/>
-          <w:b/>
-          <w:bCs/>
-          <w:kern w:val="0"/>
-          <w:sz w:val="24"/>
-        </w:rPr>
-        <w:t>()、</w:t>
-      </w:r>
-      <w:proofErr w:type="spellStart"/>
-      <w:r>
-        <w:rPr>
-          <w:rFonts w:ascii="宋体" w:hAnsi="宋体" w:cs="宋体"/>
-          <w:b/>
-          <w:bCs/>
-          <w:kern w:val="0"/>
-          <w:sz w:val="24"/>
-        </w:rPr>
-        <w:t>rename_file</w:t>
-      </w:r>
-      <w:proofErr w:type="spellEnd"/>
-      <w:r>
-        <w:rPr>
-          <w:rFonts w:ascii="宋体" w:hAnsi="宋体" w:cs="宋体"/>
-          <w:b/>
-          <w:bCs/>
-          <w:kern w:val="0"/>
-          <w:sz w:val="24"/>
-        </w:rPr>
-        <w:t>()、</w:t>
-      </w:r>
-      <w:proofErr w:type="spellStart"/>
-      <w:r>
-        <w:rPr>
-          <w:rFonts w:ascii="宋体" w:hAnsi="宋体" w:cs="宋体"/>
-          <w:b/>
-          <w:bCs/>
-          <w:kern w:val="0"/>
-          <w:sz w:val="24"/>
-        </w:rPr>
-        <w:t>copy_move_file</w:t>
-      </w:r>
-      <w:proofErr w:type="spellEnd"/>
-      <w:r>
-        <w:rPr>
-          <w:rFonts w:ascii="宋体" w:hAnsi="宋体" w:cs="宋体"/>
-          <w:b/>
-          <w:bCs/>
-          <w:kern w:val="0"/>
-          <w:sz w:val="24"/>
-        </w:rPr>
-        <w:t>()、</w:t>
-      </w:r>
-      <w:proofErr w:type="spellStart"/>
-      <w:r>
-        <w:rPr>
-          <w:rFonts w:ascii="宋体" w:hAnsi="宋体" w:cs="宋体"/>
-          <w:b/>
-          <w:bCs/>
-          <w:kern w:val="0"/>
-          <w:sz w:val="24"/>
-        </w:rPr>
-        <w:t>create_directory</w:t>
-      </w:r>
-      <w:proofErr w:type="spellEnd"/>
-      <w:r>
-        <w:rPr>
-          <w:rFonts w:ascii="宋体" w:hAnsi="宋体" w:cs="宋体"/>
-          <w:b/>
-          <w:bCs/>
-          <w:kern w:val="0"/>
-          <w:sz w:val="24"/>
-        </w:rPr>
-        <w:t>()、</w:t>
-      </w:r>
-      <w:proofErr w:type="spellStart"/>
-      <w:r>
-        <w:rPr>
-          <w:rFonts w:ascii="宋体" w:hAnsi="宋体" w:cs="宋体"/>
-          <w:b/>
-          <w:bCs/>
-          <w:kern w:val="0"/>
-          <w:sz w:val="24"/>
-        </w:rPr>
-        <w:t>delete_directory</w:t>
-      </w:r>
-      <w:proofErr w:type="spellEnd"/>
-      <w:r>
-        <w:rPr>
-          <w:rFonts w:ascii="宋体" w:hAnsi="宋体" w:cs="宋体"/>
-          <w:b/>
-          <w:bCs/>
-          <w:kern w:val="0"/>
-          <w:sz w:val="24"/>
-        </w:rPr>
-        <w:t>()、</w:t>
-      </w:r>
-      <w:proofErr w:type="spellStart"/>
-      <w:r>
-        <w:rPr>
-          <w:rFonts w:ascii="宋体" w:hAnsi="宋体" w:cs="宋体"/>
-          <w:b/>
-          <w:bCs/>
-          <w:kern w:val="0"/>
-          <w:sz w:val="24"/>
-        </w:rPr>
-        <w:t>traverse_directory</w:t>
-      </w:r>
-      <w:proofErr w:type="spellEnd"/>
-      <w:r>
-        <w:rPr>
-          <w:rFonts w:ascii="宋体" w:hAnsi="宋体" w:cs="宋体"/>
-          <w:b/>
-          <w:bCs/>
-          <w:kern w:val="0"/>
-          <w:sz w:val="24"/>
-        </w:rPr>
-        <w:t>()、</w:t>
-      </w:r>
-      <w:proofErr w:type="spellStart"/>
-      <w:r>
-        <w:rPr>
-          <w:rFonts w:ascii="宋体" w:hAnsi="宋体" w:cs="宋体"/>
-          <w:b/>
-          <w:bCs/>
-          <w:kern w:val="0"/>
-          <w:sz w:val="24"/>
-        </w:rPr>
-        <w:t>file_search</w:t>
-      </w:r>
-      <w:proofErr w:type="spellEnd"/>
-      <w:r>
-        <w:rPr>
-          <w:rFonts w:ascii="宋体" w:hAnsi="宋体" w:cs="宋体"/>
-          <w:b/>
-          <w:bCs/>
-          <w:kern w:val="0"/>
-          <w:sz w:val="24"/>
-        </w:rPr>
-        <w:t>()、</w:t>
-      </w:r>
-      <w:proofErr w:type="spellStart"/>
-      <w:r>
-        <w:rPr>
-          <w:rFonts w:ascii="宋体" w:hAnsi="宋体" w:cs="宋体"/>
-          <w:b/>
-          <w:bCs/>
-          <w:kern w:val="0"/>
-          <w:sz w:val="24"/>
-        </w:rPr>
-        <w:t>file_statistics</w:t>
-      </w:r>
-      <w:proofErr w:type="spellEnd"/>
-      <w:r>
-        <w:rPr>
-          <w:rFonts w:ascii="宋体" w:hAnsi="宋体" w:cs="宋体"/>
-          <w:b/>
-          <w:bCs/>
-          <w:kern w:val="0"/>
-          <w:sz w:val="24"/>
-        </w:rPr>
-        <w:t>()、</w:t>
-      </w:r>
-      <w:proofErr w:type="spellStart"/>
-      <w:r>
-        <w:rPr>
-          <w:rFonts w:ascii="宋体" w:hAnsi="宋体" w:cs="宋体"/>
-          <w:b/>
-          <w:bCs/>
-          <w:kern w:val="0"/>
-          <w:sz w:val="24"/>
-        </w:rPr>
-        <w:t>restore_from_recycle</w:t>
-      </w:r>
-      <w:proofErr w:type="spellEnd"/>
-      <w:r>
-        <w:rPr>
-          <w:rFonts w:ascii="宋体" w:hAnsi="宋体" w:cs="宋体"/>
-          <w:b/>
-          <w:bCs/>
-          <w:kern w:val="0"/>
-          <w:sz w:val="24"/>
-        </w:rPr>
-        <w:t>()、</w:t>
-      </w:r>
-      <w:proofErr w:type="spellStart"/>
-      <w:r>
-        <w:rPr>
-          <w:rFonts w:ascii="宋体" w:hAnsi="宋体" w:cs="宋体"/>
-          <w:b/>
-          <w:bCs/>
-          <w:kern w:val="0"/>
-          <w:sz w:val="24"/>
-        </w:rPr>
-        <w:t>empty_recycle_bin</w:t>
-      </w:r>
-      <w:proofErr w:type="spellEnd"/>
-      <w:r>
-        <w:rPr>
-          <w:rFonts w:ascii="宋体" w:hAnsi="宋体" w:cs="宋体"/>
-          <w:b/>
-          <w:bCs/>
-          <w:kern w:val="0"/>
-          <w:sz w:val="24"/>
-        </w:rPr>
-        <w:t>()、</w:t>
-      </w:r>
-      <w:proofErr w:type="spellStart"/>
-      <w:r>
-        <w:rPr>
-          <w:rFonts w:ascii="宋体" w:hAnsi="宋体" w:cs="宋体"/>
-          <w:b/>
-          <w:bCs/>
-          <w:kern w:val="0"/>
-          <w:sz w:val="24"/>
-        </w:rPr>
-        <w:t>permanent_delete_from_recycle</w:t>
-      </w:r>
-      <w:proofErr w:type="spellEnd"/>
-      <w:r>
-        <w:rPr>
-          <w:rFonts w:ascii="宋体" w:hAnsi="宋体" w:cs="宋体"/>
-          <w:b/>
-          <w:bCs/>
-          <w:kern w:val="0"/>
-          <w:sz w:val="24"/>
-        </w:rPr>
-        <w:t>()、main()</w:t>
+        <w:t>create_file()、delete_file()、rename_file()、copy_move_file()、create_directory()、delete_directory()、traverse_directory()、file_search()、file_statistics()、restore_from_recycle()、empty_recycle_bin()、permanent_delete_from_recycle()、main()</w:t>
       </w:r>
     </w:p>
     <w:p>
@@ -13701,7 +11285,7 @@
           <w:szCs w:val="30"/>
         </w:rPr>
       </w:pPr>
-      <w:bookmarkStart w:id="17" w:name="_Toc232895122"/>
+      <w:bookmarkStart w:id="17" w:name="_Toc233019437"/>
       <w:r>
         <w:rPr>
           <w:rFonts w:ascii="黑体" w:eastAsia="黑体" w:hAnsi="黑体"/>
@@ -13738,7 +11322,7 @@
       <w:pPr>
         <w:pStyle w:val="af3"/>
       </w:pPr>
-      <w:bookmarkStart w:id="18" w:name="_Toc232895123"/>
+      <w:bookmarkStart w:id="18" w:name="_Toc233019438"/>
       <w:r>
         <w:rPr>
           <w:rFonts w:hint="eastAsia"/>
@@ -13770,21 +11354,12 @@
       <w:r>
         <w:t>，这样容易造成提示不统一，也很难实现“任意位置返回主菜单或上一步”的功能。项目将输入操作封装为</w:t>
       </w:r>
-      <w:proofErr w:type="spellStart"/>
-      <w:r>
-        <w:rPr>
-          <w:b/>
-          <w:bCs/>
-        </w:rPr>
-        <w:t>safe_input</w:t>
-      </w:r>
-      <w:proofErr w:type="spellEnd"/>
-      <w:r>
-        <w:rPr>
-          <w:b/>
-          <w:bCs/>
-        </w:rPr>
-        <w:t>(prompt)</w:t>
+      <w:r>
+        <w:rPr>
+          <w:b/>
+          <w:bCs/>
+        </w:rPr>
+        <w:t>safe_input(prompt)</w:t>
       </w:r>
       <w:r>
         <w:t>，所有功能函数都通过它获取用户输入。</w:t>
@@ -13834,15 +11409,7 @@
         <w:t>①</w:t>
       </w:r>
       <w:r>
-        <w:t>0和b的导航行为在各功能中统</w:t>
-      </w:r>
-      <w:proofErr w:type="gramStart"/>
-      <w:r>
-        <w:t>一</w:t>
-      </w:r>
-      <w:proofErr w:type="gramEnd"/>
-      <w:r>
-        <w:t>。</w:t>
+        <w:t>0和b的导航行为在各功能中统一。</w:t>
       </w:r>
     </w:p>
     <w:p>
@@ -13859,15 +11426,7 @@
         <w:t>②</w:t>
       </w:r>
       <w:r>
-        <w:t>后续新增\0和\b转义规则时，只需要修改</w:t>
-      </w:r>
-      <w:proofErr w:type="spellStart"/>
-      <w:r>
-        <w:t>safe_input</w:t>
-      </w:r>
-      <w:proofErr w:type="spellEnd"/>
-      <w:r>
-        <w:t>()，其他函数可以</w:t>
+        <w:t>后续新增\0和\b转义规则时，只需要修改safe_input()，其他函数可以</w:t>
       </w:r>
       <w:r>
         <w:lastRenderedPageBreak/>
@@ -13878,7 +11437,7 @@
       <w:pPr>
         <w:pStyle w:val="af3"/>
       </w:pPr>
-      <w:bookmarkStart w:id="19" w:name="_Toc232895124"/>
+      <w:bookmarkStart w:id="19" w:name="_Toc233019439"/>
       <w:r>
         <w:rPr>
           <w:rFonts w:hint="eastAsia"/>
@@ -13991,13 +11550,8 @@
         </w:rPr>
         <w:t> </w:t>
       </w:r>
-      <w:proofErr w:type="spellStart"/>
-      <w:r>
-        <w:t>shutil.move</w:t>
-      </w:r>
-      <w:proofErr w:type="spellEnd"/>
-      <w:r>
-        <w:t>()</w:t>
+      <w:r>
+        <w:t>shutil.move()</w:t>
       </w:r>
       <w:r>
         <w:rPr>
@@ -14037,7 +11591,7 @@
       <w:pPr>
         <w:pStyle w:val="af3"/>
       </w:pPr>
-      <w:bookmarkStart w:id="20" w:name="_Toc232895125"/>
+      <w:bookmarkStart w:id="20" w:name="_Toc233019440"/>
       <w:r>
         <w:rPr>
           <w:rFonts w:hint="eastAsia"/>
@@ -14074,21 +11628,12 @@
       <w:r>
         <w:t>例如</w:t>
       </w:r>
-      <w:proofErr w:type="spellStart"/>
-      <w:r>
-        <w:rPr>
-          <w:b/>
-          <w:bCs/>
-        </w:rPr>
-        <w:t>copy_move_file</w:t>
-      </w:r>
-      <w:proofErr w:type="spellEnd"/>
-      <w:r>
-        <w:rPr>
-          <w:b/>
-          <w:bCs/>
-        </w:rPr>
-        <w:t>()</w:t>
+      <w:r>
+        <w:rPr>
+          <w:b/>
+          <w:bCs/>
+        </w:rPr>
+        <w:t>copy_move_file()</w:t>
       </w:r>
       <w:r>
         <w:t>中：</w:t>
@@ -14122,7 +11667,7 @@
                 <w:noProof/>
               </w:rPr>
               <w:pict w14:anchorId="264EC575">
-                <v:shape id="_x0000_i1286" type="#_x0000_t75" style="width:184.5pt;height:72.5pt;visibility:visible;mso-wrap-style:square">
+                <v:shape id="_x0000_i1029" type="#_x0000_t75" style="width:184.6pt;height:72.75pt;visibility:visible;mso-wrap-style:square">
                   <v:imagedata r:id="rId12" o:title=""/>
                 </v:shape>
               </w:pict>
@@ -14176,7 +11721,7 @@
       <w:r>
         <w:br w:type="page"/>
       </w:r>
-      <w:bookmarkStart w:id="21" w:name="_Toc232895126"/>
+      <w:bookmarkStart w:id="21" w:name="_Toc233019441"/>
       <w:r>
         <w:rPr>
           <w:rFonts w:hint="eastAsia"/>
@@ -14344,25 +11889,7 @@
                 <w:kern w:val="0"/>
                 <w:sz w:val="24"/>
               </w:rPr>
-              <w:t>使用</w:t>
-            </w:r>
-            <w:proofErr w:type="spellStart"/>
-            <w:r>
-              <w:rPr>
-                <w:rFonts w:ascii="宋体" w:hAnsi="宋体" w:cs="宋体"/>
-                <w:kern w:val="0"/>
-                <w:sz w:val="24"/>
-              </w:rPr>
-              <w:t>os.walk</w:t>
-            </w:r>
-            <w:proofErr w:type="spellEnd"/>
-            <w:r>
-              <w:rPr>
-                <w:rFonts w:ascii="宋体" w:hAnsi="宋体" w:cs="宋体"/>
-                <w:kern w:val="0"/>
-                <w:sz w:val="24"/>
-              </w:rPr>
-              <w:t>()打印目录树</w:t>
+              <w:t>使用os.walk()打印目录树</w:t>
             </w:r>
           </w:p>
         </w:tc>
@@ -14490,25 +12017,7 @@
                 <w:kern w:val="0"/>
                 <w:sz w:val="24"/>
               </w:rPr>
-              <w:t>使用</w:t>
-            </w:r>
-            <w:proofErr w:type="spellStart"/>
-            <w:r>
-              <w:rPr>
-                <w:rFonts w:ascii="宋体" w:hAnsi="宋体" w:cs="宋体"/>
-                <w:kern w:val="0"/>
-                <w:sz w:val="24"/>
-              </w:rPr>
-              <w:t>os.walk</w:t>
-            </w:r>
-            <w:proofErr w:type="spellEnd"/>
-            <w:r>
-              <w:rPr>
-                <w:rFonts w:ascii="宋体" w:hAnsi="宋体" w:cs="宋体"/>
-                <w:kern w:val="0"/>
-                <w:sz w:val="24"/>
-              </w:rPr>
-              <w:t>()统计文件数、目录数和总大小</w:t>
+              <w:t>使用os.walk()统计文件数、目录数和总大小</w:t>
             </w:r>
           </w:p>
         </w:tc>
@@ -14569,25 +12078,7 @@
                 <w:kern w:val="0"/>
                 <w:sz w:val="24"/>
               </w:rPr>
-              <w:t>使用</w:t>
-            </w:r>
-            <w:proofErr w:type="spellStart"/>
-            <w:r>
-              <w:rPr>
-                <w:rFonts w:ascii="宋体" w:hAnsi="宋体" w:cs="宋体"/>
-                <w:kern w:val="0"/>
-                <w:sz w:val="24"/>
-              </w:rPr>
-              <w:t>shutil.copytree</w:t>
-            </w:r>
-            <w:proofErr w:type="spellEnd"/>
-            <w:r>
-              <w:rPr>
-                <w:rFonts w:ascii="宋体" w:hAnsi="宋体" w:cs="宋体"/>
-                <w:kern w:val="0"/>
-                <w:sz w:val="24"/>
-              </w:rPr>
-              <w:t>()复制整个目录树</w:t>
+              <w:t>使用shutil.copytree()复制整个目录树</w:t>
             </w:r>
           </w:p>
         </w:tc>
@@ -14654,25 +12145,7 @@
                 <w:kern w:val="0"/>
                 <w:sz w:val="24"/>
               </w:rPr>
-              <w:t>使用</w:t>
-            </w:r>
-            <w:proofErr w:type="spellStart"/>
-            <w:r>
-              <w:rPr>
-                <w:rFonts w:ascii="宋体" w:hAnsi="宋体" w:cs="宋体"/>
-                <w:kern w:val="0"/>
-                <w:sz w:val="24"/>
-              </w:rPr>
-              <w:t>shutil.rmtree</w:t>
-            </w:r>
-            <w:proofErr w:type="spellEnd"/>
-            <w:r>
-              <w:rPr>
-                <w:rFonts w:ascii="宋体" w:hAnsi="宋体" w:cs="宋体"/>
-                <w:kern w:val="0"/>
-                <w:sz w:val="24"/>
-              </w:rPr>
-              <w:t>()删除整个目录</w:t>
+              <w:t>使用shutil.rmtree()删除整个目录</w:t>
             </w:r>
           </w:p>
         </w:tc>
@@ -14682,7 +12155,7 @@
       <w:pPr>
         <w:pStyle w:val="af3"/>
       </w:pPr>
-      <w:bookmarkStart w:id="22" w:name="_Toc232895127"/>
+      <w:bookmarkStart w:id="22" w:name="_Toc233019442"/>
       <w:r>
         <w:rPr>
           <w:rFonts w:hint="eastAsia"/>
@@ -14748,7 +12221,7 @@
           <w:szCs w:val="30"/>
         </w:rPr>
       </w:pPr>
-      <w:bookmarkStart w:id="23" w:name="_Toc232895128"/>
+      <w:bookmarkStart w:id="23" w:name="_Toc233019443"/>
       <w:r>
         <w:rPr>
           <w:rFonts w:ascii="黑体" w:eastAsia="黑体" w:hAnsi="黑体" w:hint="eastAsia"/>
@@ -14795,7 +12268,7 @@
       <w:pPr>
         <w:pStyle w:val="af3"/>
       </w:pPr>
-      <w:bookmarkStart w:id="24" w:name="_Toc232895129"/>
+      <w:bookmarkStart w:id="24" w:name="_Toc233019444"/>
       <w:r>
         <w:rPr>
           <w:rFonts w:hint="eastAsia"/>
@@ -14803,15 +12276,7 @@
         <w:t>2.</w:t>
       </w:r>
       <w:r>
-        <w:t>3.1 难点</w:t>
-      </w:r>
-      <w:proofErr w:type="gramStart"/>
-      <w:r>
-        <w:t>一</w:t>
-      </w:r>
-      <w:proofErr w:type="gramEnd"/>
-      <w:r>
-        <w:t>：全局导航在多层函数中的传递</w:t>
+        <w:t>3.1 难点一：全局导航在多层函数中的传递</w:t>
       </w:r>
       <w:bookmarkEnd w:id="24"/>
     </w:p>
@@ -14929,7 +12394,6 @@
           <w:sz w:val="24"/>
         </w:rPr>
       </w:pPr>
-      <w:proofErr w:type="spellStart"/>
       <w:r>
         <w:rPr>
           <w:rFonts w:ascii="宋体" w:hAnsi="宋体" w:cs="宋体"/>
@@ -14939,113 +12403,14 @@
           <w:sz w:val="24"/>
         </w:rPr>
         <w:lastRenderedPageBreak/>
-        <w:t>safe_input</w:t>
-      </w:r>
-      <w:proofErr w:type="spellEnd"/>
-      <w:r>
-        <w:rPr>
-          <w:rFonts w:ascii="宋体" w:hAnsi="宋体" w:cs="宋体"/>
-          <w:b/>
-          <w:bCs/>
-          <w:kern w:val="0"/>
-          <w:sz w:val="24"/>
-        </w:rPr>
-        <w:t>()、</w:t>
-      </w:r>
-      <w:proofErr w:type="spellStart"/>
-      <w:r>
-        <w:rPr>
-          <w:rFonts w:ascii="宋体" w:hAnsi="宋体" w:cs="宋体"/>
-          <w:b/>
-          <w:bCs/>
-          <w:kern w:val="0"/>
-          <w:sz w:val="24"/>
-        </w:rPr>
-        <w:t>recycle_bin_menu</w:t>
-      </w:r>
-      <w:proofErr w:type="spellEnd"/>
-      <w:r>
-        <w:rPr>
-          <w:rFonts w:ascii="宋体" w:hAnsi="宋体" w:cs="宋体"/>
-          <w:b/>
-          <w:bCs/>
-          <w:kern w:val="0"/>
-          <w:sz w:val="24"/>
-        </w:rPr>
-        <w:t>()、</w:t>
-      </w:r>
-      <w:proofErr w:type="spellStart"/>
-      <w:r>
-        <w:rPr>
-          <w:rFonts w:ascii="宋体" w:hAnsi="宋体" w:cs="宋体"/>
-          <w:b/>
-          <w:bCs/>
-          <w:kern w:val="0"/>
-          <w:sz w:val="24"/>
-        </w:rPr>
-        <w:t>restore_from_recycle</w:t>
-      </w:r>
-      <w:proofErr w:type="spellEnd"/>
-      <w:r>
-        <w:rPr>
-          <w:rFonts w:ascii="宋体" w:hAnsi="宋体" w:cs="宋体"/>
-          <w:b/>
-          <w:bCs/>
-          <w:kern w:val="0"/>
-          <w:sz w:val="24"/>
-        </w:rPr>
-        <w:t>()、</w:t>
-      </w:r>
-      <w:proofErr w:type="spellStart"/>
-      <w:r>
-        <w:rPr>
-          <w:rFonts w:ascii="宋体" w:hAnsi="宋体" w:cs="宋体"/>
-          <w:b/>
-          <w:bCs/>
-          <w:kern w:val="0"/>
-          <w:sz w:val="24"/>
-        </w:rPr>
-        <w:t>empty_recycle_bin</w:t>
-      </w:r>
-      <w:proofErr w:type="spellEnd"/>
-      <w:r>
-        <w:rPr>
-          <w:rFonts w:ascii="宋体" w:hAnsi="宋体" w:cs="宋体"/>
-          <w:b/>
-          <w:bCs/>
-          <w:kern w:val="0"/>
-          <w:sz w:val="24"/>
-        </w:rPr>
-        <w:t>()、</w:t>
-      </w:r>
-      <w:proofErr w:type="spellStart"/>
-      <w:r>
-        <w:rPr>
-          <w:rFonts w:ascii="宋体" w:hAnsi="宋体" w:cs="宋体"/>
-          <w:b/>
-          <w:bCs/>
-          <w:kern w:val="0"/>
-          <w:sz w:val="24"/>
-        </w:rPr>
-        <w:t>permanent_delete_from_recycle</w:t>
-      </w:r>
-      <w:proofErr w:type="spellEnd"/>
-      <w:r>
-        <w:rPr>
-          <w:rFonts w:ascii="宋体" w:hAnsi="宋体" w:cs="宋体"/>
-          <w:b/>
-          <w:bCs/>
-          <w:kern w:val="0"/>
-          <w:sz w:val="24"/>
-        </w:rPr>
-        <w:t>()</w:t>
+        <w:t>safe_input()、recycle_bin_menu()、restore_from_recycle()、empty_recycle_bin()、permanent_delete_from_recycle()</w:t>
       </w:r>
     </w:p>
     <w:p>
       <w:pPr>
         <w:pStyle w:val="af3"/>
       </w:pPr>
-      <w:bookmarkStart w:id="25" w:name="_Toc232895130"/>
+      <w:bookmarkStart w:id="25" w:name="_Toc233019445"/>
       <w:r>
         <w:rPr>
           <w:rFonts w:hint="eastAsia"/>
@@ -15143,15 +12508,7 @@
         <w:t>step</w:t>
       </w:r>
       <w:r>
-        <w:t>的</w:t>
-      </w:r>
-      <w:proofErr w:type="gramStart"/>
-      <w:r>
-        <w:t>值回到</w:t>
-      </w:r>
-      <w:proofErr w:type="gramEnd"/>
-      <w:r>
-        <w:t>上一步。</w:t>
+        <w:t>的值回到上一步。</w:t>
       </w:r>
     </w:p>
     <w:p>
@@ -15189,7 +12546,6 @@
           <w:sz w:val="24"/>
         </w:rPr>
       </w:pPr>
-      <w:proofErr w:type="spellStart"/>
       <w:r>
         <w:rPr>
           <w:rFonts w:ascii="宋体" w:hAnsi="宋体" w:cs="宋体" w:hint="eastAsia"/>
@@ -15198,69 +12554,14 @@
           <w:kern w:val="0"/>
           <w:sz w:val="24"/>
         </w:rPr>
-        <w:t>copy_move_file</w:t>
-      </w:r>
-      <w:proofErr w:type="spellEnd"/>
-      <w:r>
-        <w:rPr>
-          <w:rFonts w:ascii="宋体" w:hAnsi="宋体" w:cs="宋体" w:hint="eastAsia"/>
-          <w:b/>
-          <w:bCs/>
-          <w:kern w:val="0"/>
-          <w:sz w:val="24"/>
-        </w:rPr>
-        <w:t>()、</w:t>
-      </w:r>
-      <w:proofErr w:type="spellStart"/>
-      <w:r>
-        <w:rPr>
-          <w:rFonts w:ascii="宋体" w:hAnsi="宋体" w:cs="宋体" w:hint="eastAsia"/>
-          <w:b/>
-          <w:bCs/>
-          <w:kern w:val="0"/>
-          <w:sz w:val="24"/>
-        </w:rPr>
-        <w:t>file_search</w:t>
-      </w:r>
-      <w:proofErr w:type="spellEnd"/>
-      <w:r>
-        <w:rPr>
-          <w:rFonts w:ascii="宋体" w:hAnsi="宋体" w:cs="宋体" w:hint="eastAsia"/>
-          <w:b/>
-          <w:bCs/>
-          <w:kern w:val="0"/>
-          <w:sz w:val="24"/>
-        </w:rPr>
-        <w:t>()、</w:t>
-      </w:r>
-      <w:proofErr w:type="spellStart"/>
-      <w:r>
-        <w:rPr>
-          <w:rFonts w:ascii="宋体" w:hAnsi="宋体" w:cs="宋体" w:hint="eastAsia"/>
-          <w:b/>
-          <w:bCs/>
-          <w:kern w:val="0"/>
-          <w:sz w:val="24"/>
-        </w:rPr>
-        <w:t>permanent_delete_from_recycle</w:t>
-      </w:r>
-      <w:proofErr w:type="spellEnd"/>
-      <w:r>
-        <w:rPr>
-          <w:rFonts w:ascii="宋体" w:hAnsi="宋体" w:cs="宋体" w:hint="eastAsia"/>
-          <w:b/>
-          <w:bCs/>
-          <w:kern w:val="0"/>
-          <w:sz w:val="24"/>
-        </w:rPr>
-        <w:t>()</w:t>
+        <w:t>copy_move_file()、file_search()、permanent_delete_from_recycle()</w:t>
       </w:r>
     </w:p>
     <w:p>
       <w:pPr>
         <w:pStyle w:val="af3"/>
       </w:pPr>
-      <w:bookmarkStart w:id="26" w:name="_Toc232895131"/>
+      <w:bookmarkStart w:id="26" w:name="_Toc233019446"/>
       <w:r>
         <w:rPr>
           <w:rFonts w:hint="eastAsia"/>
@@ -15406,7 +12707,6 @@
           <w:sz w:val="24"/>
         </w:rPr>
       </w:pPr>
-      <w:proofErr w:type="spellStart"/>
       <w:r>
         <w:rPr>
           <w:rFonts w:ascii="宋体" w:hAnsi="宋体" w:cs="宋体"/>
@@ -15415,47 +12715,14 @@
           <w:kern w:val="0"/>
           <w:sz w:val="24"/>
         </w:rPr>
-        <w:t>safe_</w:t>
-      </w:r>
-      <w:proofErr w:type="gramStart"/>
-      <w:r>
-        <w:rPr>
-          <w:rFonts w:ascii="宋体" w:hAnsi="宋体" w:cs="宋体"/>
-          <w:b/>
-          <w:bCs/>
-          <w:kern w:val="0"/>
-          <w:sz w:val="24"/>
-        </w:rPr>
-        <w:t>input</w:t>
-      </w:r>
-      <w:proofErr w:type="spellEnd"/>
-      <w:r>
-        <w:rPr>
-          <w:rFonts w:ascii="宋体" w:hAnsi="宋体" w:cs="宋体"/>
-          <w:b/>
-          <w:bCs/>
-          <w:kern w:val="0"/>
-          <w:sz w:val="24"/>
-        </w:rPr>
-        <w:t>(</w:t>
-      </w:r>
-      <w:proofErr w:type="gramEnd"/>
-      <w:r>
-        <w:rPr>
-          <w:rFonts w:ascii="宋体" w:hAnsi="宋体" w:cs="宋体"/>
-          <w:b/>
-          <w:bCs/>
-          <w:kern w:val="0"/>
-          <w:sz w:val="24"/>
-        </w:rPr>
-        <w:t>)</w:t>
+        <w:t>safe_input()</w:t>
       </w:r>
     </w:p>
     <w:p>
       <w:pPr>
         <w:pStyle w:val="af3"/>
       </w:pPr>
-      <w:bookmarkStart w:id="27" w:name="_Toc232895132"/>
+      <w:bookmarkStart w:id="27" w:name="_Toc233019447"/>
       <w:r>
         <w:rPr>
           <w:rFonts w:hint="eastAsia"/>
@@ -15542,7 +12809,6 @@
           <w:sz w:val="24"/>
         </w:rPr>
       </w:pPr>
-      <w:proofErr w:type="spellStart"/>
       <w:r>
         <w:rPr>
           <w:rFonts w:ascii="宋体" w:hAnsi="宋体" w:cs="宋体" w:hint="eastAsia"/>
@@ -15551,91 +12817,14 @@
           <w:kern w:val="0"/>
           <w:sz w:val="24"/>
         </w:rPr>
-        <w:t>get_timestamp</w:t>
-      </w:r>
-      <w:proofErr w:type="spellEnd"/>
-      <w:r>
-        <w:rPr>
-          <w:rFonts w:ascii="宋体" w:hAnsi="宋体" w:cs="宋体" w:hint="eastAsia"/>
-          <w:b/>
-          <w:bCs/>
-          <w:kern w:val="0"/>
-          <w:sz w:val="24"/>
-        </w:rPr>
-        <w:t>()、</w:t>
-      </w:r>
-      <w:proofErr w:type="spellStart"/>
-      <w:r>
-        <w:rPr>
-          <w:rFonts w:ascii="宋体" w:hAnsi="宋体" w:cs="宋体" w:hint="eastAsia"/>
-          <w:b/>
-          <w:bCs/>
-          <w:kern w:val="0"/>
-          <w:sz w:val="24"/>
-        </w:rPr>
-        <w:t>delete_file</w:t>
-      </w:r>
-      <w:proofErr w:type="spellEnd"/>
-      <w:r>
-        <w:rPr>
-          <w:rFonts w:ascii="宋体" w:hAnsi="宋体" w:cs="宋体" w:hint="eastAsia"/>
-          <w:b/>
-          <w:bCs/>
-          <w:kern w:val="0"/>
-          <w:sz w:val="24"/>
-        </w:rPr>
-        <w:t>()、</w:t>
-      </w:r>
-      <w:proofErr w:type="spellStart"/>
-      <w:r>
-        <w:rPr>
-          <w:rFonts w:ascii="宋体" w:hAnsi="宋体" w:cs="宋体" w:hint="eastAsia"/>
-          <w:b/>
-          <w:bCs/>
-          <w:kern w:val="0"/>
-          <w:sz w:val="24"/>
-        </w:rPr>
-        <w:t>delete_directory</w:t>
-      </w:r>
-      <w:proofErr w:type="spellEnd"/>
-      <w:r>
-        <w:rPr>
-          <w:rFonts w:ascii="宋体" w:hAnsi="宋体" w:cs="宋体" w:hint="eastAsia"/>
-          <w:b/>
-          <w:bCs/>
-          <w:kern w:val="0"/>
-          <w:sz w:val="24"/>
-        </w:rPr>
-        <w:t>()、</w:t>
-      </w:r>
-      <w:proofErr w:type="spellStart"/>
-      <w:r>
-        <w:rPr>
-          <w:rFonts w:ascii="宋体" w:hAnsi="宋体" w:cs="宋体" w:hint="eastAsia"/>
-          <w:b/>
-          <w:bCs/>
-          <w:kern w:val="0"/>
-          <w:sz w:val="24"/>
-        </w:rPr>
-        <w:t>restore_from_recycle</w:t>
-      </w:r>
-      <w:proofErr w:type="spellEnd"/>
-      <w:r>
-        <w:rPr>
-          <w:rFonts w:ascii="宋体" w:hAnsi="宋体" w:cs="宋体" w:hint="eastAsia"/>
-          <w:b/>
-          <w:bCs/>
-          <w:kern w:val="0"/>
-          <w:sz w:val="24"/>
-        </w:rPr>
-        <w:t>()</w:t>
+        <w:t>get_timestamp()、delete_file()、delete_directory()、restore_from_recycle()</w:t>
       </w:r>
     </w:p>
     <w:p>
       <w:pPr>
         <w:pStyle w:val="af3"/>
       </w:pPr>
-      <w:bookmarkStart w:id="28" w:name="_Toc232895133"/>
+      <w:bookmarkStart w:id="28" w:name="_Toc233019448"/>
       <w:r>
         <w:rPr>
           <w:rFonts w:hint="eastAsia"/>
@@ -15652,15 +12841,7 @@
         <w:pStyle w:val="21"/>
       </w:pPr>
       <w:r>
-        <w:t>目录遍历、文件搜索和目录统计可能处理大量文件，运行时间较长。如果用户想中途停止，直接按</w:t>
-      </w:r>
-      <w:proofErr w:type="spellStart"/>
-      <w:r>
-        <w:t>Ctrl+C</w:t>
-      </w:r>
-      <w:proofErr w:type="spellEnd"/>
-      <w:r>
-        <w:t>可能导致程序退出。</w:t>
+        <w:t>目录遍历、文件搜索和目录统计可能处理大量文件，运行时间较长。如果用户想中途停止，直接按Ctrl+C可能导致程序退出。</w:t>
       </w:r>
     </w:p>
     <w:p>
@@ -15693,7 +12874,6 @@
       <w:r>
         <w:t>项目在相关循环外捕获</w:t>
       </w:r>
-      <w:proofErr w:type="spellStart"/>
       <w:r>
         <w:rPr>
           <w:b/>
@@ -15701,7 +12881,6 @@
         </w:rPr>
         <w:t>KeyboardInterrupt</w:t>
       </w:r>
-      <w:proofErr w:type="spellEnd"/>
       <w:r>
         <w:t>，当用户中断时输出提示并返回菜单，而不是让程序崩溃。</w:t>
       </w:r>
@@ -15738,53 +12917,12 @@
           <w:bCs/>
         </w:rPr>
       </w:pPr>
-      <w:proofErr w:type="spellStart"/>
-      <w:r>
-        <w:rPr>
-          <w:b/>
-          <w:bCs/>
-        </w:rPr>
-        <w:t>traverse_directory</w:t>
-      </w:r>
-      <w:proofErr w:type="spellEnd"/>
-      <w:r>
-        <w:rPr>
-          <w:b/>
-          <w:bCs/>
-        </w:rPr>
-        <w:t>()、</w:t>
-      </w:r>
-      <w:proofErr w:type="spellStart"/>
-      <w:r>
-        <w:rPr>
-          <w:b/>
-          <w:bCs/>
-        </w:rPr>
-        <w:t>file_search</w:t>
-      </w:r>
-      <w:proofErr w:type="spellEnd"/>
-      <w:r>
-        <w:rPr>
-          <w:b/>
-          <w:bCs/>
-        </w:rPr>
-        <w:t>()、</w:t>
-      </w:r>
-      <w:proofErr w:type="spellStart"/>
-      <w:r>
-        <w:rPr>
-          <w:b/>
-          <w:bCs/>
-        </w:rPr>
-        <w:t>file_statistics</w:t>
-      </w:r>
-      <w:proofErr w:type="spellEnd"/>
-      <w:r>
-        <w:rPr>
-          <w:b/>
-          <w:bCs/>
-        </w:rPr>
-        <w:t>()、main()</w:t>
+      <w:r>
+        <w:rPr>
+          <w:b/>
+          <w:bCs/>
+        </w:rPr>
+        <w:t>traverse_directory()、file_search()、file_statistics()、main()</w:t>
       </w:r>
     </w:p>
     <w:p>
@@ -15799,7 +12937,7 @@
           <w:szCs w:val="36"/>
         </w:rPr>
       </w:pPr>
-      <w:bookmarkStart w:id="29" w:name="_Toc232895134"/>
+      <w:bookmarkStart w:id="29" w:name="_Toc233019449"/>
       <w:r>
         <w:rPr>
           <w:rFonts w:ascii="黑体" w:eastAsia="黑体" w:hAnsi="黑体" w:hint="eastAsia"/>
@@ -15842,7 +12980,7 @@
           <w:szCs w:val="30"/>
         </w:rPr>
       </w:pPr>
-      <w:bookmarkStart w:id="30" w:name="_Toc232895135"/>
+      <w:bookmarkStart w:id="30" w:name="_Toc233019450"/>
       <w:r>
         <w:rPr>
           <w:rFonts w:ascii="黑体" w:eastAsia="黑体" w:hAnsi="黑体" w:hint="eastAsia"/>
@@ -16053,113 +13191,13 @@
                 <w:sz w:val="24"/>
               </w:rPr>
             </w:pPr>
-            <w:proofErr w:type="spellStart"/>
             <w:r>
               <w:rPr>
                 <w:rFonts w:ascii="宋体" w:hAnsi="宋体" w:cs="宋体"/>
                 <w:kern w:val="0"/>
                 <w:sz w:val="24"/>
               </w:rPr>
-              <w:t>safe_input</w:t>
-            </w:r>
-            <w:proofErr w:type="spellEnd"/>
-            <w:r>
-              <w:rPr>
-                <w:rFonts w:ascii="宋体" w:hAnsi="宋体" w:cs="宋体"/>
-                <w:kern w:val="0"/>
-                <w:sz w:val="24"/>
-              </w:rPr>
-              <w:t>()、</w:t>
-            </w:r>
-            <w:proofErr w:type="spellStart"/>
-            <w:r>
-              <w:rPr>
-                <w:rFonts w:ascii="宋体" w:hAnsi="宋体" w:cs="宋体"/>
-                <w:kern w:val="0"/>
-                <w:sz w:val="24"/>
-              </w:rPr>
-              <w:t>input_multiline</w:t>
-            </w:r>
-            <w:proofErr w:type="spellEnd"/>
-            <w:r>
-              <w:rPr>
-                <w:rFonts w:ascii="宋体" w:hAnsi="宋体" w:cs="宋体"/>
-                <w:kern w:val="0"/>
-                <w:sz w:val="24"/>
-              </w:rPr>
-              <w:t>()、</w:t>
-            </w:r>
-            <w:proofErr w:type="spellStart"/>
-            <w:r>
-              <w:rPr>
-                <w:rFonts w:ascii="宋体" w:hAnsi="宋体" w:cs="宋体"/>
-                <w:kern w:val="0"/>
-                <w:sz w:val="24"/>
-              </w:rPr>
-              <w:t>get_timestamp</w:t>
-            </w:r>
-            <w:proofErr w:type="spellEnd"/>
-            <w:r>
-              <w:rPr>
-                <w:rFonts w:ascii="宋体" w:hAnsi="宋体" w:cs="宋体"/>
-                <w:kern w:val="0"/>
-                <w:sz w:val="24"/>
-              </w:rPr>
-              <w:t>()、</w:t>
-            </w:r>
-            <w:proofErr w:type="spellStart"/>
-            <w:r>
-              <w:rPr>
-                <w:rFonts w:ascii="宋体" w:hAnsi="宋体" w:cs="宋体"/>
-                <w:kern w:val="0"/>
-                <w:sz w:val="24"/>
-              </w:rPr>
-              <w:t>ensure_recycle_bin</w:t>
-            </w:r>
-            <w:proofErr w:type="spellEnd"/>
-            <w:r>
-              <w:rPr>
-                <w:rFonts w:ascii="宋体" w:hAnsi="宋体" w:cs="宋体"/>
-                <w:kern w:val="0"/>
-                <w:sz w:val="24"/>
-              </w:rPr>
-              <w:t>()、</w:t>
-            </w:r>
-            <w:proofErr w:type="spellStart"/>
-            <w:r>
-              <w:rPr>
-                <w:rFonts w:ascii="宋体" w:hAnsi="宋体" w:cs="宋体"/>
-                <w:kern w:val="0"/>
-                <w:sz w:val="24"/>
-              </w:rPr>
-              <w:t>load_recycle_meta</w:t>
-            </w:r>
-            <w:proofErr w:type="spellEnd"/>
-            <w:r>
-              <w:rPr>
-                <w:rFonts w:ascii="宋体" w:hAnsi="宋体" w:cs="宋体"/>
-                <w:kern w:val="0"/>
-                <w:sz w:val="24"/>
-              </w:rPr>
-              <w:t>()、</w:t>
-            </w:r>
-            <w:proofErr w:type="spellStart"/>
-            <w:r>
-              <w:rPr>
-                <w:rFonts w:ascii="宋体" w:hAnsi="宋体" w:cs="宋体"/>
-                <w:kern w:val="0"/>
-                <w:sz w:val="24"/>
-              </w:rPr>
-              <w:t>save_recycle_meta</w:t>
-            </w:r>
-            <w:proofErr w:type="spellEnd"/>
-            <w:r>
-              <w:rPr>
-                <w:rFonts w:ascii="宋体" w:hAnsi="宋体" w:cs="宋体"/>
-                <w:kern w:val="0"/>
-                <w:sz w:val="24"/>
-              </w:rPr>
-              <w:t>()</w:t>
+              <w:t>safe_input()、input_multiline()、get_timestamp()、ensure_recycle_bin()、load_recycle_meta()、save_recycle_meta()</w:t>
             </w:r>
           </w:p>
         </w:tc>
@@ -16236,77 +13274,13 @@
                 <w:sz w:val="24"/>
               </w:rPr>
             </w:pPr>
-            <w:proofErr w:type="spellStart"/>
             <w:r>
               <w:rPr>
                 <w:rFonts w:ascii="宋体" w:hAnsi="宋体" w:cs="宋体"/>
                 <w:kern w:val="0"/>
                 <w:sz w:val="24"/>
               </w:rPr>
-              <w:t>create_file</w:t>
-            </w:r>
-            <w:proofErr w:type="spellEnd"/>
-            <w:r>
-              <w:rPr>
-                <w:rFonts w:ascii="宋体" w:hAnsi="宋体" w:cs="宋体"/>
-                <w:kern w:val="0"/>
-                <w:sz w:val="24"/>
-              </w:rPr>
-              <w:t>()、</w:t>
-            </w:r>
-            <w:proofErr w:type="spellStart"/>
-            <w:r>
-              <w:rPr>
-                <w:rFonts w:ascii="宋体" w:hAnsi="宋体" w:cs="宋体"/>
-                <w:kern w:val="0"/>
-                <w:sz w:val="24"/>
-              </w:rPr>
-              <w:t>delete_file</w:t>
-            </w:r>
-            <w:proofErr w:type="spellEnd"/>
-            <w:r>
-              <w:rPr>
-                <w:rFonts w:ascii="宋体" w:hAnsi="宋体" w:cs="宋体"/>
-                <w:kern w:val="0"/>
-                <w:sz w:val="24"/>
-              </w:rPr>
-              <w:t>()、</w:t>
-            </w:r>
-            <w:proofErr w:type="spellStart"/>
-            <w:r>
-              <w:rPr>
-                <w:rFonts w:ascii="宋体" w:hAnsi="宋体" w:cs="宋体"/>
-                <w:kern w:val="0"/>
-                <w:sz w:val="24"/>
-              </w:rPr>
-              <w:t>rename_file</w:t>
-            </w:r>
-            <w:proofErr w:type="spellEnd"/>
-            <w:r>
-              <w:rPr>
-                <w:rFonts w:ascii="宋体" w:hAnsi="宋体" w:cs="宋体"/>
-                <w:kern w:val="0"/>
-                <w:sz w:val="24"/>
-              </w:rPr>
-              <w:t>()、</w:t>
-            </w:r>
-            <w:proofErr w:type="spellStart"/>
-            <w:r>
-              <w:rPr>
-                <w:rFonts w:ascii="宋体" w:hAnsi="宋体" w:cs="宋体"/>
-                <w:kern w:val="0"/>
-                <w:sz w:val="24"/>
-              </w:rPr>
-              <w:t>copy_move_file</w:t>
-            </w:r>
-            <w:proofErr w:type="spellEnd"/>
-            <w:r>
-              <w:rPr>
-                <w:rFonts w:ascii="宋体" w:hAnsi="宋体" w:cs="宋体"/>
-                <w:kern w:val="0"/>
-                <w:sz w:val="24"/>
-              </w:rPr>
-              <w:t>()</w:t>
+              <w:t>create_file()、delete_file()、rename_file()、copy_move_file()</w:t>
             </w:r>
           </w:p>
         </w:tc>
@@ -16383,59 +13357,13 @@
                 <w:sz w:val="24"/>
               </w:rPr>
             </w:pPr>
-            <w:proofErr w:type="spellStart"/>
             <w:r>
               <w:rPr>
                 <w:rFonts w:ascii="宋体" w:hAnsi="宋体" w:cs="宋体" w:hint="eastAsia"/>
                 <w:kern w:val="0"/>
                 <w:sz w:val="24"/>
               </w:rPr>
-              <w:t>create_directory</w:t>
-            </w:r>
-            <w:proofErr w:type="spellEnd"/>
-            <w:r>
-              <w:rPr>
-                <w:rFonts w:ascii="宋体" w:hAnsi="宋体" w:cs="宋体" w:hint="eastAsia"/>
-                <w:kern w:val="0"/>
-                <w:sz w:val="24"/>
-              </w:rPr>
-              <w:t>()、</w:t>
-            </w:r>
-            <w:proofErr w:type="spellStart"/>
-            <w:r>
-              <w:rPr>
-                <w:rFonts w:ascii="宋体" w:hAnsi="宋体" w:cs="宋体" w:hint="eastAsia"/>
-                <w:kern w:val="0"/>
-                <w:sz w:val="24"/>
-              </w:rPr>
-              <w:t>delete_directory</w:t>
-            </w:r>
-            <w:proofErr w:type="spellEnd"/>
-            <w:r>
-              <w:rPr>
-                <w:rFonts w:ascii="宋体" w:hAnsi="宋体" w:cs="宋体" w:hint="eastAsia"/>
-                <w:kern w:val="0"/>
-                <w:sz w:val="24"/>
-              </w:rPr>
-              <w:t>()、</w:t>
-            </w:r>
-            <w:proofErr w:type="spellStart"/>
-            <w:r>
-              <w:rPr>
-                <w:rFonts w:ascii="宋体" w:hAnsi="宋体" w:cs="宋体" w:hint="eastAsia"/>
-                <w:kern w:val="0"/>
-                <w:sz w:val="24"/>
-              </w:rPr>
-              <w:t>traverse_directory</w:t>
-            </w:r>
-            <w:proofErr w:type="spellEnd"/>
-            <w:r>
-              <w:rPr>
-                <w:rFonts w:ascii="宋体" w:hAnsi="宋体" w:cs="宋体" w:hint="eastAsia"/>
-                <w:kern w:val="0"/>
-                <w:sz w:val="24"/>
-              </w:rPr>
-              <w:t>()</w:t>
+              <w:t>create_directory()、delete_directory()、traverse_directory()</w:t>
             </w:r>
           </w:p>
         </w:tc>
@@ -16533,7 +13461,6 @@
                 <w:sz w:val="24"/>
               </w:rPr>
             </w:pPr>
-            <w:proofErr w:type="spellStart"/>
             <w:r>
               <w:rPr>
                 <w:rFonts w:ascii="宋体" w:hAnsi="宋体" w:cs="宋体"/>
@@ -16541,34 +13468,7 @@
                 <w:sz w:val="24"/>
               </w:rPr>
               <w:lastRenderedPageBreak/>
-              <w:t>file_search</w:t>
-            </w:r>
-            <w:proofErr w:type="spellEnd"/>
-            <w:r>
-              <w:rPr>
-                <w:rFonts w:ascii="宋体" w:hAnsi="宋体" w:cs="宋体"/>
-                <w:kern w:val="0"/>
-                <w:sz w:val="24"/>
-              </w:rPr>
-              <w:t>()、</w:t>
-            </w:r>
-            <w:proofErr w:type="spellStart"/>
-            <w:r>
-              <w:rPr>
-                <w:rFonts w:ascii="宋体" w:hAnsi="宋体" w:cs="宋体"/>
-                <w:kern w:val="0"/>
-                <w:sz w:val="24"/>
-              </w:rPr>
-              <w:t>file_statistics</w:t>
-            </w:r>
-            <w:proofErr w:type="spellEnd"/>
-            <w:r>
-              <w:rPr>
-                <w:rFonts w:ascii="宋体" w:hAnsi="宋体" w:cs="宋体"/>
-                <w:kern w:val="0"/>
-                <w:sz w:val="24"/>
-              </w:rPr>
-              <w:t>()</w:t>
+              <w:t>file_search()、file_statistics()</w:t>
             </w:r>
           </w:p>
         </w:tc>
@@ -16645,95 +13545,13 @@
                 <w:sz w:val="24"/>
               </w:rPr>
             </w:pPr>
-            <w:proofErr w:type="spellStart"/>
             <w:r>
               <w:rPr>
                 <w:rFonts w:ascii="宋体" w:hAnsi="宋体" w:cs="宋体"/>
                 <w:kern w:val="0"/>
                 <w:sz w:val="24"/>
               </w:rPr>
-              <w:t>recycle_bin_menu</w:t>
-            </w:r>
-            <w:proofErr w:type="spellEnd"/>
-            <w:r>
-              <w:rPr>
-                <w:rFonts w:ascii="宋体" w:hAnsi="宋体" w:cs="宋体"/>
-                <w:kern w:val="0"/>
-                <w:sz w:val="24"/>
-              </w:rPr>
-              <w:t>()、</w:t>
-            </w:r>
-            <w:proofErr w:type="spellStart"/>
-            <w:r>
-              <w:rPr>
-                <w:rFonts w:ascii="宋体" w:hAnsi="宋体" w:cs="宋体"/>
-                <w:kern w:val="0"/>
-                <w:sz w:val="24"/>
-              </w:rPr>
-              <w:t>list_recycle_bin</w:t>
-            </w:r>
-            <w:proofErr w:type="spellEnd"/>
-            <w:r>
-              <w:rPr>
-                <w:rFonts w:ascii="宋体" w:hAnsi="宋体" w:cs="宋体"/>
-                <w:kern w:val="0"/>
-                <w:sz w:val="24"/>
-              </w:rPr>
-              <w:t>()、</w:t>
-            </w:r>
-            <w:proofErr w:type="spellStart"/>
-            <w:r>
-              <w:rPr>
-                <w:rFonts w:ascii="宋体" w:hAnsi="宋体" w:cs="宋体"/>
-                <w:kern w:val="0"/>
-                <w:sz w:val="24"/>
-              </w:rPr>
-              <w:t>restore_from_recycle</w:t>
-            </w:r>
-            <w:proofErr w:type="spellEnd"/>
-            <w:r>
-              <w:rPr>
-                <w:rFonts w:ascii="宋体" w:hAnsi="宋体" w:cs="宋体"/>
-                <w:kern w:val="0"/>
-                <w:sz w:val="24"/>
-              </w:rPr>
-              <w:t>()、</w:t>
-            </w:r>
-            <w:proofErr w:type="spellStart"/>
-            <w:r>
-              <w:rPr>
-                <w:rFonts w:ascii="宋体" w:hAnsi="宋体" w:cs="宋体"/>
-                <w:kern w:val="0"/>
-                <w:sz w:val="24"/>
-              </w:rPr>
-              <w:t>empty_recycle_bin</w:t>
-            </w:r>
-            <w:proofErr w:type="spellEnd"/>
-            <w:r>
-              <w:rPr>
-                <w:rFonts w:ascii="宋体" w:hAnsi="宋体" w:cs="宋体"/>
-                <w:kern w:val="0"/>
-                <w:sz w:val="24"/>
-              </w:rPr>
-              <w:t>()、</w:t>
-            </w:r>
-            <w:proofErr w:type="spellStart"/>
-            <w:r>
-              <w:rPr>
-                <w:rFonts w:ascii="宋体" w:hAnsi="宋体" w:cs="宋体"/>
-                <w:kern w:val="0"/>
-                <w:sz w:val="24"/>
-              </w:rPr>
-              <w:t>permanent_delete_from_recycle</w:t>
-            </w:r>
-            <w:proofErr w:type="spellEnd"/>
-            <w:r>
-              <w:rPr>
-                <w:rFonts w:ascii="宋体" w:hAnsi="宋体" w:cs="宋体"/>
-                <w:kern w:val="0"/>
-                <w:sz w:val="24"/>
-              </w:rPr>
-              <w:t>()</w:t>
+              <w:t>recycle_bin_menu()、list_recycle_bin()、restore_from_recycle()、empty_recycle_bin()、permanent_delete_from_recycle()</w:t>
             </w:r>
           </w:p>
         </w:tc>
@@ -16813,23 +13631,13 @@
                 <w:sz w:val="24"/>
               </w:rPr>
             </w:pPr>
-            <w:proofErr w:type="gramStart"/>
             <w:r>
               <w:rPr>
                 <w:rFonts w:ascii="宋体" w:hAnsi="宋体" w:cs="宋体"/>
                 <w:kern w:val="0"/>
                 <w:sz w:val="24"/>
               </w:rPr>
-              <w:t>main(</w:t>
-            </w:r>
-            <w:proofErr w:type="gramEnd"/>
-            <w:r>
-              <w:rPr>
-                <w:rFonts w:ascii="宋体" w:hAnsi="宋体" w:cs="宋体"/>
-                <w:kern w:val="0"/>
-                <w:sz w:val="24"/>
-              </w:rPr>
-              <w:t>)</w:t>
+              <w:t>main()</w:t>
             </w:r>
           </w:p>
         </w:tc>
@@ -16879,7 +13687,7 @@
                 <w:noProof/>
               </w:rPr>
               <w:pict w14:anchorId="67C2442F">
-                <v:shape id="_x0000_i1287" type="#_x0000_t75" style="width:254.5pt;height:67.5pt;visibility:visible;mso-wrap-style:square">
+                <v:shape id="_x0000_i1030" type="#_x0000_t75" style="width:254.3pt;height:67.4pt;visibility:visible;mso-wrap-style:square">
                   <v:imagedata r:id="rId13" o:title=""/>
                 </v:shape>
               </w:pict>
@@ -16920,7 +13728,7 @@
           <w:szCs w:val="30"/>
         </w:rPr>
       </w:pPr>
-      <w:bookmarkStart w:id="31" w:name="_Toc232895136"/>
+      <w:bookmarkStart w:id="31" w:name="_Toc233019451"/>
       <w:r>
         <w:rPr>
           <w:rFonts w:ascii="黑体" w:eastAsia="黑体" w:hAnsi="黑体" w:hint="eastAsia"/>
@@ -16939,27 +13747,7 @@
           <w:sz w:val="30"/>
           <w:szCs w:val="30"/>
         </w:rPr>
-        <w:t>2</w:t>
-      </w:r>
-      <w:r>
-        <w:rPr>
-          <w:rFonts w:ascii="黑体" w:eastAsia="黑体" w:hAnsi="黑体" w:hint="eastAsia"/>
-          <w:b/>
-          <w:bCs/>
-          <w:sz w:val="30"/>
-          <w:szCs w:val="30"/>
-        </w:rPr>
-        <w:t>.</w:t>
-      </w:r>
-      <w:r>
-        <w:rPr>
-          <w:rFonts w:ascii="黑体" w:eastAsia="黑体" w:hAnsi="黑体"/>
-          <w:b/>
-          <w:bCs/>
-          <w:sz w:val="30"/>
-          <w:szCs w:val="30"/>
-        </w:rPr>
-        <w:t xml:space="preserve"> 全局导航与工具模块实现</w:t>
+        <w:t>2 全局导航与工具模块实现</w:t>
       </w:r>
       <w:bookmarkEnd w:id="31"/>
     </w:p>
@@ -16967,7 +13755,7 @@
       <w:pPr>
         <w:pStyle w:val="af3"/>
       </w:pPr>
-      <w:bookmarkStart w:id="32" w:name="_Toc232895137"/>
+      <w:bookmarkStart w:id="32" w:name="_Toc233019452"/>
       <w:r>
         <w:rPr>
           <w:rFonts w:hint="eastAsia"/>
@@ -17026,7 +13814,7 @@
                 <w:szCs w:val="30"/>
               </w:rPr>
               <w:pict w14:anchorId="4B6D9F29">
-                <v:shape id="_x0000_i1288" type="#_x0000_t75" style="width:198pt;height:56.5pt;visibility:visible;mso-wrap-style:square">
+                <v:shape id="_x0000_i1031" type="#_x0000_t75" style="width:198.4pt;height:56.7pt;visibility:visible;mso-wrap-style:square">
                   <v:imagedata r:id="rId14" o:title=""/>
                 </v:shape>
               </w:pict>
@@ -17061,7 +13849,7 @@
       <w:pPr>
         <w:pStyle w:val="af3"/>
       </w:pPr>
-      <w:bookmarkStart w:id="33" w:name="_Toc232895138"/>
+      <w:bookmarkStart w:id="33" w:name="_Toc233019453"/>
       <w:r>
         <w:rPr>
           <w:rFonts w:hint="eastAsia"/>
@@ -17077,13 +13865,8 @@
         </w:rPr>
         <w:t xml:space="preserve"> </w:t>
       </w:r>
-      <w:proofErr w:type="spellStart"/>
-      <w:r>
-        <w:t>safe_input</w:t>
-      </w:r>
-      <w:proofErr w:type="spellEnd"/>
-      <w:r>
-        <w:t>(prompt)</w:t>
+      <w:r>
+        <w:t>safe_input(prompt)</w:t>
       </w:r>
       <w:bookmarkEnd w:id="33"/>
     </w:p>
@@ -17344,7 +14127,7 @@
       <w:pPr>
         <w:pStyle w:val="af3"/>
       </w:pPr>
-      <w:bookmarkStart w:id="34" w:name="_Toc232895139"/>
+      <w:bookmarkStart w:id="34" w:name="_Toc233019454"/>
       <w:r>
         <w:rPr>
           <w:rFonts w:hint="eastAsia"/>
@@ -17360,13 +14143,8 @@
         </w:rPr>
         <w:t xml:space="preserve"> </w:t>
       </w:r>
-      <w:proofErr w:type="spellStart"/>
-      <w:r>
-        <w:t>input_multiline</w:t>
-      </w:r>
-      <w:proofErr w:type="spellEnd"/>
-      <w:r>
-        <w:t>(prompt)</w:t>
+      <w:r>
+        <w:t>input_multiline(prompt)</w:t>
       </w:r>
       <w:bookmarkEnd w:id="34"/>
     </w:p>
@@ -17377,40 +14155,22 @@
       <w:r>
         <w:t>该函数用于创建文件时输入多行内容。普通</w:t>
       </w:r>
-      <w:proofErr w:type="spellStart"/>
-      <w:r>
-        <w:rPr>
-          <w:b/>
-          <w:bCs/>
-        </w:rPr>
-        <w:t>safe_input</w:t>
-      </w:r>
-      <w:proofErr w:type="spellEnd"/>
-      <w:r>
-        <w:rPr>
-          <w:b/>
-          <w:bCs/>
-        </w:rPr>
-        <w:t>()</w:t>
+      <w:r>
+        <w:rPr>
+          <w:b/>
+          <w:bCs/>
+        </w:rPr>
+        <w:t>safe_input()</w:t>
       </w:r>
       <w:r>
         <w:t>适合单行输入，而文件内容可能包含多行，因此单独设计</w:t>
       </w:r>
-      <w:proofErr w:type="spellStart"/>
-      <w:r>
-        <w:rPr>
-          <w:b/>
-          <w:bCs/>
-        </w:rPr>
-        <w:t>input_multiline</w:t>
-      </w:r>
-      <w:proofErr w:type="spellEnd"/>
-      <w:r>
-        <w:rPr>
-          <w:b/>
-          <w:bCs/>
-        </w:rPr>
-        <w:t>()</w:t>
+      <w:r>
+        <w:rPr>
+          <w:b/>
+          <w:bCs/>
+        </w:rPr>
+        <w:t>input_multiline()</w:t>
       </w:r>
       <w:r>
         <w:t>。</w:t>
@@ -17598,36 +14358,14 @@
           <w:kern w:val="0"/>
           <w:sz w:val="24"/>
         </w:rPr>
-        <w:t>使用"\</w:t>
-      </w:r>
-      <w:proofErr w:type="spellStart"/>
-      <w:r>
-        <w:rPr>
-          <w:rFonts w:ascii="宋体" w:hAnsi="宋体" w:cs="宋体"/>
-          <w:b/>
-          <w:bCs/>
-          <w:kern w:val="0"/>
-          <w:sz w:val="24"/>
-        </w:rPr>
-        <w:t>n".join</w:t>
-      </w:r>
-      <w:proofErr w:type="spellEnd"/>
-      <w:r>
-        <w:rPr>
-          <w:rFonts w:ascii="宋体" w:hAnsi="宋体" w:cs="宋体"/>
-          <w:b/>
-          <w:bCs/>
-          <w:kern w:val="0"/>
-          <w:sz w:val="24"/>
-        </w:rPr>
-        <w:t>(lines)将多行内容拼接成完整文本。</w:t>
+        <w:t>使用"\n".join(lines)将多行内容拼接成完整文本。</w:t>
       </w:r>
     </w:p>
     <w:p>
       <w:pPr>
         <w:pStyle w:val="af3"/>
       </w:pPr>
-      <w:bookmarkStart w:id="35" w:name="_Toc232895140"/>
+      <w:bookmarkStart w:id="35" w:name="_Toc233019455"/>
       <w:r>
         <w:rPr>
           <w:rFonts w:hint="eastAsia"/>
@@ -17643,21 +14381,8 @@
         </w:rPr>
         <w:t xml:space="preserve"> </w:t>
       </w:r>
-      <w:proofErr w:type="spellStart"/>
-      <w:r>
-        <w:t>ensure_recycle_</w:t>
-      </w:r>
-      <w:proofErr w:type="gramStart"/>
-      <w:r>
-        <w:t>bin</w:t>
-      </w:r>
-      <w:proofErr w:type="spellEnd"/>
-      <w:r>
-        <w:t>(</w:t>
-      </w:r>
-      <w:proofErr w:type="gramEnd"/>
-      <w:r>
-        <w:t>)</w:t>
+      <w:r>
+        <w:t>ensure_recycle_bin()</w:t>
       </w:r>
       <w:bookmarkEnd w:id="35"/>
     </w:p>
@@ -17752,29 +14477,7 @@
           <w:kern w:val="0"/>
           <w:sz w:val="24"/>
         </w:rPr>
-        <w:t>如果不存在，使用</w:t>
-      </w:r>
-      <w:proofErr w:type="spellStart"/>
-      <w:r>
-        <w:rPr>
-          <w:rFonts w:ascii="宋体" w:hAnsi="宋体" w:cs="宋体"/>
-          <w:b/>
-          <w:bCs/>
-          <w:kern w:val="0"/>
-          <w:sz w:val="24"/>
-        </w:rPr>
-        <w:t>os.makedirs</w:t>
-      </w:r>
-      <w:proofErr w:type="spellEnd"/>
-      <w:r>
-        <w:rPr>
-          <w:rFonts w:ascii="宋体" w:hAnsi="宋体" w:cs="宋体"/>
-          <w:b/>
-          <w:bCs/>
-          <w:kern w:val="0"/>
-          <w:sz w:val="24"/>
-        </w:rPr>
-        <w:t>()创建。</w:t>
+        <w:t>如果不存在，使用os.makedirs()创建。</w:t>
       </w:r>
     </w:p>
     <w:p>
@@ -17835,7 +14538,7 @@
       <w:pPr>
         <w:pStyle w:val="af3"/>
       </w:pPr>
-      <w:bookmarkStart w:id="36" w:name="_Toc232895141"/>
+      <w:bookmarkStart w:id="36" w:name="_Toc233019456"/>
       <w:r>
         <w:rPr>
           <w:rFonts w:hint="eastAsia"/>
@@ -17852,21 +14555,8 @@
         </w:rPr>
         <w:t xml:space="preserve"> </w:t>
       </w:r>
-      <w:proofErr w:type="spellStart"/>
-      <w:r>
-        <w:t>load_recycle_meta</w:t>
-      </w:r>
-      <w:proofErr w:type="spellEnd"/>
-      <w:r>
-        <w:t>()和</w:t>
-      </w:r>
-      <w:proofErr w:type="spellStart"/>
-      <w:r>
-        <w:t>save_recycle_meta</w:t>
-      </w:r>
-      <w:proofErr w:type="spellEnd"/>
-      <w:r>
-        <w:t>(meta)</w:t>
+      <w:r>
+        <w:t>load_recycle_meta()和save_recycle_meta(meta)</w:t>
       </w:r>
       <w:bookmarkEnd w:id="36"/>
     </w:p>
@@ -17913,21 +14603,12 @@
           <w:bCs/>
         </w:rPr>
       </w:pPr>
-      <w:proofErr w:type="spellStart"/>
-      <w:r>
-        <w:rPr>
-          <w:b/>
-          <w:bCs/>
-        </w:rPr>
-        <w:t>load_recycle_meta</w:t>
-      </w:r>
-      <w:proofErr w:type="spellEnd"/>
-      <w:r>
-        <w:rPr>
-          <w:b/>
-          <w:bCs/>
-        </w:rPr>
-        <w:t>()：</w:t>
+      <w:r>
+        <w:rPr>
+          <w:b/>
+          <w:bCs/>
+        </w:rPr>
+        <w:t>load_recycle_meta()：</w:t>
       </w:r>
     </w:p>
     <w:p>
@@ -17948,23 +14629,7 @@
           <w:b/>
           <w:bCs/>
         </w:rPr>
-        <w:t>先调用</w:t>
-      </w:r>
-      <w:proofErr w:type="spellStart"/>
-      <w:r>
-        <w:rPr>
-          <w:b/>
-          <w:bCs/>
-        </w:rPr>
-        <w:t>ensure_recycle_bin</w:t>
-      </w:r>
-      <w:proofErr w:type="spellEnd"/>
-      <w:r>
-        <w:rPr>
-          <w:b/>
-          <w:bCs/>
-        </w:rPr>
-        <w:t>()。</w:t>
+        <w:t>先调用ensure_recycle_bin()。</w:t>
       </w:r>
     </w:p>
     <w:p>
@@ -17985,23 +14650,7 @@
           <w:b/>
           <w:bCs/>
         </w:rPr>
-        <w:t>打开</w:t>
-      </w:r>
-      <w:proofErr w:type="spellStart"/>
-      <w:r>
-        <w:rPr>
-          <w:b/>
-          <w:bCs/>
-        </w:rPr>
-        <w:t>recycle_meta.json</w:t>
-      </w:r>
-      <w:proofErr w:type="spellEnd"/>
-      <w:r>
-        <w:rPr>
-          <w:b/>
-          <w:bCs/>
-        </w:rPr>
-        <w:t>。</w:t>
+        <w:t>打开recycle_meta.json。</w:t>
       </w:r>
     </w:p>
     <w:p>
@@ -18022,23 +14671,7 @@
           <w:b/>
           <w:bCs/>
         </w:rPr>
-        <w:t>使</w:t>
-      </w:r>
-      <w:proofErr w:type="spellStart"/>
-      <w:r>
-        <w:rPr>
-          <w:b/>
-          <w:bCs/>
-        </w:rPr>
-        <w:t>json.load</w:t>
-      </w:r>
-      <w:proofErr w:type="spellEnd"/>
-      <w:r>
-        <w:rPr>
-          <w:b/>
-          <w:bCs/>
-        </w:rPr>
-        <w:t>()返回元数据列表。</w:t>
+        <w:t>使json.load()返回元数据列表。</w:t>
       </w:r>
     </w:p>
     <w:p>
@@ -18050,21 +14683,12 @@
           <w:bCs/>
         </w:rPr>
       </w:pPr>
-      <w:proofErr w:type="spellStart"/>
-      <w:r>
-        <w:rPr>
-          <w:b/>
-          <w:bCs/>
-        </w:rPr>
-        <w:t>save_recycle_meta</w:t>
-      </w:r>
-      <w:proofErr w:type="spellEnd"/>
-      <w:r>
-        <w:rPr>
-          <w:b/>
-          <w:bCs/>
-        </w:rPr>
-        <w:t>(meta)：</w:t>
+      <w:r>
+        <w:rPr>
+          <w:b/>
+          <w:bCs/>
+        </w:rPr>
+        <w:t>save_recycle_meta(meta)：</w:t>
       </w:r>
     </w:p>
     <w:p>
@@ -18085,23 +14709,7 @@
           <w:b/>
           <w:bCs/>
         </w:rPr>
-        <w:t>先调用</w:t>
-      </w:r>
-      <w:proofErr w:type="spellStart"/>
-      <w:r>
-        <w:rPr>
-          <w:b/>
-          <w:bCs/>
-        </w:rPr>
-        <w:t>ensure_recycle_bin</w:t>
-      </w:r>
-      <w:proofErr w:type="spellEnd"/>
-      <w:r>
-        <w:rPr>
-          <w:b/>
-          <w:bCs/>
-        </w:rPr>
-        <w:t>()。</w:t>
+        <w:t>先调用ensure_recycle_bin()。</w:t>
       </w:r>
     </w:p>
     <w:p>
@@ -18122,23 +14730,7 @@
           <w:b/>
           <w:bCs/>
         </w:rPr>
-        <w:t>打开</w:t>
-      </w:r>
-      <w:proofErr w:type="spellStart"/>
-      <w:r>
-        <w:rPr>
-          <w:b/>
-          <w:bCs/>
-        </w:rPr>
-        <w:t>recycle_meta.json</w:t>
-      </w:r>
-      <w:proofErr w:type="spellEnd"/>
-      <w:r>
-        <w:rPr>
-          <w:b/>
-          <w:bCs/>
-        </w:rPr>
-        <w:t>。</w:t>
+        <w:t>打开recycle_meta.json。</w:t>
       </w:r>
     </w:p>
     <w:p>
@@ -18159,23 +14751,7 @@
           <w:b/>
           <w:bCs/>
         </w:rPr>
-        <w:t>使用</w:t>
-      </w:r>
-      <w:proofErr w:type="spellStart"/>
-      <w:r>
-        <w:rPr>
-          <w:b/>
-          <w:bCs/>
-        </w:rPr>
-        <w:t>json.dump</w:t>
-      </w:r>
-      <w:proofErr w:type="spellEnd"/>
-      <w:r>
-        <w:rPr>
-          <w:b/>
-          <w:bCs/>
-        </w:rPr>
-        <w:t>()保存元数据。</w:t>
+        <w:t>使用json.dump()保存元数据。</w:t>
       </w:r>
     </w:p>
     <w:p>
@@ -18196,30 +14772,14 @@
           <w:b/>
           <w:bCs/>
         </w:rPr>
-        <w:t>设置</w:t>
-      </w:r>
-      <w:proofErr w:type="spellStart"/>
-      <w:r>
-        <w:rPr>
-          <w:b/>
-          <w:bCs/>
-        </w:rPr>
-        <w:t>ensure_ascii</w:t>
-      </w:r>
-      <w:proofErr w:type="spellEnd"/>
-      <w:r>
-        <w:rPr>
-          <w:b/>
-          <w:bCs/>
-        </w:rPr>
-        <w:t>=False支持中文路径，设置indent=2提高可读性。</w:t>
+        <w:t>设置ensure_ascii=False支持中文路径，设置indent=2提高可读性。</w:t>
       </w:r>
     </w:p>
     <w:p>
       <w:pPr>
         <w:pStyle w:val="af3"/>
       </w:pPr>
-      <w:bookmarkStart w:id="37" w:name="_Toc232895142"/>
+      <w:bookmarkStart w:id="37" w:name="_Toc233019457"/>
       <w:r>
         <w:rPr>
           <w:rFonts w:hint="eastAsia"/>
@@ -18235,21 +14795,8 @@
         </w:rPr>
         <w:t xml:space="preserve"> </w:t>
       </w:r>
-      <w:proofErr w:type="spellStart"/>
-      <w:r>
-        <w:t>get_</w:t>
-      </w:r>
-      <w:proofErr w:type="gramStart"/>
-      <w:r>
-        <w:t>timestamp</w:t>
-      </w:r>
-      <w:proofErr w:type="spellEnd"/>
-      <w:r>
-        <w:t>(</w:t>
-      </w:r>
-      <w:proofErr w:type="gramEnd"/>
-      <w:r>
-        <w:t>)</w:t>
+      <w:r>
+        <w:t>get_timestamp()</w:t>
       </w:r>
       <w:bookmarkEnd w:id="37"/>
     </w:p>
@@ -18302,7 +14849,7 @@
                 <w:szCs w:val="28"/>
               </w:rPr>
               <w:pict w14:anchorId="79925D1B">
-                <v:shape id="_x0000_i1289" type="#_x0000_t75" style="width:202pt;height:36.5pt;visibility:visible;mso-wrap-style:square">
+                <v:shape id="_x0000_i1032" type="#_x0000_t75" style="width:202.2pt;height:36.75pt;visibility:visible;mso-wrap-style:square">
                   <v:imagedata r:id="rId15" o:title=""/>
                 </v:shape>
               </w:pict>
@@ -18345,7 +14892,7 @@
           <w:szCs w:val="30"/>
         </w:rPr>
       </w:pPr>
-      <w:bookmarkStart w:id="38" w:name="_Toc232895143"/>
+      <w:bookmarkStart w:id="38" w:name="_Toc233019458"/>
       <w:r>
         <w:rPr>
           <w:rFonts w:ascii="黑体" w:eastAsia="黑体" w:hAnsi="黑体" w:hint="eastAsia"/>
@@ -18372,7 +14919,7 @@
       <w:pPr>
         <w:pStyle w:val="af3"/>
       </w:pPr>
-      <w:bookmarkStart w:id="39" w:name="_Toc232895144"/>
+      <w:bookmarkStart w:id="39" w:name="_Toc233019459"/>
       <w:r>
         <w:rPr>
           <w:rFonts w:hint="eastAsia"/>
@@ -18388,21 +14935,8 @@
         </w:rPr>
         <w:t xml:space="preserve"> </w:t>
       </w:r>
-      <w:proofErr w:type="spellStart"/>
-      <w:r>
-        <w:t>create_</w:t>
-      </w:r>
-      <w:proofErr w:type="gramStart"/>
-      <w:r>
-        <w:t>file</w:t>
-      </w:r>
-      <w:proofErr w:type="spellEnd"/>
-      <w:r>
-        <w:t>(</w:t>
-      </w:r>
-      <w:proofErr w:type="gramEnd"/>
-      <w:r>
-        <w:t>)</w:t>
+      <w:r>
+        <w:t>create_file()</w:t>
       </w:r>
       <w:bookmarkEnd w:id="39"/>
     </w:p>
@@ -18449,21 +14983,12 @@
       <w:r>
         <w:t>使用</w:t>
       </w:r>
-      <w:proofErr w:type="spellStart"/>
-      <w:r>
-        <w:rPr>
-          <w:b/>
-          <w:bCs/>
-        </w:rPr>
-        <w:t>safe_input</w:t>
-      </w:r>
-      <w:proofErr w:type="spellEnd"/>
-      <w:r>
-        <w:rPr>
-          <w:b/>
-          <w:bCs/>
-        </w:rPr>
-        <w:t>()</w:t>
+      <w:r>
+        <w:rPr>
+          <w:b/>
+          <w:bCs/>
+        </w:rPr>
+        <w:t>safe_input()</w:t>
       </w:r>
       <w:r>
         <w:t>获取文件名。</w:t>
@@ -18554,21 +15079,12 @@
         <w:lastRenderedPageBreak/>
         <w:t>调用</w:t>
       </w:r>
-      <w:proofErr w:type="spellStart"/>
-      <w:r>
-        <w:rPr>
-          <w:b/>
-          <w:bCs/>
-        </w:rPr>
-        <w:t>input_multiline</w:t>
-      </w:r>
-      <w:proofErr w:type="spellEnd"/>
-      <w:r>
-        <w:rPr>
-          <w:b/>
-          <w:bCs/>
-        </w:rPr>
-        <w:t>()</w:t>
+      <w:r>
+        <w:rPr>
+          <w:b/>
+          <w:bCs/>
+        </w:rPr>
+        <w:t>input_multiline()</w:t>
       </w:r>
       <w:r>
         <w:t>获取文件内容。</w:t>
@@ -18599,21 +15115,12 @@
       <w:r>
         <w:t>使用</w:t>
       </w:r>
-      <w:proofErr w:type="spellStart"/>
-      <w:r>
-        <w:rPr>
-          <w:b/>
-          <w:bCs/>
-        </w:rPr>
-        <w:t>os.makedirs</w:t>
-      </w:r>
-      <w:proofErr w:type="spellEnd"/>
-      <w:r>
-        <w:rPr>
-          <w:b/>
-          <w:bCs/>
-        </w:rPr>
-        <w:t>()</w:t>
+      <w:r>
+        <w:rPr>
+          <w:b/>
+          <w:bCs/>
+        </w:rPr>
+        <w:t>os.makedirs()</w:t>
       </w:r>
       <w:r>
         <w:t>创建父目录。</w:t>
@@ -18703,7 +15210,7 @@
       <w:pPr>
         <w:pStyle w:val="af3"/>
       </w:pPr>
-      <w:bookmarkStart w:id="40" w:name="_Toc232895145"/>
+      <w:bookmarkStart w:id="40" w:name="_Toc233019460"/>
       <w:r>
         <w:t>3.3.2</w:t>
       </w:r>
@@ -18713,21 +15220,8 @@
         </w:rPr>
         <w:t xml:space="preserve"> </w:t>
       </w:r>
-      <w:proofErr w:type="spellStart"/>
-      <w:r>
-        <w:t>delete_</w:t>
-      </w:r>
-      <w:proofErr w:type="gramStart"/>
-      <w:r>
-        <w:t>file</w:t>
-      </w:r>
-      <w:proofErr w:type="spellEnd"/>
-      <w:r>
-        <w:t>(</w:t>
-      </w:r>
-      <w:proofErr w:type="gramEnd"/>
-      <w:r>
-        <w:t>)</w:t>
+      <w:r>
+        <w:t>delete_file()</w:t>
       </w:r>
       <w:bookmarkEnd w:id="40"/>
     </w:p>
@@ -18787,7 +15281,6 @@
       <w:r>
         <w:t>根据</w:t>
       </w:r>
-      <w:proofErr w:type="spellStart"/>
       <w:r>
         <w:rPr>
           <w:b/>
@@ -18795,7 +15288,6 @@
         </w:rPr>
         <w:t>current_dir</w:t>
       </w:r>
-      <w:proofErr w:type="spellEnd"/>
       <w:r>
         <w:t>解析路径。</w:t>
       </w:r>
@@ -18838,21 +15330,12 @@
       <w:r>
         <w:t>调用</w:t>
       </w:r>
-      <w:proofErr w:type="spellStart"/>
-      <w:r>
-        <w:rPr>
-          <w:b/>
-          <w:bCs/>
-        </w:rPr>
-        <w:t>ensure_recycle_bin</w:t>
-      </w:r>
-      <w:proofErr w:type="spellEnd"/>
-      <w:r>
-        <w:rPr>
-          <w:b/>
-          <w:bCs/>
-        </w:rPr>
-        <w:t>()</w:t>
+      <w:r>
+        <w:rPr>
+          <w:b/>
+          <w:bCs/>
+        </w:rPr>
+        <w:t>ensure_recycle_bin()</w:t>
       </w:r>
       <w:r>
         <w:t>确保回收站存在。</w:t>
@@ -18870,21 +15353,12 @@
       <w:r>
         <w:t>使用</w:t>
       </w:r>
-      <w:proofErr w:type="spellStart"/>
-      <w:r>
-        <w:rPr>
-          <w:b/>
-          <w:bCs/>
-        </w:rPr>
-        <w:t>get_timestamp</w:t>
-      </w:r>
-      <w:proofErr w:type="spellEnd"/>
-      <w:r>
-        <w:rPr>
-          <w:b/>
-          <w:bCs/>
-        </w:rPr>
-        <w:t>()</w:t>
+      <w:r>
+        <w:rPr>
+          <w:b/>
+          <w:bCs/>
+        </w:rPr>
+        <w:t>get_timestamp()</w:t>
       </w:r>
       <w:r>
         <w:t>生成时间戳。</w:t>
@@ -18902,21 +15376,12 @@
       <w:r>
         <w:t>使用</w:t>
       </w:r>
-      <w:proofErr w:type="spellStart"/>
-      <w:r>
-        <w:rPr>
-          <w:b/>
-          <w:bCs/>
-        </w:rPr>
-        <w:t>os.path.splitext</w:t>
-      </w:r>
-      <w:proofErr w:type="spellEnd"/>
-      <w:r>
-        <w:rPr>
-          <w:b/>
-          <w:bCs/>
-        </w:rPr>
-        <w:t>()</w:t>
+      <w:r>
+        <w:rPr>
+          <w:b/>
+          <w:bCs/>
+        </w:rPr>
+        <w:t>os.path.splitext()</w:t>
       </w:r>
       <w:r>
         <w:t>分离文件名和扩展名。</w:t>
@@ -18947,21 +15412,12 @@
       <w:r>
         <w:t>使用</w:t>
       </w:r>
-      <w:proofErr w:type="spellStart"/>
-      <w:r>
-        <w:rPr>
-          <w:b/>
-          <w:bCs/>
-        </w:rPr>
-        <w:t>shutil.move</w:t>
-      </w:r>
-      <w:proofErr w:type="spellEnd"/>
-      <w:r>
-        <w:rPr>
-          <w:b/>
-          <w:bCs/>
-        </w:rPr>
-        <w:t>()</w:t>
+      <w:r>
+        <w:rPr>
+          <w:b/>
+          <w:bCs/>
+        </w:rPr>
+        <w:t>shutil.move()</w:t>
       </w:r>
       <w:r>
         <w:t>将文件移动到回收站。</w:t>
@@ -19028,25 +15484,9 @@
       <w:pPr>
         <w:pStyle w:val="af3"/>
       </w:pPr>
-      <w:bookmarkStart w:id="41" w:name="_Toc232895146"/>
-      <w:r>
-        <w:t xml:space="preserve">3.3.3 </w:t>
-      </w:r>
-      <w:proofErr w:type="spellStart"/>
-      <w:r>
-        <w:t>rename_</w:t>
-      </w:r>
-      <w:proofErr w:type="gramStart"/>
-      <w:r>
-        <w:t>file</w:t>
-      </w:r>
-      <w:proofErr w:type="spellEnd"/>
-      <w:r>
-        <w:t>(</w:t>
-      </w:r>
-      <w:proofErr w:type="gramEnd"/>
-      <w:r>
-        <w:t>)</w:t>
+      <w:bookmarkStart w:id="41" w:name="_Toc233019461"/>
+      <w:r>
+        <w:t>3.3.3 rename_file()</w:t>
       </w:r>
       <w:bookmarkEnd w:id="41"/>
     </w:p>
@@ -19242,7 +15682,6 @@
         </w:rPr>
         <w:t>使用</w:t>
       </w:r>
-      <w:proofErr w:type="spellStart"/>
       <w:r>
         <w:rPr>
           <w:rFonts w:ascii="宋体" w:hAnsi="宋体" w:cs="宋体"/>
@@ -19251,18 +15690,7 @@
           <w:kern w:val="0"/>
           <w:sz w:val="24"/>
         </w:rPr>
-        <w:t>os.rename</w:t>
-      </w:r>
-      <w:proofErr w:type="spellEnd"/>
-      <w:r>
-        <w:rPr>
-          <w:rFonts w:ascii="宋体" w:hAnsi="宋体" w:cs="宋体"/>
-          <w:b/>
-          <w:bCs/>
-          <w:kern w:val="0"/>
-          <w:sz w:val="24"/>
-        </w:rPr>
-        <w:t>()</w:t>
+        <w:t>os.rename()</w:t>
       </w:r>
       <w:r>
         <w:rPr>
@@ -19303,37 +15731,12 @@
       <w:r>
         <w:t>重命名本质上是在同一父目录下改变路径名称。函数通过</w:t>
       </w:r>
-      <w:proofErr w:type="spellStart"/>
-      <w:r>
-        <w:rPr>
-          <w:b/>
-          <w:bCs/>
-        </w:rPr>
-        <w:t>os.path.dirname</w:t>
-      </w:r>
-      <w:proofErr w:type="spellEnd"/>
-      <w:r>
-        <w:rPr>
-          <w:b/>
-          <w:bCs/>
-        </w:rPr>
-        <w:t>(</w:t>
-      </w:r>
-      <w:proofErr w:type="spellStart"/>
-      <w:r>
-        <w:rPr>
-          <w:b/>
-          <w:bCs/>
-        </w:rPr>
-        <w:t>src_path</w:t>
-      </w:r>
-      <w:proofErr w:type="spellEnd"/>
-      <w:r>
-        <w:rPr>
-          <w:b/>
-          <w:bCs/>
-        </w:rPr>
-        <w:t>)</w:t>
+      <w:r>
+        <w:rPr>
+          <w:b/>
+          <w:bCs/>
+        </w:rPr>
+        <w:t>os.path.dirname(src_path)</w:t>
       </w:r>
       <w:r>
         <w:t>获取源文件父目录，然后与新文件名拼接成目标路径。</w:t>
@@ -19343,7 +15746,7 @@
       <w:pPr>
         <w:pStyle w:val="af3"/>
       </w:pPr>
-      <w:bookmarkStart w:id="42" w:name="_Toc232895147"/>
+      <w:bookmarkStart w:id="42" w:name="_Toc233019462"/>
       <w:r>
         <w:t>3.3.4</w:t>
       </w:r>
@@ -19353,21 +15756,8 @@
         </w:rPr>
         <w:t xml:space="preserve"> </w:t>
       </w:r>
-      <w:proofErr w:type="spellStart"/>
-      <w:r>
-        <w:t>copy_move_</w:t>
-      </w:r>
-      <w:proofErr w:type="gramStart"/>
-      <w:r>
-        <w:t>file</w:t>
-      </w:r>
-      <w:proofErr w:type="spellEnd"/>
-      <w:r>
-        <w:t>(</w:t>
-      </w:r>
-      <w:proofErr w:type="gramEnd"/>
-      <w:r>
-        <w:t>)</w:t>
+      <w:r>
+        <w:t>copy_move_file()</w:t>
       </w:r>
       <w:bookmarkEnd w:id="42"/>
     </w:p>
@@ -19473,29 +15863,15 @@
         </w:numPr>
         <w:ind w:left="0" w:firstLine="480"/>
       </w:pPr>
-      <w:proofErr w:type="gramStart"/>
-      <w:r>
-        <w:t>如果源</w:t>
-      </w:r>
-      <w:proofErr w:type="gramEnd"/>
-      <w:r>
-        <w:t>路径是目录，使用</w:t>
-      </w:r>
-      <w:proofErr w:type="spellStart"/>
-      <w:r>
-        <w:rPr>
-          <w:b/>
-          <w:bCs/>
-        </w:rPr>
-        <w:t>shutil.copytree</w:t>
-      </w:r>
-      <w:proofErr w:type="spellEnd"/>
-      <w:r>
-        <w:rPr>
-          <w:b/>
-          <w:bCs/>
-        </w:rPr>
-        <w:t>()</w:t>
+      <w:r>
+        <w:t>如果源路径是目录，使用</w:t>
+      </w:r>
+      <w:r>
+        <w:rPr>
+          <w:b/>
+          <w:bCs/>
+        </w:rPr>
+        <w:t>shutil.copytree()</w:t>
       </w:r>
       <w:r>
         <w:t>递归复制。</w:t>
@@ -19510,13 +15886,8 @@
         </w:numPr>
         <w:ind w:left="0" w:firstLine="480"/>
       </w:pPr>
-      <w:proofErr w:type="gramStart"/>
-      <w:r>
-        <w:t>如果源</w:t>
-      </w:r>
-      <w:proofErr w:type="gramEnd"/>
-      <w:r>
-        <w:t>路径是文件，使用</w:t>
+      <w:r>
+        <w:t>如果源路径是文件，使用</w:t>
       </w:r>
       <w:r>
         <w:rPr>
@@ -19541,21 +15912,12 @@
       <w:r>
         <w:t>复制文件前使用</w:t>
       </w:r>
-      <w:proofErr w:type="spellStart"/>
-      <w:r>
-        <w:rPr>
-          <w:b/>
-          <w:bCs/>
-        </w:rPr>
-        <w:t>os.makedirs</w:t>
-      </w:r>
-      <w:proofErr w:type="spellEnd"/>
-      <w:r>
-        <w:rPr>
-          <w:b/>
-          <w:bCs/>
-        </w:rPr>
-        <w:t>()</w:t>
+      <w:r>
+        <w:rPr>
+          <w:b/>
+          <w:bCs/>
+        </w:rPr>
+        <w:t>os.makedirs()</w:t>
       </w:r>
       <w:r>
         <w:t>确保目标父目录存在。</w:t>
@@ -19590,21 +15952,12 @@
       <w:r>
         <w:t>使用</w:t>
       </w:r>
-      <w:proofErr w:type="spellStart"/>
-      <w:r>
-        <w:rPr>
-          <w:b/>
-          <w:bCs/>
-        </w:rPr>
-        <w:t>os.makedirs</w:t>
-      </w:r>
-      <w:proofErr w:type="spellEnd"/>
-      <w:r>
-        <w:rPr>
-          <w:b/>
-          <w:bCs/>
-        </w:rPr>
-        <w:t>()</w:t>
+      <w:r>
+        <w:rPr>
+          <w:b/>
+          <w:bCs/>
+        </w:rPr>
+        <w:t>os.makedirs()</w:t>
       </w:r>
       <w:r>
         <w:t>确保目标父目录存在。</w:t>
@@ -19622,21 +15975,12 @@
       <w:r>
         <w:t>使用</w:t>
       </w:r>
-      <w:proofErr w:type="spellStart"/>
-      <w:r>
-        <w:rPr>
-          <w:b/>
-          <w:bCs/>
-        </w:rPr>
-        <w:t>shutil.move</w:t>
-      </w:r>
-      <w:proofErr w:type="spellEnd"/>
-      <w:r>
-        <w:rPr>
-          <w:b/>
-          <w:bCs/>
-        </w:rPr>
-        <w:t>()</w:t>
+      <w:r>
+        <w:rPr>
+          <w:b/>
+          <w:bCs/>
+        </w:rPr>
+        <w:t>shutil.move()</w:t>
       </w:r>
       <w:r>
         <w:t>移动文件或目录。</w:t>
@@ -19717,7 +16061,7 @@
           <w:szCs w:val="30"/>
         </w:rPr>
       </w:pPr>
-      <w:bookmarkStart w:id="43" w:name="_Toc232895148"/>
+      <w:bookmarkStart w:id="43" w:name="_Toc233019463"/>
       <w:r>
         <w:rPr>
           <w:rFonts w:ascii="黑体" w:eastAsia="黑体" w:hAnsi="黑体"/>
@@ -19735,7 +16079,7 @@
       <w:pPr>
         <w:pStyle w:val="af3"/>
       </w:pPr>
-      <w:bookmarkStart w:id="44" w:name="_Toc232895149"/>
+      <w:bookmarkStart w:id="44" w:name="_Toc233019464"/>
       <w:r>
         <w:t>3.4.1</w:t>
       </w:r>
@@ -19745,21 +16089,8 @@
         </w:rPr>
         <w:t xml:space="preserve"> </w:t>
       </w:r>
-      <w:proofErr w:type="spellStart"/>
-      <w:r>
-        <w:t>create_</w:t>
-      </w:r>
-      <w:proofErr w:type="gramStart"/>
-      <w:r>
-        <w:t>directory</w:t>
-      </w:r>
-      <w:proofErr w:type="spellEnd"/>
-      <w:r>
-        <w:t>(</w:t>
-      </w:r>
-      <w:proofErr w:type="gramEnd"/>
-      <w:r>
-        <w:t>)</w:t>
+      <w:r>
+        <w:t>create_directory()</w:t>
       </w:r>
       <w:bookmarkEnd w:id="44"/>
     </w:p>
@@ -19845,37 +16176,12 @@
       <w:r>
         <w:t>使用</w:t>
       </w:r>
-      <w:proofErr w:type="spellStart"/>
-      <w:r>
-        <w:rPr>
-          <w:b/>
-          <w:bCs/>
-        </w:rPr>
-        <w:t>os.makedirs</w:t>
-      </w:r>
-      <w:proofErr w:type="spellEnd"/>
-      <w:r>
-        <w:rPr>
-          <w:b/>
-          <w:bCs/>
-        </w:rPr>
-        <w:t xml:space="preserve">(path, </w:t>
-      </w:r>
-      <w:proofErr w:type="spellStart"/>
-      <w:r>
-        <w:rPr>
-          <w:b/>
-          <w:bCs/>
-        </w:rPr>
-        <w:t>exist_ok</w:t>
-      </w:r>
-      <w:proofErr w:type="spellEnd"/>
-      <w:r>
-        <w:rPr>
-          <w:b/>
-          <w:bCs/>
-        </w:rPr>
-        <w:t>=True)</w:t>
+      <w:r>
+        <w:rPr>
+          <w:b/>
+          <w:bCs/>
+        </w:rPr>
+        <w:t>os.makedirs(path, exist_ok=True)</w:t>
       </w:r>
       <w:r>
         <w:t>创建目录。</w:t>
@@ -19909,21 +16215,12 @@
         <w:pStyle w:val="21"/>
         <w:ind w:firstLine="482"/>
       </w:pPr>
-      <w:proofErr w:type="spellStart"/>
-      <w:r>
-        <w:rPr>
-          <w:b/>
-          <w:bCs/>
-        </w:rPr>
-        <w:t>exist_ok</w:t>
-      </w:r>
-      <w:proofErr w:type="spellEnd"/>
-      <w:r>
-        <w:rPr>
-          <w:b/>
-          <w:bCs/>
-        </w:rPr>
-        <w:t>=True</w:t>
+      <w:r>
+        <w:rPr>
+          <w:b/>
+          <w:bCs/>
+        </w:rPr>
+        <w:t>exist_ok=True</w:t>
       </w:r>
       <w:r>
         <w:t>表示如果目录已经存在，不会抛出异常，适合递归创建多级目录。</w:t>
@@ -19933,7 +16230,7 @@
       <w:pPr>
         <w:pStyle w:val="af3"/>
       </w:pPr>
-      <w:bookmarkStart w:id="45" w:name="_Toc232895150"/>
+      <w:bookmarkStart w:id="45" w:name="_Toc233019465"/>
       <w:r>
         <w:t>3.4.2</w:t>
       </w:r>
@@ -19943,21 +16240,8 @@
         </w:rPr>
         <w:t xml:space="preserve"> </w:t>
       </w:r>
-      <w:proofErr w:type="spellStart"/>
-      <w:r>
-        <w:t>delete_</w:t>
-      </w:r>
-      <w:proofErr w:type="gramStart"/>
-      <w:r>
-        <w:t>directory</w:t>
-      </w:r>
-      <w:proofErr w:type="spellEnd"/>
-      <w:r>
-        <w:t>(</w:t>
-      </w:r>
-      <w:proofErr w:type="gramEnd"/>
-      <w:r>
-        <w:t>)</w:t>
+      <w:r>
+        <w:t>delete_directory()</w:t>
       </w:r>
       <w:bookmarkEnd w:id="45"/>
     </w:p>
@@ -20043,21 +16327,12 @@
       <w:r>
         <w:t>调用</w:t>
       </w:r>
-      <w:proofErr w:type="spellStart"/>
-      <w:r>
-        <w:rPr>
-          <w:b/>
-          <w:bCs/>
-        </w:rPr>
-        <w:t>ensure_recycle_bin</w:t>
-      </w:r>
-      <w:proofErr w:type="spellEnd"/>
-      <w:r>
-        <w:rPr>
-          <w:b/>
-          <w:bCs/>
-        </w:rPr>
-        <w:t>()</w:t>
+      <w:r>
+        <w:rPr>
+          <w:b/>
+          <w:bCs/>
+        </w:rPr>
+        <w:t>ensure_recycle_bin()</w:t>
       </w:r>
       <w:r>
         <w:t>。</w:t>
@@ -20088,21 +16363,12 @@
       <w:r>
         <w:t>使用</w:t>
       </w:r>
-      <w:proofErr w:type="spellStart"/>
-      <w:r>
-        <w:rPr>
-          <w:b/>
-          <w:bCs/>
-        </w:rPr>
-        <w:t>shutil.move</w:t>
-      </w:r>
-      <w:proofErr w:type="spellEnd"/>
-      <w:r>
-        <w:rPr>
-          <w:b/>
-          <w:bCs/>
-        </w:rPr>
-        <w:t>()</w:t>
+      <w:r>
+        <w:rPr>
+          <w:b/>
+          <w:bCs/>
+        </w:rPr>
+        <w:t>shutil.move()</w:t>
       </w:r>
       <w:r>
         <w:t>将目录移动到回收站。</w:t>
@@ -20172,7 +16438,7 @@
       <w:r>
         <w:br w:type="page"/>
       </w:r>
-      <w:bookmarkStart w:id="46" w:name="_Toc232895151"/>
+      <w:bookmarkStart w:id="46" w:name="_Toc233019466"/>
       <w:r>
         <w:lastRenderedPageBreak/>
         <w:t>3.4.3</w:t>
@@ -20183,21 +16449,8 @@
         </w:rPr>
         <w:t xml:space="preserve"> </w:t>
       </w:r>
-      <w:proofErr w:type="spellStart"/>
-      <w:r>
-        <w:t>traverse_</w:t>
-      </w:r>
-      <w:proofErr w:type="gramStart"/>
-      <w:r>
-        <w:t>directory</w:t>
-      </w:r>
-      <w:proofErr w:type="spellEnd"/>
-      <w:r>
-        <w:t>(</w:t>
-      </w:r>
-      <w:proofErr w:type="gramEnd"/>
-      <w:r>
-        <w:t>)</w:t>
+      <w:r>
+        <w:t>traverse_directory()</w:t>
       </w:r>
       <w:bookmarkEnd w:id="46"/>
     </w:p>
@@ -20255,15 +16508,7 @@
         <w:ind w:left="0" w:firstLine="480"/>
       </w:pPr>
       <w:r>
-        <w:t>检查路径是否存在</w:t>
-      </w:r>
-      <w:proofErr w:type="gramStart"/>
-      <w:r>
-        <w:t>且是否</w:t>
-      </w:r>
-      <w:proofErr w:type="gramEnd"/>
-      <w:r>
-        <w:t>为目录。</w:t>
+        <w:t>检查路径是否存在且是否为目录。</w:t>
       </w:r>
     </w:p>
     <w:p>
@@ -20278,21 +16523,12 @@
       <w:r>
         <w:t>使用</w:t>
       </w:r>
-      <w:proofErr w:type="spellStart"/>
-      <w:r>
-        <w:rPr>
-          <w:b/>
-          <w:bCs/>
-        </w:rPr>
-        <w:t>os.walk</w:t>
-      </w:r>
-      <w:proofErr w:type="spellEnd"/>
-      <w:r>
-        <w:rPr>
-          <w:b/>
-          <w:bCs/>
-        </w:rPr>
-        <w:t>()</w:t>
+      <w:r>
+        <w:rPr>
+          <w:b/>
+          <w:bCs/>
+        </w:rPr>
+        <w:t>os.walk()</w:t>
       </w:r>
       <w:r>
         <w:t>递归遍历。</w:t>
@@ -20336,7 +16572,6 @@
       <w:r>
         <w:t>捕获</w:t>
       </w:r>
-      <w:proofErr w:type="spellStart"/>
       <w:r>
         <w:rPr>
           <w:b/>
@@ -20344,7 +16579,6 @@
         </w:rPr>
         <w:t>KeyboardInterrupt</w:t>
       </w:r>
-      <w:proofErr w:type="spellEnd"/>
       <w:r>
         <w:t>，允许用户中断遍历。</w:t>
       </w:r>
@@ -20413,7 +16647,7 @@
           <w:szCs w:val="30"/>
         </w:rPr>
       </w:pPr>
-      <w:bookmarkStart w:id="47" w:name="_Toc232895152"/>
+      <w:bookmarkStart w:id="47" w:name="_Toc233019467"/>
       <w:r>
         <w:rPr>
           <w:rFonts w:ascii="黑体" w:eastAsia="黑体" w:hAnsi="黑体"/>
@@ -20430,7 +16664,7 @@
       <w:pPr>
         <w:pStyle w:val="af3"/>
       </w:pPr>
-      <w:bookmarkStart w:id="48" w:name="_Toc232895153"/>
+      <w:bookmarkStart w:id="48" w:name="_Toc233019468"/>
       <w:r>
         <w:t>3.5.</w:t>
       </w:r>
@@ -20446,21 +16680,8 @@
         </w:rPr>
         <w:t xml:space="preserve"> </w:t>
       </w:r>
-      <w:proofErr w:type="spellStart"/>
-      <w:r>
-        <w:t>file_</w:t>
-      </w:r>
-      <w:proofErr w:type="gramStart"/>
-      <w:r>
-        <w:t>search</w:t>
-      </w:r>
-      <w:proofErr w:type="spellEnd"/>
-      <w:r>
-        <w:t>(</w:t>
-      </w:r>
-      <w:proofErr w:type="gramEnd"/>
-      <w:r>
-        <w:t>)</w:t>
+      <w:r>
+        <w:t>file_search()</w:t>
       </w:r>
       <w:bookmarkEnd w:id="48"/>
     </w:p>
@@ -20604,21 +16825,12 @@
       <w:r>
         <w:t>使用</w:t>
       </w:r>
-      <w:proofErr w:type="spellStart"/>
-      <w:r>
-        <w:rPr>
-          <w:b/>
-          <w:bCs/>
-        </w:rPr>
-        <w:t>os.walk</w:t>
-      </w:r>
-      <w:proofErr w:type="spellEnd"/>
-      <w:r>
-        <w:rPr>
-          <w:b/>
-          <w:bCs/>
-        </w:rPr>
-        <w:t>()</w:t>
+      <w:r>
+        <w:rPr>
+          <w:b/>
+          <w:bCs/>
+        </w:rPr>
+        <w:t>os.walk()</w:t>
       </w:r>
       <w:r>
         <w:t>遍历目录。</w:t>
@@ -20636,21 +16848,12 @@
       <w:r>
         <w:t>使用</w:t>
       </w:r>
-      <w:proofErr w:type="spellStart"/>
-      <w:r>
-        <w:rPr>
-          <w:b/>
-          <w:bCs/>
-        </w:rPr>
-        <w:t>glob.fnmatch.fnmatch</w:t>
-      </w:r>
-      <w:proofErr w:type="spellEnd"/>
-      <w:r>
-        <w:rPr>
-          <w:b/>
-          <w:bCs/>
-        </w:rPr>
-        <w:t>(f, pattern)</w:t>
+      <w:r>
+        <w:rPr>
+          <w:b/>
+          <w:bCs/>
+        </w:rPr>
+        <w:t>glob.fnmatch.fnmatch(f, pattern)</w:t>
       </w:r>
       <w:r>
         <w:t>判断文件名是否匹配。</w:t>
@@ -20713,21 +16916,12 @@
         <w:lastRenderedPageBreak/>
         <w:t>使用</w:t>
       </w:r>
-      <w:proofErr w:type="spellStart"/>
-      <w:r>
-        <w:rPr>
-          <w:b/>
-          <w:bCs/>
-        </w:rPr>
-        <w:t>os.walk</w:t>
-      </w:r>
-      <w:proofErr w:type="spellEnd"/>
-      <w:r>
-        <w:rPr>
-          <w:b/>
-          <w:bCs/>
-        </w:rPr>
-        <w:t>()</w:t>
+      <w:r>
+        <w:rPr>
+          <w:b/>
+          <w:bCs/>
+        </w:rPr>
+        <w:t>os.walk()</w:t>
       </w:r>
       <w:r>
         <w:t>遍历目录中的所有文件。</w:t>
@@ -20763,23 +16957,7 @@
           <w:b/>
           <w:bCs/>
         </w:rPr>
-        <w:t>enumerate(</w:t>
-      </w:r>
-      <w:proofErr w:type="spellStart"/>
-      <w:r>
-        <w:rPr>
-          <w:b/>
-          <w:bCs/>
-        </w:rPr>
-        <w:t>fh</w:t>
-      </w:r>
-      <w:proofErr w:type="spellEnd"/>
-      <w:r>
-        <w:rPr>
-          <w:b/>
-          <w:bCs/>
-        </w:rPr>
-        <w:t>, 1)</w:t>
+        <w:t>enumerate(fh, 1)</w:t>
       </w:r>
       <w:r>
         <w:t>逐行读取并记录行号。</w:t>
@@ -20849,7 +17027,7 @@
       <w:pPr>
         <w:pStyle w:val="af3"/>
       </w:pPr>
-      <w:bookmarkStart w:id="49" w:name="_Toc232895154"/>
+      <w:bookmarkStart w:id="49" w:name="_Toc233019469"/>
       <w:r>
         <w:t>3.5.2</w:t>
       </w:r>
@@ -20859,21 +17037,8 @@
         </w:rPr>
         <w:t xml:space="preserve"> </w:t>
       </w:r>
-      <w:proofErr w:type="spellStart"/>
-      <w:r>
-        <w:t>file_</w:t>
-      </w:r>
-      <w:proofErr w:type="gramStart"/>
-      <w:r>
-        <w:t>statistics</w:t>
-      </w:r>
-      <w:proofErr w:type="spellEnd"/>
-      <w:r>
-        <w:t>(</w:t>
-      </w:r>
-      <w:proofErr w:type="gramEnd"/>
-      <w:r>
-        <w:t>)</w:t>
+      <w:r>
+        <w:t>file_statistics()</w:t>
       </w:r>
       <w:bookmarkEnd w:id="49"/>
     </w:p>
@@ -21007,15 +17172,7 @@
         <w:ind w:left="0" w:firstLine="480"/>
       </w:pPr>
       <w:r>
-        <w:t>使用 </w:t>
-      </w:r>
-      <w:proofErr w:type="spellStart"/>
-      <w:r>
-        <w:t>os.walk</w:t>
-      </w:r>
-      <w:proofErr w:type="spellEnd"/>
-      <w:r>
-        <w:t>() 遍历目录。</w:t>
+        <w:t>使用 os.walk() 遍历目录。</w:t>
       </w:r>
     </w:p>
     <w:p>
@@ -21087,48 +17244,22 @@
       <w:r>
         <w:t>该函数通过</w:t>
       </w:r>
-      <w:proofErr w:type="spellStart"/>
-      <w:r>
-        <w:rPr>
-          <w:b/>
-          <w:bCs/>
-        </w:rPr>
-        <w:t>os.stat</w:t>
-      </w:r>
-      <w:proofErr w:type="spellEnd"/>
-      <w:r>
-        <w:rPr>
-          <w:b/>
-          <w:bCs/>
-        </w:rPr>
-        <w:t>()</w:t>
-      </w:r>
-      <w:r>
-        <w:t>获取单个</w:t>
-      </w:r>
-      <w:proofErr w:type="gramStart"/>
-      <w:r>
-        <w:t>路径元</w:t>
-      </w:r>
-      <w:proofErr w:type="gramEnd"/>
-      <w:r>
-        <w:t>信息，通过</w:t>
-      </w:r>
-      <w:proofErr w:type="spellStart"/>
-      <w:r>
-        <w:rPr>
-          <w:b/>
-          <w:bCs/>
-        </w:rPr>
-        <w:t>os.walk</w:t>
-      </w:r>
-      <w:proofErr w:type="spellEnd"/>
-      <w:r>
-        <w:rPr>
-          <w:b/>
-          <w:bCs/>
-        </w:rPr>
-        <w:t>()</w:t>
+      <w:r>
+        <w:rPr>
+          <w:b/>
+          <w:bCs/>
+        </w:rPr>
+        <w:t>os.stat()</w:t>
+      </w:r>
+      <w:r>
+        <w:t>获取单个路径元信息，通过</w:t>
+      </w:r>
+      <w:r>
+        <w:rPr>
+          <w:b/>
+          <w:bCs/>
+        </w:rPr>
+        <w:t>os.walk()</w:t>
       </w:r>
       <w:r>
         <w:t>汇总目录内部信息，实现文件和目录的双模式统计。</w:t>
@@ -21145,7 +17276,7 @@
       <w:r>
         <w:br w:type="page"/>
       </w:r>
-      <w:bookmarkStart w:id="50" w:name="_Toc232895155"/>
+      <w:bookmarkStart w:id="50" w:name="_Toc233019470"/>
       <w:r>
         <w:lastRenderedPageBreak/>
         <w:t>3.6 回收站管理模块实现</w:t>
@@ -21156,7 +17287,7 @@
       <w:pPr>
         <w:pStyle w:val="af3"/>
       </w:pPr>
-      <w:bookmarkStart w:id="51" w:name="_Toc232895156"/>
+      <w:bookmarkStart w:id="51" w:name="_Toc233019471"/>
       <w:r>
         <w:t>3.6.1</w:t>
       </w:r>
@@ -21166,21 +17297,8 @@
         </w:rPr>
         <w:t xml:space="preserve"> </w:t>
       </w:r>
-      <w:proofErr w:type="spellStart"/>
-      <w:r>
-        <w:t>recycle_bin_</w:t>
-      </w:r>
-      <w:proofErr w:type="gramStart"/>
-      <w:r>
-        <w:t>menu</w:t>
-      </w:r>
-      <w:proofErr w:type="spellEnd"/>
-      <w:r>
-        <w:t>(</w:t>
-      </w:r>
-      <w:proofErr w:type="gramEnd"/>
-      <w:r>
-        <w:t>)</w:t>
+      <w:r>
+        <w:t>recycle_bin_menu()</w:t>
       </w:r>
       <w:bookmarkEnd w:id="51"/>
     </w:p>
@@ -21676,7 +17794,7 @@
       <w:pPr>
         <w:pStyle w:val="af3"/>
       </w:pPr>
-      <w:bookmarkStart w:id="52" w:name="_Toc232895157"/>
+      <w:bookmarkStart w:id="52" w:name="_Toc233019472"/>
       <w:r>
         <w:t>3.6.2</w:t>
       </w:r>
@@ -21686,21 +17804,8 @@
         </w:rPr>
         <w:t xml:space="preserve"> </w:t>
       </w:r>
-      <w:proofErr w:type="spellStart"/>
-      <w:r>
-        <w:t>list_recycle_</w:t>
-      </w:r>
-      <w:proofErr w:type="gramStart"/>
-      <w:r>
-        <w:t>bin</w:t>
-      </w:r>
-      <w:proofErr w:type="spellEnd"/>
-      <w:r>
-        <w:t>(</w:t>
-      </w:r>
-      <w:proofErr w:type="gramEnd"/>
-      <w:r>
-        <w:t>)</w:t>
+      <w:r>
+        <w:t>list_recycle_bin()</w:t>
       </w:r>
       <w:bookmarkEnd w:id="52"/>
     </w:p>
@@ -21747,21 +17852,12 @@
       <w:r>
         <w:t>调用</w:t>
       </w:r>
-      <w:proofErr w:type="spellStart"/>
-      <w:r>
-        <w:rPr>
-          <w:b/>
-          <w:bCs/>
-        </w:rPr>
-        <w:t>load_recycle_meta</w:t>
-      </w:r>
-      <w:proofErr w:type="spellEnd"/>
-      <w:r>
-        <w:rPr>
-          <w:b/>
-          <w:bCs/>
-        </w:rPr>
-        <w:t>()</w:t>
+      <w:r>
+        <w:rPr>
+          <w:b/>
+          <w:bCs/>
+        </w:rPr>
+        <w:t>load_recycle_meta()</w:t>
       </w:r>
       <w:r>
         <w:t>读取元数据。</w:t>
@@ -21846,7 +17942,7 @@
       <w:r>
         <w:br w:type="page"/>
       </w:r>
-      <w:bookmarkStart w:id="53" w:name="_Toc232895158"/>
+      <w:bookmarkStart w:id="53" w:name="_Toc233019473"/>
       <w:r>
         <w:lastRenderedPageBreak/>
         <w:t>3.6.3</w:t>
@@ -21857,21 +17953,8 @@
         </w:rPr>
         <w:t xml:space="preserve"> </w:t>
       </w:r>
-      <w:proofErr w:type="spellStart"/>
-      <w:r>
-        <w:t>restore_from_</w:t>
-      </w:r>
-      <w:proofErr w:type="gramStart"/>
-      <w:r>
-        <w:t>recycle</w:t>
-      </w:r>
-      <w:proofErr w:type="spellEnd"/>
-      <w:r>
-        <w:t>(</w:t>
-      </w:r>
-      <w:proofErr w:type="gramEnd"/>
-      <w:r>
-        <w:t>)</w:t>
+      <w:r>
+        <w:t>restore_from_recycle()</w:t>
       </w:r>
       <w:bookmarkEnd w:id="53"/>
     </w:p>
@@ -21924,21 +18007,12 @@
       <w:r>
         <w:t>调用</w:t>
       </w:r>
-      <w:proofErr w:type="spellStart"/>
-      <w:r>
-        <w:rPr>
-          <w:b/>
-          <w:bCs/>
-        </w:rPr>
-        <w:t>list_recycle_bin</w:t>
-      </w:r>
-      <w:proofErr w:type="spellEnd"/>
-      <w:r>
-        <w:rPr>
-          <w:b/>
-          <w:bCs/>
-        </w:rPr>
-        <w:t>()</w:t>
+      <w:r>
+        <w:rPr>
+          <w:b/>
+          <w:bCs/>
+        </w:rPr>
+        <w:t>list_recycle_bin()</w:t>
       </w:r>
       <w:r>
         <w:t>显示所有项目。</w:t>
@@ -21982,7 +18056,6 @@
       <w:r>
         <w:t>根据</w:t>
       </w:r>
-      <w:proofErr w:type="spellStart"/>
       <w:r>
         <w:rPr>
           <w:b/>
@@ -21990,7 +18063,6 @@
         </w:rPr>
         <w:t>bin_name</w:t>
       </w:r>
-      <w:proofErr w:type="spellEnd"/>
       <w:r>
         <w:t>找到回收站中的实际文件。</w:t>
       </w:r>
@@ -22007,7 +18079,6 @@
       <w:r>
         <w:t>根据</w:t>
       </w:r>
-      <w:proofErr w:type="spellStart"/>
       <w:r>
         <w:rPr>
           <w:b/>
@@ -22015,7 +18086,6 @@
         </w:rPr>
         <w:t>original_path</w:t>
       </w:r>
-      <w:proofErr w:type="spellEnd"/>
       <w:r>
         <w:t>找到原始路径。</w:t>
       </w:r>
@@ -22058,21 +18128,12 @@
       <w:r>
         <w:t>使用</w:t>
       </w:r>
-      <w:proofErr w:type="spellStart"/>
-      <w:r>
-        <w:rPr>
-          <w:b/>
-          <w:bCs/>
-        </w:rPr>
-        <w:t>os.makedirs</w:t>
-      </w:r>
-      <w:proofErr w:type="spellEnd"/>
-      <w:r>
-        <w:rPr>
-          <w:b/>
-          <w:bCs/>
-        </w:rPr>
-        <w:t>()</w:t>
+      <w:r>
+        <w:rPr>
+          <w:b/>
+          <w:bCs/>
+        </w:rPr>
+        <w:t>os.makedirs()</w:t>
       </w:r>
       <w:r>
         <w:t>创建原始父目录。</w:t>
@@ -22090,21 +18151,12 @@
       <w:r>
         <w:t>使用</w:t>
       </w:r>
-      <w:proofErr w:type="spellStart"/>
-      <w:r>
-        <w:rPr>
-          <w:b/>
-          <w:bCs/>
-        </w:rPr>
-        <w:t>shutil.move</w:t>
-      </w:r>
-      <w:proofErr w:type="spellEnd"/>
-      <w:r>
-        <w:rPr>
-          <w:b/>
-          <w:bCs/>
-        </w:rPr>
-        <w:t>()</w:t>
+      <w:r>
+        <w:rPr>
+          <w:b/>
+          <w:bCs/>
+        </w:rPr>
+        <w:t>shutil.move()</w:t>
       </w:r>
       <w:r>
         <w:t>移回原路径。</w:t>
@@ -22176,7 +18228,6 @@
       <w:r>
         <w:t>元数据完成路径恢复。程序不会猜测文件原位置，而是直接读取删除时保存的</w:t>
       </w:r>
-      <w:proofErr w:type="spellStart"/>
       <w:r>
         <w:rPr>
           <w:b/>
@@ -22184,13 +18235,12 @@
         </w:rPr>
         <w:t>original_path</w:t>
       </w:r>
-      <w:proofErr w:type="spellEnd"/>
     </w:p>
     <w:p>
       <w:pPr>
         <w:pStyle w:val="af3"/>
       </w:pPr>
-      <w:bookmarkStart w:id="54" w:name="_Toc232895159"/>
+      <w:bookmarkStart w:id="54" w:name="_Toc233019474"/>
       <w:r>
         <w:t>3.6.4</w:t>
       </w:r>
@@ -22200,21 +18250,8 @@
         </w:rPr>
         <w:t xml:space="preserve"> </w:t>
       </w:r>
-      <w:proofErr w:type="spellStart"/>
-      <w:r>
-        <w:t>empty_recycle_</w:t>
-      </w:r>
-      <w:proofErr w:type="gramStart"/>
-      <w:r>
-        <w:t>bin</w:t>
-      </w:r>
-      <w:proofErr w:type="spellEnd"/>
-      <w:r>
-        <w:t>(</w:t>
-      </w:r>
-      <w:proofErr w:type="gramEnd"/>
-      <w:r>
-        <w:t>)</w:t>
+      <w:r>
+        <w:t>empty_recycle_bin()</w:t>
       </w:r>
       <w:bookmarkEnd w:id="54"/>
     </w:p>
@@ -22316,21 +18353,12 @@
       <w:r>
         <w:t>如果回收站项目是目录，使用</w:t>
       </w:r>
-      <w:proofErr w:type="spellStart"/>
-      <w:r>
-        <w:rPr>
-          <w:b/>
-          <w:bCs/>
-        </w:rPr>
-        <w:t>shutil.rmtree</w:t>
-      </w:r>
-      <w:proofErr w:type="spellEnd"/>
-      <w:r>
-        <w:rPr>
-          <w:b/>
-          <w:bCs/>
-        </w:rPr>
-        <w:t>()</w:t>
+      <w:r>
+        <w:rPr>
+          <w:b/>
+          <w:bCs/>
+        </w:rPr>
+        <w:t>shutil.rmtree()</w:t>
       </w:r>
       <w:r>
         <w:t>删除。</w:t>
@@ -22348,21 +18376,12 @@
       <w:r>
         <w:t>如果是文件，使用</w:t>
       </w:r>
-      <w:proofErr w:type="spellStart"/>
-      <w:r>
-        <w:rPr>
-          <w:b/>
-          <w:bCs/>
-        </w:rPr>
-        <w:t>os.remove</w:t>
-      </w:r>
-      <w:proofErr w:type="spellEnd"/>
-      <w:r>
-        <w:rPr>
-          <w:b/>
-          <w:bCs/>
-        </w:rPr>
-        <w:t>()</w:t>
+      <w:r>
+        <w:rPr>
+          <w:b/>
+          <w:bCs/>
+        </w:rPr>
+        <w:t>os.remove()</w:t>
       </w:r>
       <w:r>
         <w:t>删除。</w:t>
@@ -22420,7 +18439,7 @@
       <w:pPr>
         <w:pStyle w:val="af3"/>
       </w:pPr>
-      <w:bookmarkStart w:id="55" w:name="_Toc232895160"/>
+      <w:bookmarkStart w:id="55" w:name="_Toc233019475"/>
       <w:r>
         <w:t>3.6.5</w:t>
       </w:r>
@@ -22430,21 +18449,8 @@
         </w:rPr>
         <w:t xml:space="preserve"> </w:t>
       </w:r>
-      <w:proofErr w:type="spellStart"/>
-      <w:r>
-        <w:t>permanent_delete_from_</w:t>
-      </w:r>
-      <w:proofErr w:type="gramStart"/>
-      <w:r>
-        <w:t>recycle</w:t>
-      </w:r>
-      <w:proofErr w:type="spellEnd"/>
-      <w:r>
-        <w:t>(</w:t>
-      </w:r>
-      <w:proofErr w:type="gramEnd"/>
-      <w:r>
-        <w:t>)</w:t>
+      <w:r>
+        <w:t>permanent_delete_from_recycle()</w:t>
       </w:r>
       <w:bookmarkEnd w:id="55"/>
       <w:r>
@@ -22546,40 +18552,22 @@
       <w:r>
         <w:t>根据目标类型执行</w:t>
       </w:r>
-      <w:proofErr w:type="spellStart"/>
-      <w:r>
-        <w:rPr>
-          <w:b/>
-          <w:bCs/>
-        </w:rPr>
-        <w:t>shutil.rmtree</w:t>
-      </w:r>
-      <w:proofErr w:type="spellEnd"/>
-      <w:r>
-        <w:rPr>
-          <w:b/>
-          <w:bCs/>
-        </w:rPr>
-        <w:t>()</w:t>
+      <w:r>
+        <w:rPr>
+          <w:b/>
+          <w:bCs/>
+        </w:rPr>
+        <w:t>shutil.rmtree()</w:t>
       </w:r>
       <w:r>
         <w:t>或</w:t>
       </w:r>
-      <w:proofErr w:type="spellStart"/>
-      <w:r>
-        <w:rPr>
-          <w:b/>
-          <w:bCs/>
-        </w:rPr>
-        <w:t>os.remove</w:t>
-      </w:r>
-      <w:proofErr w:type="spellEnd"/>
-      <w:r>
-        <w:rPr>
-          <w:b/>
-          <w:bCs/>
-        </w:rPr>
-        <w:t>()</w:t>
+      <w:r>
+        <w:rPr>
+          <w:b/>
+          <w:bCs/>
+        </w:rPr>
+        <w:t>os.remove()</w:t>
       </w:r>
       <w:r>
         <w:t>。</w:t>
@@ -22641,21 +18629,12 @@
       <w:r>
         <w:t>该函数相当于</w:t>
       </w:r>
-      <w:proofErr w:type="spellStart"/>
-      <w:r>
-        <w:rPr>
-          <w:b/>
-          <w:bCs/>
-        </w:rPr>
-        <w:t>empty_recycle_bin</w:t>
-      </w:r>
-      <w:proofErr w:type="spellEnd"/>
-      <w:r>
-        <w:rPr>
-          <w:b/>
-          <w:bCs/>
-        </w:rPr>
-        <w:t>()</w:t>
+      <w:r>
+        <w:rPr>
+          <w:b/>
+          <w:bCs/>
+        </w:rPr>
+        <w:t>empty_recycle_bin()</w:t>
       </w:r>
       <w:r>
         <w:t>的单项版本，比清空回收站更灵活。用户可以只永久删除不需要恢复的某个文件，而保留其他文件。</w:t>
@@ -22674,7 +18653,7 @@
           <w:sz w:val="24"/>
         </w:rPr>
       </w:pPr>
-      <w:bookmarkStart w:id="56" w:name="_Toc232895161"/>
+      <w:bookmarkStart w:id="56" w:name="_Toc233019476"/>
       <w:r>
         <w:rPr>
           <w:rFonts w:ascii="黑体" w:eastAsia="黑体" w:hAnsi="黑体"/>
@@ -22691,7 +18670,7 @@
       <w:pPr>
         <w:pStyle w:val="af3"/>
       </w:pPr>
-      <w:bookmarkStart w:id="57" w:name="_Toc232895162"/>
+      <w:bookmarkStart w:id="57" w:name="_Toc233019477"/>
       <w:r>
         <w:t>3.7.1</w:t>
       </w:r>
@@ -22701,13 +18680,8 @@
         </w:rPr>
         <w:t xml:space="preserve"> </w:t>
       </w:r>
-      <w:proofErr w:type="gramStart"/>
-      <w:r>
-        <w:t>main(</w:t>
-      </w:r>
-      <w:proofErr w:type="gramEnd"/>
-      <w:r>
-        <w:t>)</w:t>
+      <w:r>
+        <w:t>main()</w:t>
       </w:r>
       <w:bookmarkEnd w:id="57"/>
     </w:p>
@@ -22821,17 +18795,8 @@
           <w:b/>
           <w:bCs/>
         </w:rPr>
-        <w:t>if-</w:t>
-      </w:r>
-      <w:proofErr w:type="spellStart"/>
-      <w:r>
-        <w:rPr>
-          <w:b/>
-          <w:bCs/>
-        </w:rPr>
-        <w:t>elif</w:t>
-      </w:r>
-      <w:proofErr w:type="spellEnd"/>
+        <w:t>if-elif</w:t>
+      </w:r>
       <w:r>
         <w:t>分支调用对应函数。</w:t>
       </w:r>
@@ -22862,7 +18827,6 @@
         <w:lastRenderedPageBreak/>
         <w:t>捕获</w:t>
       </w:r>
-      <w:proofErr w:type="spellStart"/>
       <w:r>
         <w:rPr>
           <w:b/>
@@ -22870,17 +18834,8 @@
         </w:rPr>
         <w:t>KeyboardInterrupt</w:t>
       </w:r>
-      <w:proofErr w:type="spellEnd"/>
-      <w:r>
-        <w:t>，避免用户按</w:t>
-      </w:r>
-      <w:proofErr w:type="spellStart"/>
-      <w:r>
-        <w:t>Ctrl+C</w:t>
-      </w:r>
-      <w:proofErr w:type="spellEnd"/>
-      <w:r>
-        <w:t>后程序直接崩溃。</w:t>
+      <w:r>
+        <w:t>，避免用户按Ctrl+C后程序直接崩溃。</w:t>
       </w:r>
     </w:p>
     <w:p>
@@ -23054,7 +19009,6 @@
                 <w:sz w:val="24"/>
               </w:rPr>
             </w:pPr>
-            <w:proofErr w:type="spellStart"/>
             <w:r>
               <w:rPr>
                 <w:rFonts w:ascii="宋体" w:hAnsi="宋体"/>
@@ -23062,37 +19016,7 @@
                 <w:bCs/>
                 <w:kern w:val="0"/>
               </w:rPr>
-              <w:t>create_</w:t>
-            </w:r>
-            <w:proofErr w:type="gramStart"/>
-            <w:r>
-              <w:rPr>
-                <w:rFonts w:ascii="宋体" w:hAnsi="宋体"/>
-                <w:b/>
-                <w:bCs/>
-                <w:kern w:val="0"/>
-              </w:rPr>
-              <w:t>file</w:t>
-            </w:r>
-            <w:proofErr w:type="spellEnd"/>
-            <w:r>
-              <w:rPr>
-                <w:rFonts w:ascii="宋体" w:hAnsi="宋体"/>
-                <w:b/>
-                <w:bCs/>
-                <w:kern w:val="0"/>
-              </w:rPr>
-              <w:t>(</w:t>
-            </w:r>
-            <w:proofErr w:type="gramEnd"/>
-            <w:r>
-              <w:rPr>
-                <w:rFonts w:ascii="宋体" w:hAnsi="宋体"/>
-                <w:b/>
-                <w:bCs/>
-                <w:kern w:val="0"/>
-              </w:rPr>
-              <w:t>)</w:t>
+              <w:t>create_file()</w:t>
             </w:r>
           </w:p>
         </w:tc>
@@ -23151,7 +19075,6 @@
                 <w:sz w:val="24"/>
               </w:rPr>
             </w:pPr>
-            <w:proofErr w:type="spellStart"/>
             <w:r>
               <w:rPr>
                 <w:rFonts w:ascii="宋体" w:hAnsi="宋体" w:cs="宋体"/>
@@ -23160,40 +19083,7 @@
                 <w:kern w:val="0"/>
                 <w:sz w:val="24"/>
               </w:rPr>
-              <w:t>delete_</w:t>
-            </w:r>
-            <w:proofErr w:type="gramStart"/>
-            <w:r>
-              <w:rPr>
-                <w:rFonts w:ascii="宋体" w:hAnsi="宋体" w:cs="宋体"/>
-                <w:b/>
-                <w:bCs/>
-                <w:kern w:val="0"/>
-                <w:sz w:val="24"/>
-              </w:rPr>
-              <w:t>file</w:t>
-            </w:r>
-            <w:proofErr w:type="spellEnd"/>
-            <w:r>
-              <w:rPr>
-                <w:rFonts w:ascii="宋体" w:hAnsi="宋体" w:cs="宋体"/>
-                <w:b/>
-                <w:bCs/>
-                <w:kern w:val="0"/>
-                <w:sz w:val="24"/>
-              </w:rPr>
-              <w:t>(</w:t>
-            </w:r>
-            <w:proofErr w:type="gramEnd"/>
-            <w:r>
-              <w:rPr>
-                <w:rFonts w:ascii="宋体" w:hAnsi="宋体" w:cs="宋体"/>
-                <w:b/>
-                <w:bCs/>
-                <w:kern w:val="0"/>
-                <w:sz w:val="24"/>
-              </w:rPr>
-              <w:t>)</w:t>
+              <w:t>delete_file()</w:t>
             </w:r>
           </w:p>
         </w:tc>
@@ -23258,7 +19148,6 @@
                 <w:sz w:val="24"/>
               </w:rPr>
             </w:pPr>
-            <w:proofErr w:type="spellStart"/>
             <w:r>
               <w:rPr>
                 <w:rFonts w:ascii="宋体" w:hAnsi="宋体"/>
@@ -23266,37 +19155,7 @@
                 <w:bCs/>
                 <w:kern w:val="0"/>
               </w:rPr>
-              <w:t>rename_</w:t>
-            </w:r>
-            <w:proofErr w:type="gramStart"/>
-            <w:r>
-              <w:rPr>
-                <w:rFonts w:ascii="宋体" w:hAnsi="宋体"/>
-                <w:b/>
-                <w:bCs/>
-                <w:kern w:val="0"/>
-              </w:rPr>
-              <w:t>file</w:t>
-            </w:r>
-            <w:proofErr w:type="spellEnd"/>
-            <w:r>
-              <w:rPr>
-                <w:rFonts w:ascii="宋体" w:hAnsi="宋体"/>
-                <w:b/>
-                <w:bCs/>
-                <w:kern w:val="0"/>
-              </w:rPr>
-              <w:t>(</w:t>
-            </w:r>
-            <w:proofErr w:type="gramEnd"/>
-            <w:r>
-              <w:rPr>
-                <w:rFonts w:ascii="宋体" w:hAnsi="宋体"/>
-                <w:b/>
-                <w:bCs/>
-                <w:kern w:val="0"/>
-              </w:rPr>
-              <w:t>)</w:t>
+              <w:t>rename_file()</w:t>
             </w:r>
           </w:p>
         </w:tc>
@@ -23355,7 +19214,6 @@
                 <w:sz w:val="24"/>
               </w:rPr>
             </w:pPr>
-            <w:proofErr w:type="spellStart"/>
             <w:r>
               <w:rPr>
                 <w:rFonts w:ascii="宋体" w:hAnsi="宋体"/>
@@ -23363,37 +19221,7 @@
                 <w:bCs/>
                 <w:kern w:val="0"/>
               </w:rPr>
-              <w:t>copy_move_</w:t>
-            </w:r>
-            <w:proofErr w:type="gramStart"/>
-            <w:r>
-              <w:rPr>
-                <w:rFonts w:ascii="宋体" w:hAnsi="宋体"/>
-                <w:b/>
-                <w:bCs/>
-                <w:kern w:val="0"/>
-              </w:rPr>
-              <w:t>file</w:t>
-            </w:r>
-            <w:proofErr w:type="spellEnd"/>
-            <w:r>
-              <w:rPr>
-                <w:rFonts w:ascii="宋体" w:hAnsi="宋体"/>
-                <w:b/>
-                <w:bCs/>
-                <w:kern w:val="0"/>
-              </w:rPr>
-              <w:t>(</w:t>
-            </w:r>
-            <w:proofErr w:type="gramEnd"/>
-            <w:r>
-              <w:rPr>
-                <w:rFonts w:ascii="宋体" w:hAnsi="宋体"/>
-                <w:b/>
-                <w:bCs/>
-                <w:kern w:val="0"/>
-              </w:rPr>
-              <w:t>)</w:t>
+              <w:t>copy_move_file()</w:t>
             </w:r>
           </w:p>
         </w:tc>
@@ -23458,7 +19286,6 @@
                 <w:sz w:val="24"/>
               </w:rPr>
             </w:pPr>
-            <w:proofErr w:type="spellStart"/>
             <w:r>
               <w:rPr>
                 <w:rFonts w:ascii="宋体" w:hAnsi="宋体"/>
@@ -23466,37 +19293,7 @@
                 <w:bCs/>
                 <w:kern w:val="0"/>
               </w:rPr>
-              <w:t>create_</w:t>
-            </w:r>
-            <w:proofErr w:type="gramStart"/>
-            <w:r>
-              <w:rPr>
-                <w:rFonts w:ascii="宋体" w:hAnsi="宋体"/>
-                <w:b/>
-                <w:bCs/>
-                <w:kern w:val="0"/>
-              </w:rPr>
-              <w:t>directory</w:t>
-            </w:r>
-            <w:proofErr w:type="spellEnd"/>
-            <w:r>
-              <w:rPr>
-                <w:rFonts w:ascii="宋体" w:hAnsi="宋体"/>
-                <w:b/>
-                <w:bCs/>
-                <w:kern w:val="0"/>
-              </w:rPr>
-              <w:t>(</w:t>
-            </w:r>
-            <w:proofErr w:type="gramEnd"/>
-            <w:r>
-              <w:rPr>
-                <w:rFonts w:ascii="宋体" w:hAnsi="宋体"/>
-                <w:b/>
-                <w:bCs/>
-                <w:kern w:val="0"/>
-              </w:rPr>
-              <w:t>)</w:t>
+              <w:t>create_directory()</w:t>
             </w:r>
           </w:p>
         </w:tc>
@@ -23555,7 +19352,6 @@
                 <w:sz w:val="24"/>
               </w:rPr>
             </w:pPr>
-            <w:proofErr w:type="spellStart"/>
             <w:r>
               <w:rPr>
                 <w:rFonts w:ascii="宋体" w:hAnsi="宋体"/>
@@ -23563,37 +19359,7 @@
                 <w:bCs/>
                 <w:kern w:val="0"/>
               </w:rPr>
-              <w:t>delete_</w:t>
-            </w:r>
-            <w:proofErr w:type="gramStart"/>
-            <w:r>
-              <w:rPr>
-                <w:rFonts w:ascii="宋体" w:hAnsi="宋体"/>
-                <w:b/>
-                <w:bCs/>
-                <w:kern w:val="0"/>
-              </w:rPr>
-              <w:t>directory</w:t>
-            </w:r>
-            <w:proofErr w:type="spellEnd"/>
-            <w:r>
-              <w:rPr>
-                <w:rFonts w:ascii="宋体" w:hAnsi="宋体"/>
-                <w:b/>
-                <w:bCs/>
-                <w:kern w:val="0"/>
-              </w:rPr>
-              <w:t>(</w:t>
-            </w:r>
-            <w:proofErr w:type="gramEnd"/>
-            <w:r>
-              <w:rPr>
-                <w:rFonts w:ascii="宋体" w:hAnsi="宋体"/>
-                <w:b/>
-                <w:bCs/>
-                <w:kern w:val="0"/>
-              </w:rPr>
-              <w:t>)</w:t>
+              <w:t>delete_directory()</w:t>
             </w:r>
           </w:p>
         </w:tc>
@@ -23658,7 +19424,6 @@
                 <w:sz w:val="24"/>
               </w:rPr>
             </w:pPr>
-            <w:proofErr w:type="spellStart"/>
             <w:r>
               <w:rPr>
                 <w:rFonts w:ascii="宋体" w:hAnsi="宋体"/>
@@ -23666,37 +19431,7 @@
                 <w:bCs/>
                 <w:kern w:val="0"/>
               </w:rPr>
-              <w:t>traverse_</w:t>
-            </w:r>
-            <w:proofErr w:type="gramStart"/>
-            <w:r>
-              <w:rPr>
-                <w:rFonts w:ascii="宋体" w:hAnsi="宋体"/>
-                <w:b/>
-                <w:bCs/>
-                <w:kern w:val="0"/>
-              </w:rPr>
-              <w:t>directory</w:t>
-            </w:r>
-            <w:proofErr w:type="spellEnd"/>
-            <w:r>
-              <w:rPr>
-                <w:rFonts w:ascii="宋体" w:hAnsi="宋体"/>
-                <w:b/>
-                <w:bCs/>
-                <w:kern w:val="0"/>
-              </w:rPr>
-              <w:t>(</w:t>
-            </w:r>
-            <w:proofErr w:type="gramEnd"/>
-            <w:r>
-              <w:rPr>
-                <w:rFonts w:ascii="宋体" w:hAnsi="宋体"/>
-                <w:b/>
-                <w:bCs/>
-                <w:kern w:val="0"/>
-              </w:rPr>
-              <w:t>)</w:t>
+              <w:t>traverse_directory()</w:t>
             </w:r>
           </w:p>
         </w:tc>
@@ -23755,7 +19490,6 @@
                 <w:sz w:val="24"/>
               </w:rPr>
             </w:pPr>
-            <w:proofErr w:type="spellStart"/>
             <w:r>
               <w:rPr>
                 <w:rFonts w:ascii="宋体" w:hAnsi="宋体"/>
@@ -23763,37 +19497,7 @@
                 <w:bCs/>
                 <w:kern w:val="0"/>
               </w:rPr>
-              <w:t>file_</w:t>
-            </w:r>
-            <w:proofErr w:type="gramStart"/>
-            <w:r>
-              <w:rPr>
-                <w:rFonts w:ascii="宋体" w:hAnsi="宋体"/>
-                <w:b/>
-                <w:bCs/>
-                <w:kern w:val="0"/>
-              </w:rPr>
-              <w:t>search</w:t>
-            </w:r>
-            <w:proofErr w:type="spellEnd"/>
-            <w:r>
-              <w:rPr>
-                <w:rFonts w:ascii="宋体" w:hAnsi="宋体"/>
-                <w:b/>
-                <w:bCs/>
-                <w:kern w:val="0"/>
-              </w:rPr>
-              <w:t>(</w:t>
-            </w:r>
-            <w:proofErr w:type="gramEnd"/>
-            <w:r>
-              <w:rPr>
-                <w:rFonts w:ascii="宋体" w:hAnsi="宋体"/>
-                <w:b/>
-                <w:bCs/>
-                <w:kern w:val="0"/>
-              </w:rPr>
-              <w:t>)</w:t>
+              <w:t>file_search()</w:t>
             </w:r>
           </w:p>
         </w:tc>
@@ -23858,7 +19562,6 @@
                 <w:sz w:val="24"/>
               </w:rPr>
             </w:pPr>
-            <w:proofErr w:type="spellStart"/>
             <w:r>
               <w:rPr>
                 <w:rFonts w:ascii="宋体" w:hAnsi="宋体"/>
@@ -23866,37 +19569,7 @@
                 <w:bCs/>
                 <w:kern w:val="0"/>
               </w:rPr>
-              <w:t>file_</w:t>
-            </w:r>
-            <w:proofErr w:type="gramStart"/>
-            <w:r>
-              <w:rPr>
-                <w:rFonts w:ascii="宋体" w:hAnsi="宋体"/>
-                <w:b/>
-                <w:bCs/>
-                <w:kern w:val="0"/>
-              </w:rPr>
-              <w:t>statistics</w:t>
-            </w:r>
-            <w:proofErr w:type="spellEnd"/>
-            <w:r>
-              <w:rPr>
-                <w:rFonts w:ascii="宋体" w:hAnsi="宋体"/>
-                <w:b/>
-                <w:bCs/>
-                <w:kern w:val="0"/>
-              </w:rPr>
-              <w:t>(</w:t>
-            </w:r>
-            <w:proofErr w:type="gramEnd"/>
-            <w:r>
-              <w:rPr>
-                <w:rFonts w:ascii="宋体" w:hAnsi="宋体"/>
-                <w:b/>
-                <w:bCs/>
-                <w:kern w:val="0"/>
-              </w:rPr>
-              <w:t>)</w:t>
+              <w:t>file_statistics()</w:t>
             </w:r>
           </w:p>
         </w:tc>
@@ -23955,7 +19628,6 @@
                 <w:sz w:val="24"/>
               </w:rPr>
             </w:pPr>
-            <w:proofErr w:type="spellStart"/>
             <w:r>
               <w:rPr>
                 <w:rFonts w:ascii="宋体" w:hAnsi="宋体" w:cs="宋体"/>
@@ -23964,40 +19636,7 @@
                 <w:kern w:val="0"/>
                 <w:sz w:val="24"/>
               </w:rPr>
-              <w:t>recycle_bin_</w:t>
-            </w:r>
-            <w:proofErr w:type="gramStart"/>
-            <w:r>
-              <w:rPr>
-                <w:rFonts w:ascii="宋体" w:hAnsi="宋体" w:cs="宋体"/>
-                <w:b/>
-                <w:bCs/>
-                <w:kern w:val="0"/>
-                <w:sz w:val="24"/>
-              </w:rPr>
-              <w:t>menu</w:t>
-            </w:r>
-            <w:proofErr w:type="spellEnd"/>
-            <w:r>
-              <w:rPr>
-                <w:rFonts w:ascii="宋体" w:hAnsi="宋体" w:cs="宋体"/>
-                <w:b/>
-                <w:bCs/>
-                <w:kern w:val="0"/>
-                <w:sz w:val="24"/>
-              </w:rPr>
-              <w:t>(</w:t>
-            </w:r>
-            <w:proofErr w:type="gramEnd"/>
-            <w:r>
-              <w:rPr>
-                <w:rFonts w:ascii="宋体" w:hAnsi="宋体" w:cs="宋体"/>
-                <w:b/>
-                <w:bCs/>
-                <w:kern w:val="0"/>
-                <w:sz w:val="24"/>
-              </w:rPr>
-              <w:t>)</w:t>
+              <w:t>recycle_bin_menu()</w:t>
             </w:r>
           </w:p>
         </w:tc>
@@ -24072,7 +19711,6 @@
               </w:rPr>
               <w:t>切换</w:t>
             </w:r>
-            <w:proofErr w:type="spellStart"/>
             <w:r>
               <w:rPr>
                 <w:rFonts w:ascii="宋体" w:hAnsi="宋体"/>
@@ -24082,7 +19720,6 @@
               </w:rPr>
               <w:t>current_dir</w:t>
             </w:r>
-            <w:proofErr w:type="spellEnd"/>
           </w:p>
         </w:tc>
       </w:tr>
@@ -24221,14 +19858,22 @@
           <w:szCs w:val="30"/>
         </w:rPr>
       </w:pPr>
-      <w:bookmarkStart w:id="58" w:name="_Toc232895163"/>
+      <w:bookmarkStart w:id="58" w:name="_Toc233019478"/>
       <w:r>
         <w:rPr>
           <w:rFonts w:ascii="黑体" w:eastAsia="黑体" w:hAnsi="黑体" w:hint="eastAsia"/>
           <w:sz w:val="30"/>
           <w:szCs w:val="30"/>
         </w:rPr>
-        <w:t>3.3</w:t>
+        <w:t>3.</w:t>
+      </w:r>
+      <w:r>
+        <w:rPr>
+          <w:rFonts w:ascii="黑体" w:eastAsia="黑体" w:hAnsi="黑体" w:hint="eastAsia"/>
+          <w:sz w:val="30"/>
+          <w:szCs w:val="30"/>
+        </w:rPr>
+        <w:t xml:space="preserve">8 </w:t>
       </w:r>
       <w:r>
         <w:rPr>
@@ -24278,67 +19923,7 @@
           <w:kern w:val="0"/>
           <w:sz w:val="24"/>
         </w:rPr>
-        <w:t>深入掌握了Python文件系统操作的核心技术，对</w:t>
-      </w:r>
-      <w:proofErr w:type="spellStart"/>
-      <w:r>
-        <w:rPr>
-          <w:rFonts w:ascii="宋体" w:hAnsi="宋体" w:cs="Arial"/>
-          <w:color w:val="000000"/>
-          <w:kern w:val="0"/>
-          <w:sz w:val="24"/>
-        </w:rPr>
-        <w:t>os</w:t>
-      </w:r>
-      <w:proofErr w:type="spellEnd"/>
-      <w:r>
-        <w:rPr>
-          <w:rFonts w:ascii="宋体" w:hAnsi="宋体" w:cs="Arial"/>
-          <w:color w:val="000000"/>
-          <w:kern w:val="0"/>
-          <w:sz w:val="24"/>
-        </w:rPr>
-        <w:t>、</w:t>
-      </w:r>
-      <w:proofErr w:type="spellStart"/>
-      <w:r>
-        <w:rPr>
-          <w:rFonts w:ascii="宋体" w:hAnsi="宋体" w:cs="Arial"/>
-          <w:color w:val="000000"/>
-          <w:kern w:val="0"/>
-          <w:sz w:val="24"/>
-        </w:rPr>
-        <w:t>shutil</w:t>
-      </w:r>
-      <w:proofErr w:type="spellEnd"/>
-      <w:r>
-        <w:rPr>
-          <w:rFonts w:ascii="宋体" w:hAnsi="宋体" w:cs="Arial"/>
-          <w:color w:val="000000"/>
-          <w:kern w:val="0"/>
-          <w:sz w:val="24"/>
-        </w:rPr>
-        <w:t>、</w:t>
-      </w:r>
-      <w:proofErr w:type="spellStart"/>
-      <w:r>
-        <w:rPr>
-          <w:rFonts w:ascii="宋体" w:hAnsi="宋体" w:cs="Arial"/>
-          <w:color w:val="000000"/>
-          <w:kern w:val="0"/>
-          <w:sz w:val="24"/>
-        </w:rPr>
-        <w:t>json</w:t>
-      </w:r>
-      <w:proofErr w:type="spellEnd"/>
-      <w:r>
-        <w:rPr>
-          <w:rFonts w:ascii="宋体" w:hAnsi="宋体" w:cs="Arial"/>
-          <w:color w:val="000000"/>
-          <w:kern w:val="0"/>
-          <w:sz w:val="24"/>
-        </w:rPr>
-        <w:t>等模块的使用有了更加全面和深入的理解。与之前的面向对象实现相比，本次采用的面向过程架构让我</w:t>
+        <w:t>深入掌握了Python文件系统操作的核心技术，对os、shutil、json等模块的使用有了更加全面和深入的理解。与之前的面向对象实现相比，本次采用的面向过程架构让我</w:t>
       </w:r>
       <w:r>
         <w:rPr>
@@ -24474,9 +20059,8 @@
           <w:kern w:val="0"/>
           <w:sz w:val="24"/>
         </w:rPr>
-        <w:t>回收站功能的增强是本次项目的另一个亮点。使用JSON格式替代传统纯文本文件存储元数据，不仅让数据结构更加清晰易读，也大大简化了元数据的</w:t>
-      </w:r>
-      <w:proofErr w:type="gramStart"/>
+        <w:t>回收站功能的增强是本次项目的另一个亮点。使用JSON格式替代传统纯文本文件存储元数据，不仅让数据结构更加清晰易读，也大大简化了元数据的增删</w:t>
+      </w:r>
       <w:r>
         <w:rPr>
           <w:rFonts w:ascii="宋体" w:hAnsi="宋体" w:cs="Arial"/>
@@ -24484,27 +20068,8 @@
           <w:kern w:val="0"/>
           <w:sz w:val="24"/>
         </w:rPr>
-        <w:t>增删</w:t>
-      </w:r>
-      <w:r>
-        <w:rPr>
-          <w:rFonts w:ascii="宋体" w:hAnsi="宋体" w:cs="Arial"/>
-          <w:color w:val="000000"/>
-          <w:kern w:val="0"/>
-          <w:sz w:val="24"/>
-        </w:rPr>
         <w:lastRenderedPageBreak/>
-        <w:t>改查操作</w:t>
-      </w:r>
-      <w:proofErr w:type="gramEnd"/>
-      <w:r>
-        <w:rPr>
-          <w:rFonts w:ascii="宋体" w:hAnsi="宋体" w:cs="Arial"/>
-          <w:color w:val="000000"/>
-          <w:kern w:val="0"/>
-          <w:sz w:val="24"/>
-        </w:rPr>
-        <w:t>。新增的永久删除单个文件功能解决了传统回收站只能批量清空的痛点，让文件管理更加灵活。在实现过程中，我</w:t>
+        <w:t>改查操作。新增的永久删除单个文件功能解决了传统回收站只能批量清空的痛点，让文件管理更加灵活。在实现过程中，我</w:t>
       </w:r>
       <w:r>
         <w:rPr>
@@ -24640,27 +20205,7 @@
           <w:kern w:val="0"/>
           <w:sz w:val="24"/>
         </w:rPr>
-        <w:t>对</w:t>
-      </w:r>
-      <w:proofErr w:type="spellStart"/>
-      <w:r>
-        <w:rPr>
-          <w:rFonts w:ascii="宋体" w:hAnsi="宋体" w:cs="Arial"/>
-          <w:color w:val="000000"/>
-          <w:kern w:val="0"/>
-          <w:sz w:val="24"/>
-        </w:rPr>
-        <w:t>os</w:t>
-      </w:r>
-      <w:proofErr w:type="spellEnd"/>
-      <w:r>
-        <w:rPr>
-          <w:rFonts w:ascii="宋体" w:hAnsi="宋体" w:cs="Arial"/>
-          <w:color w:val="000000"/>
-          <w:kern w:val="0"/>
-          <w:sz w:val="24"/>
-        </w:rPr>
-        <w:t>模块的底层操作有了更深入的了解。通过计算目录层级生成规范的树形结构，我</w:t>
+        <w:t>对os模块的底层操作有了更深入的了解。通过计算目录层级生成规范的树形结构，我</w:t>
       </w:r>
       <w:r>
         <w:rPr>

--- a/Python项目第七组报告.docx
+++ b/Python项目第七组报告.docx
@@ -13266,7 +13266,7 @@
         <w:spacing w:line="360" w:lineRule="auto"/>
         <w:jc w:val="left"/>
         <w:rPr>
-          <w:rFonts w:ascii="宋体" w:hAnsi="宋体" w:cs="宋体"/>
+          <w:rFonts w:ascii="宋体" w:hAnsi="宋体" w:cs="宋体" w:hint="eastAsia"/>
           <w:b/>
           <w:bCs/>
           <w:kern w:val="0"/>
@@ -13537,19 +13537,6 @@
         </w:rPr>
         <w:t>()、main()</w:t>
       </w:r>
-    </w:p>
-    <w:p>
-      <w:pPr>
-        <w:spacing w:line="360" w:lineRule="auto"/>
-        <w:jc w:val="left"/>
-        <w:rPr>
-          <w:rFonts w:ascii="宋体" w:hAnsi="宋体" w:cs="宋体"/>
-          <w:b/>
-          <w:bCs/>
-          <w:kern w:val="0"/>
-          <w:sz w:val="24"/>
-        </w:rPr>
-      </w:pPr>
     </w:p>
     <w:p>
       <w:pPr>
@@ -13730,22 +13717,19 @@
       </w:r>
       <w:proofErr w:type="spellEnd"/>
       <w:r>
-        <w:t>()，其他函数可以</w:t>
-      </w:r>
-      <w:r>
+        <w:t>()，其他函数可以继续复用。</w:t>
+      </w:r>
+    </w:p>
+    <w:p>
+      <w:pPr>
+        <w:pStyle w:val="af3"/>
+      </w:pPr>
+      <w:bookmarkStart w:id="19" w:name="_Toc233021326"/>
+      <w:r>
+        <w:rPr>
+          <w:rFonts w:hint="eastAsia"/>
+        </w:rPr>
         <w:lastRenderedPageBreak/>
-        <w:t>继续复用。</w:t>
-      </w:r>
-    </w:p>
-    <w:p>
-      <w:pPr>
-        <w:pStyle w:val="af3"/>
-      </w:pPr>
-      <w:bookmarkStart w:id="19" w:name="_Toc233021326"/>
-      <w:r>
-        <w:rPr>
-          <w:rFonts w:hint="eastAsia"/>
-        </w:rPr>
         <w:t>2.</w:t>
       </w:r>
       <w:r>
@@ -14588,15 +14572,13 @@
     <w:p>
       <w:pPr>
         <w:pStyle w:val="21"/>
+        <w:rPr>
+          <w:rFonts w:hint="eastAsia"/>
+        </w:rPr>
       </w:pPr>
       <w:r>
         <w:t>如果元数据没有同步更新，就可能出现“文件已经不存在但列表还显示”或“文件存在但无法还原”的问题。因此，元数据一致性是回收站模块的重点。</w:t>
       </w:r>
-    </w:p>
-    <w:p>
-      <w:pPr>
-        <w:pStyle w:val="21"/>
-      </w:pPr>
     </w:p>
     <w:p>
       <w:pPr>
@@ -14801,73 +14783,73 @@
           <w:kern w:val="0"/>
           <w:sz w:val="24"/>
         </w:rPr>
+        <w:t>safe_input</w:t>
+      </w:r>
+      <w:proofErr w:type="spellEnd"/>
+      <w:r>
+        <w:rPr>
+          <w:rFonts w:ascii="宋体" w:hAnsi="宋体" w:cs="宋体"/>
+          <w:b/>
+          <w:bCs/>
+          <w:kern w:val="0"/>
+          <w:sz w:val="24"/>
+        </w:rPr>
+        <w:t>()、</w:t>
+      </w:r>
+      <w:proofErr w:type="spellStart"/>
+      <w:r>
+        <w:rPr>
+          <w:rFonts w:ascii="宋体" w:hAnsi="宋体" w:cs="宋体"/>
+          <w:b/>
+          <w:bCs/>
+          <w:kern w:val="0"/>
+          <w:sz w:val="24"/>
+        </w:rPr>
+        <w:t>recycle_bin_menu</w:t>
+      </w:r>
+      <w:proofErr w:type="spellEnd"/>
+      <w:r>
+        <w:rPr>
+          <w:rFonts w:ascii="宋体" w:hAnsi="宋体" w:cs="宋体"/>
+          <w:b/>
+          <w:bCs/>
+          <w:kern w:val="0"/>
+          <w:sz w:val="24"/>
+        </w:rPr>
+        <w:t>()、</w:t>
+      </w:r>
+      <w:proofErr w:type="spellStart"/>
+      <w:r>
+        <w:rPr>
+          <w:rFonts w:ascii="宋体" w:hAnsi="宋体" w:cs="宋体"/>
+          <w:b/>
+          <w:bCs/>
+          <w:kern w:val="0"/>
+          <w:sz w:val="24"/>
+        </w:rPr>
+        <w:t>restore_from_recycle</w:t>
+      </w:r>
+      <w:proofErr w:type="spellEnd"/>
+      <w:r>
+        <w:rPr>
+          <w:rFonts w:ascii="宋体" w:hAnsi="宋体" w:cs="宋体"/>
+          <w:b/>
+          <w:bCs/>
+          <w:kern w:val="0"/>
+          <w:sz w:val="24"/>
+        </w:rPr>
+        <w:t>()、</w:t>
+      </w:r>
+      <w:proofErr w:type="spellStart"/>
+      <w:r>
+        <w:rPr>
+          <w:rFonts w:ascii="宋体" w:hAnsi="宋体" w:cs="宋体"/>
+          <w:b/>
+          <w:bCs/>
+          <w:kern w:val="0"/>
+          <w:sz w:val="24"/>
+        </w:rPr>
         <w:lastRenderedPageBreak/>
-        <w:t>safe_input</w:t>
-      </w:r>
-      <w:proofErr w:type="spellEnd"/>
-      <w:r>
-        <w:rPr>
-          <w:rFonts w:ascii="宋体" w:hAnsi="宋体" w:cs="宋体"/>
-          <w:b/>
-          <w:bCs/>
-          <w:kern w:val="0"/>
-          <w:sz w:val="24"/>
-        </w:rPr>
-        <w:t>()、</w:t>
-      </w:r>
-      <w:proofErr w:type="spellStart"/>
-      <w:r>
-        <w:rPr>
-          <w:rFonts w:ascii="宋体" w:hAnsi="宋体" w:cs="宋体"/>
-          <w:b/>
-          <w:bCs/>
-          <w:kern w:val="0"/>
-          <w:sz w:val="24"/>
-        </w:rPr>
-        <w:t>recycle_bin_menu</w:t>
-      </w:r>
-      <w:proofErr w:type="spellEnd"/>
-      <w:r>
-        <w:rPr>
-          <w:rFonts w:ascii="宋体" w:hAnsi="宋体" w:cs="宋体"/>
-          <w:b/>
-          <w:bCs/>
-          <w:kern w:val="0"/>
-          <w:sz w:val="24"/>
-        </w:rPr>
-        <w:t>()、</w:t>
-      </w:r>
-      <w:proofErr w:type="spellStart"/>
-      <w:r>
-        <w:rPr>
-          <w:rFonts w:ascii="宋体" w:hAnsi="宋体" w:cs="宋体"/>
-          <w:b/>
-          <w:bCs/>
-          <w:kern w:val="0"/>
-          <w:sz w:val="24"/>
-        </w:rPr>
-        <w:t>restore_from_recycle</w:t>
-      </w:r>
-      <w:proofErr w:type="spellEnd"/>
-      <w:r>
-        <w:rPr>
-          <w:rFonts w:ascii="宋体" w:hAnsi="宋体" w:cs="宋体"/>
-          <w:b/>
-          <w:bCs/>
-          <w:kern w:val="0"/>
-          <w:sz w:val="24"/>
-        </w:rPr>
-        <w:t>()、</w:t>
-      </w:r>
-      <w:proofErr w:type="spellStart"/>
-      <w:r>
-        <w:rPr>
-          <w:rFonts w:ascii="宋体" w:hAnsi="宋体" w:cs="宋体"/>
-          <w:b/>
-          <w:bCs/>
-          <w:kern w:val="0"/>
-          <w:sz w:val="24"/>
-        </w:rPr>
         <w:t>empty_recycle_bin</w:t>
       </w:r>
       <w:proofErr w:type="spellEnd"/>
@@ -15389,7 +15371,6 @@
           <w:kern w:val="0"/>
           <w:sz w:val="24"/>
         </w:rPr>
-        <w:lastRenderedPageBreak/>
         <w:t>典型函数：</w:t>
       </w:r>
     </w:p>
@@ -15414,6 +15395,7 @@
           <w:kern w:val="0"/>
           <w:sz w:val="24"/>
         </w:rPr>
+        <w:lastRenderedPageBreak/>
         <w:t>get_timestamp</w:t>
       </w:r>
       <w:proofErr w:type="spellEnd"/>
@@ -16332,18 +16314,7 @@
                 <w:kern w:val="0"/>
                 <w:sz w:val="24"/>
               </w:rPr>
-              <w:t>搜索统</w:t>
-            </w:r>
-            <w:r>
-              <w:rPr>
-                <w:rFonts w:ascii="宋体" w:hAnsi="宋体" w:cs="宋体"/>
-                <w:b/>
-                <w:bCs/>
-                <w:kern w:val="0"/>
-                <w:sz w:val="24"/>
-              </w:rPr>
-              <w:lastRenderedPageBreak/>
-              <w:t>计模块</w:t>
+              <w:t>搜索统计模块</w:t>
             </w:r>
           </w:p>
         </w:tc>
@@ -16367,17 +16338,16 @@
                 <w:kern w:val="0"/>
                 <w:sz w:val="24"/>
               </w:rPr>
+              <w:t>按文件名或内容搜索、统计文</w:t>
+            </w:r>
+            <w:r>
+              <w:rPr>
+                <w:rFonts w:ascii="宋体" w:hAnsi="宋体" w:cs="宋体"/>
+                <w:kern w:val="0"/>
+                <w:sz w:val="24"/>
+              </w:rPr>
               <w:lastRenderedPageBreak/>
-              <w:t>按文件名或内</w:t>
-            </w:r>
-            <w:r>
-              <w:rPr>
-                <w:rFonts w:ascii="宋体" w:hAnsi="宋体" w:cs="宋体"/>
-                <w:kern w:val="0"/>
-                <w:sz w:val="24"/>
-              </w:rPr>
-              <w:lastRenderedPageBreak/>
-              <w:t>容搜索、统计文件和目录信息</w:t>
+              <w:t>件和目录信息</w:t>
             </w:r>
           </w:p>
         </w:tc>
@@ -31929,6 +31899,7 @@
   <w:style w:type="character" w:default="1" w:styleId="a0">
     <w:name w:val="Default Paragraph Font"/>
     <w:uiPriority w:val="1"/>
+    <w:semiHidden/>
     <w:unhideWhenUsed/>
   </w:style>
   <w:style w:type="table" w:default="1" w:styleId="a1">
